--- a/templates_word/convocationaps.docx
+++ b/templates_word/convocationaps.docx
@@ -1,6 +1,6 @@
 
 <file path=word/document.xml><?xml version="1.0" encoding="utf-8"?>
-<w:document xmlns:wpc="http://schemas.microsoft.com/office/word/2010/wordprocessingCanvas" xmlns:cx="http://schemas.microsoft.com/office/drawing/2014/chartex" xmlns:cx1="http://schemas.microsoft.com/office/drawing/2015/9/8/chartex" xmlns:cx2="http://schemas.microsoft.com/office/drawing/2015/10/21/chartex" xmlns:cx3="http://schemas.microsoft.com/office/drawing/2016/5/9/chartex" xmlns:cx4="http://schemas.microsoft.com/office/drawing/2016/5/10/chartex" xmlns:cx5="http://schemas.microsoft.com/office/drawing/2016/5/11/chartex" xmlns:cx6="http://schemas.microsoft.com/office/drawing/2016/5/12/chartex" xmlns:cx7="http://schemas.microsoft.com/office/drawing/2016/5/13/chartex" xmlns:cx8="http://schemas.microsoft.com/office/drawing/2016/5/14/chartex" xmlns:mc="http://schemas.openxmlformats.org/markup-compatibility/2006" xmlns:aink="http://schemas.microsoft.com/office/drawing/2016/ink" xmlns:am3d="http://schemas.microsoft.com/office/drawing/2017/model3d" xmlns:o="urn:schemas-microsoft-com:office:office" xmlns:oel="http://schemas.microsoft.com/office/2019/extlst" xmlns:r="http://schemas.openxmlformats.org/officeDocument/2006/relationships" xmlns:m="http://schemas.openxmlformats.org/officeDocument/2006/math" xmlns:v="urn:schemas-microsoft-com:vml" xmlns:wp14="http://schemas.microsoft.com/office/word/2010/wordprocessingDrawing" xmlns:wp="http://schemas.openxmlformats.org/drawingml/2006/wordprocessingDrawing" xmlns:w10="urn:schemas-microsoft-com:office:word" xmlns:w="http://schemas.openxmlformats.org/wordprocessingml/2006/main" xmlns:w14="http://schemas.microsoft.com/office/word/2010/wordml" xmlns:w15="http://schemas.microsoft.com/office/word/2012/wordml" xmlns:w16cex="http://schemas.microsoft.com/office/word/2018/wordml/cex" xmlns:w16cid="http://schemas.microsoft.com/office/word/2016/wordml/cid" xmlns:w16="http://schemas.microsoft.com/office/word/2018/wordml" xmlns:w16du="http://schemas.microsoft.com/office/word/2023/wordml/word16du" xmlns:w16sdtdh="http://schemas.microsoft.com/office/word/2020/wordml/sdtdatahash" xmlns:w16sdtfl="http://schemas.microsoft.com/office/word/2024/wordml/sdtformatlock" xmlns:w16se="http://schemas.microsoft.com/office/word/2015/wordml/symex" xmlns:wpg="http://schemas.microsoft.com/office/word/2010/wordprocessingGroup" xmlns:wpi="http://schemas.microsoft.com/office/word/2010/wordprocessingInk" xmlns:wne="http://schemas.microsoft.com/office/word/2006/wordml" xmlns:wps="http://schemas.microsoft.com/office/word/2010/wordprocessingShape" mc:Ignorable="w14 w15 w16se w16cid w16 w16cex w16sdtdh w16sdtfl w16du wp14">
+<w:document xmlns:wpc="http://schemas.microsoft.com/office/word/2010/wordprocessingCanvas" xmlns:cx="http://schemas.microsoft.com/office/drawing/2014/chartex" xmlns:cx1="http://schemas.microsoft.com/office/drawing/2015/9/8/chartex" xmlns:cx2="http://schemas.microsoft.com/office/drawing/2015/10/21/chartex" xmlns:cx3="http://schemas.microsoft.com/office/drawing/2016/5/9/chartex" xmlns:cx4="http://schemas.microsoft.com/office/drawing/2016/5/10/chartex" xmlns:cx5="http://schemas.microsoft.com/office/drawing/2016/5/11/chartex" xmlns:cx6="http://schemas.microsoft.com/office/drawing/2016/5/12/chartex" xmlns:cx7="http://schemas.microsoft.com/office/drawing/2016/5/13/chartex" xmlns:cx8="http://schemas.microsoft.com/office/drawing/2016/5/14/chartex" xmlns:mc="http://schemas.openxmlformats.org/markup-compatibility/2006" xmlns:m="http://schemas.openxmlformats.org/officeDocument/2006/math" xmlns:aink="http://schemas.microsoft.com/office/drawing/2016/ink" xmlns:am3d="http://schemas.microsoft.com/office/drawing/2017/model3d" xmlns:oel="http://schemas.microsoft.com/office/2019/extlst" xmlns:r="http://schemas.openxmlformats.org/officeDocument/2006/relationships" xmlns:wp14="http://schemas.microsoft.com/office/word/2010/wordprocessingDrawing" xmlns:wp="http://schemas.openxmlformats.org/drawingml/2006/wordprocessingDrawing" xmlns:wpg="http://schemas.microsoft.com/office/word/2010/wordprocessingGroup" xmlns:wpi="http://schemas.microsoft.com/office/word/2010/wordprocessingInk" xmlns:wps="http://schemas.microsoft.com/office/word/2010/wordprocessingShape" xmlns:o="urn:schemas-microsoft-com:office:office" xmlns:v="urn:schemas-microsoft-com:vml" xmlns:w10="urn:schemas-microsoft-com:office:word" xmlns:w="http://schemas.openxmlformats.org/wordprocessingml/2006/main" xmlns:w14="http://schemas.microsoft.com/office/word/2010/wordml" xmlns:w15="http://schemas.microsoft.com/office/word/2012/wordml" xmlns:w16cei="http://schemas.microsoft.com/office/word/2026/wordml/cei" xmlns:w16cex="http://schemas.microsoft.com/office/word/2018/wordml/cex" xmlns:w16cid="http://schemas.microsoft.com/office/word/2016/wordml/cid" xmlns:w16="http://schemas.microsoft.com/office/word/2018/wordml" xmlns:w16sdtdh="http://schemas.microsoft.com/office/word/2020/wordml/sdtdatahash" xmlns:w16sdtfl="http://schemas.microsoft.com/office/word/2024/wordml/sdtformatlock" xmlns:w16se="http://schemas.microsoft.com/office/word/2015/wordml/symex" xmlns:w16du="http://schemas.microsoft.com/office/word/2023/wordml/word16du" xmlns:wne="http://schemas.microsoft.com/office/word/2006/wordml" mc:Ignorable="w14 w15 w16se w16cid w16 w16cex w16sdtdh w16sdtfl w16du wp14">
   <w:body>
     <w:p>
       <w:pPr>
@@ -68,69 +68,12 @@
         <w:spacing w:after="160"/>
         <w:jc w:val="center"/>
       </w:pPr>
-      <w:proofErr w:type="spellStart"/>
       <w:r>
         <w:rPr>
           <w:i/>
           <w:color w:val="4B5563"/>
         </w:rPr>
-        <w:t>Titre</w:t>
-      </w:r>
-      <w:proofErr w:type="spellEnd"/>
-      <w:r>
-        <w:rPr>
-          <w:i/>
-          <w:color w:val="4B5563"/>
-        </w:rPr>
-        <w:t xml:space="preserve"> à </w:t>
-      </w:r>
-      <w:proofErr w:type="spellStart"/>
-      <w:r>
-        <w:rPr>
-          <w:i/>
-          <w:color w:val="4B5563"/>
-        </w:rPr>
-        <w:t>Finalité</w:t>
-      </w:r>
-      <w:proofErr w:type="spellEnd"/>
-      <w:r>
-        <w:rPr>
-          <w:i/>
-          <w:color w:val="4B5563"/>
-        </w:rPr>
-        <w:t xml:space="preserve"> </w:t>
-      </w:r>
-      <w:proofErr w:type="spellStart"/>
-      <w:r>
-        <w:rPr>
-          <w:i/>
-          <w:color w:val="4B5563"/>
-        </w:rPr>
-        <w:t>Professionnelle</w:t>
-      </w:r>
-      <w:proofErr w:type="spellEnd"/>
-      <w:r>
-        <w:rPr>
-          <w:i/>
-          <w:color w:val="4B5563"/>
-        </w:rPr>
-        <w:t xml:space="preserve"> (TFP) - Agent de </w:t>
-      </w:r>
-      <w:proofErr w:type="spellStart"/>
-      <w:r>
-        <w:rPr>
-          <w:i/>
-          <w:color w:val="4B5563"/>
-        </w:rPr>
-        <w:t>Prévention</w:t>
-      </w:r>
-      <w:proofErr w:type="spellEnd"/>
-      <w:r>
-        <w:rPr>
-          <w:i/>
-          <w:color w:val="4B5563"/>
-        </w:rPr>
-        <w:t xml:space="preserve"> et de Sécurité</w:t>
+        <w:t>Titre à Finalité Professionnelle (TFP) - Agent de Prévention et de Sécurité</w:t>
       </w:r>
     </w:p>
     <w:p>
@@ -250,7 +193,6 @@
                 <w:szCs w:val="20"/>
               </w:rPr>
             </w:pPr>
-            <w:proofErr w:type="spellStart"/>
             <w:r>
               <w:rPr>
                 <w:b/>
@@ -258,7 +200,6 @@
               </w:rPr>
               <w:t>Apprenant</w:t>
             </w:r>
-            <w:proofErr w:type="spellEnd"/>
           </w:p>
         </w:tc>
         <w:tc>
@@ -284,41 +225,13 @@
                 <w:szCs w:val="20"/>
               </w:rPr>
             </w:pPr>
-            <w:proofErr w:type="gramStart"/>
             <w:r>
               <w:rPr>
                 <w:b/>
                 <w:color w:val="0033A0"/>
                 <w:szCs w:val="20"/>
               </w:rPr>
-              <w:t xml:space="preserve">{{ </w:t>
-            </w:r>
-            <w:proofErr w:type="spellStart"/>
-            <w:r>
-              <w:rPr>
-                <w:b/>
-                <w:color w:val="0033A0"/>
-                <w:szCs w:val="20"/>
-              </w:rPr>
-              <w:t>nom</w:t>
-            </w:r>
-            <w:proofErr w:type="gramEnd"/>
-            <w:r>
-              <w:rPr>
-                <w:b/>
-                <w:color w:val="0033A0"/>
-                <w:szCs w:val="20"/>
-              </w:rPr>
-              <w:t>_complet</w:t>
-            </w:r>
-            <w:proofErr w:type="spellEnd"/>
-            <w:r>
-              <w:rPr>
-                <w:b/>
-                <w:color w:val="0033A0"/>
-                <w:szCs w:val="20"/>
-              </w:rPr>
-              <w:t xml:space="preserve"> }}</w:t>
+              <w:t>{{ nom_complet }}</w:t>
             </w:r>
             <w:r>
               <w:rPr>
@@ -398,7 +311,6 @@
               </w:rPr>
               <w:t xml:space="preserve">Agent de </w:t>
             </w:r>
-            <w:proofErr w:type="spellStart"/>
             <w:r>
               <w:rPr>
                 <w:rFonts w:cs="Arial"/>
@@ -406,17 +318,7 @@
                 <w:bCs/>
                 <w:szCs w:val="20"/>
               </w:rPr>
-              <w:t>Prévention</w:t>
-            </w:r>
-            <w:proofErr w:type="spellEnd"/>
-            <w:r>
-              <w:rPr>
-                <w:rFonts w:cs="Arial"/>
-                <w:b/>
-                <w:bCs/>
-                <w:szCs w:val="20"/>
-              </w:rPr>
-              <w:t xml:space="preserve"> et de Sécurité (APS)</w:t>
+              <w:t>Prévention et de Sécurité (APS)</w:t>
             </w:r>
             <w:r>
               <w:rPr>
@@ -517,42 +419,12 @@
                 <w:szCs w:val="20"/>
               </w:rPr>
             </w:pPr>
-            <w:proofErr w:type="spellStart"/>
             <w:r>
               <w:rPr>
                 <w:szCs w:val="20"/>
               </w:rPr>
-              <w:t>Intégrale</w:t>
+              <w:t>Intégrale Academy - 54 chemin du Carreou - 83480 Puget-sur-Argens</w:t>
             </w:r>
-            <w:proofErr w:type="spellEnd"/>
-            <w:r>
-              <w:rPr>
-                <w:szCs w:val="20"/>
-              </w:rPr>
-              <w:t xml:space="preserve"> Academy - 54 chemin du </w:t>
-            </w:r>
-            <w:proofErr w:type="spellStart"/>
-            <w:r>
-              <w:rPr>
-                <w:szCs w:val="20"/>
-              </w:rPr>
-              <w:t>Carreou</w:t>
-            </w:r>
-            <w:proofErr w:type="spellEnd"/>
-            <w:r>
-              <w:rPr>
-                <w:szCs w:val="20"/>
-              </w:rPr>
-              <w:t xml:space="preserve"> - 83480 Puget-sur-</w:t>
-            </w:r>
-            <w:proofErr w:type="spellStart"/>
-            <w:r>
-              <w:rPr>
-                <w:szCs w:val="20"/>
-              </w:rPr>
-              <w:t>Argens</w:t>
-            </w:r>
-            <w:proofErr w:type="spellEnd"/>
           </w:p>
         </w:tc>
       </w:tr>
@@ -585,37 +457,12 @@
                 <w:szCs w:val="20"/>
               </w:rPr>
             </w:pPr>
-            <w:proofErr w:type="spellStart"/>
             <w:r>
               <w:rPr>
                 <w:b/>
                 <w:szCs w:val="20"/>
               </w:rPr>
-              <w:t>Modalités</w:t>
-            </w:r>
-            <w:proofErr w:type="spellEnd"/>
-            <w:r>
-              <w:rPr>
-                <w:b/>
-                <w:szCs w:val="20"/>
-              </w:rPr>
-              <w:t xml:space="preserve"> de </w:t>
-            </w:r>
-            <w:proofErr w:type="spellStart"/>
-            <w:r>
-              <w:rPr>
-                <w:b/>
-                <w:szCs w:val="20"/>
-              </w:rPr>
-              <w:t>suivi</w:t>
-            </w:r>
-            <w:proofErr w:type="spellEnd"/>
-            <w:r>
-              <w:rPr>
-                <w:b/>
-                <w:szCs w:val="20"/>
-              </w:rPr>
-              <w:t xml:space="preserve"> de la formation </w:t>
+              <w:t xml:space="preserve">Modalités de suivi de la formation </w:t>
             </w:r>
           </w:p>
         </w:tc>
@@ -642,33 +489,17 @@
                 <w:szCs w:val="20"/>
               </w:rPr>
             </w:pPr>
-            <w:proofErr w:type="spellStart"/>
             <w:r>
               <w:rPr>
                 <w:szCs w:val="20"/>
               </w:rPr>
               <w:t>Présentiel</w:t>
             </w:r>
-            <w:proofErr w:type="spellEnd"/>
             <w:r>
               <w:rPr>
                 <w:szCs w:val="20"/>
               </w:rPr>
-              <w:t xml:space="preserve"> + </w:t>
-            </w:r>
-            <w:proofErr w:type="spellStart"/>
-            <w:r>
-              <w:rPr>
-                <w:szCs w:val="20"/>
-              </w:rPr>
-              <w:t>Distanciel</w:t>
-            </w:r>
-            <w:proofErr w:type="spellEnd"/>
-            <w:r>
-              <w:rPr>
-                <w:szCs w:val="20"/>
-              </w:rPr>
-              <w:t xml:space="preserve"> </w:t>
+              <w:t xml:space="preserve"> + Distanciel </w:t>
             </w:r>
           </w:p>
         </w:tc>
@@ -684,62 +515,14 @@
           <w:b/>
           <w:color w:val="B88918"/>
         </w:rPr>
-        <w:t xml:space="preserve">Document </w:t>
-      </w:r>
-      <w:proofErr w:type="spellStart"/>
-      <w:r>
-        <w:rPr>
-          <w:b/>
-          <w:color w:val="B88918"/>
-        </w:rPr>
-        <w:t>officiel</w:t>
-      </w:r>
-      <w:proofErr w:type="spellEnd"/>
-      <w:r>
-        <w:rPr>
-          <w:b/>
-          <w:color w:val="B88918"/>
-        </w:rPr>
-        <w:t xml:space="preserve"> de convocation </w:t>
-      </w:r>
-      <w:proofErr w:type="spellStart"/>
-      <w:r>
-        <w:rPr>
-          <w:b/>
-          <w:color w:val="B88918"/>
-        </w:rPr>
-        <w:t>en</w:t>
-      </w:r>
-      <w:proofErr w:type="spellEnd"/>
-      <w:r>
-        <w:rPr>
-          <w:b/>
-          <w:color w:val="B88918"/>
-        </w:rPr>
-        <w:t xml:space="preserve"> formation A</w:t>
+        <w:t>Document officiel de convocation en formation A</w:t>
       </w:r>
       <w:r>
         <w:rPr>
           <w:b/>
           <w:color w:val="B88918"/>
         </w:rPr>
-        <w:t xml:space="preserve">gent de </w:t>
-      </w:r>
-      <w:proofErr w:type="spellStart"/>
-      <w:r>
-        <w:rPr>
-          <w:b/>
-          <w:color w:val="B88918"/>
-        </w:rPr>
-        <w:t>Prévention</w:t>
-      </w:r>
-      <w:proofErr w:type="spellEnd"/>
-      <w:r>
-        <w:rPr>
-          <w:b/>
-          <w:color w:val="B88918"/>
-        </w:rPr>
-        <w:t xml:space="preserve"> et de Sécurité (APS)</w:t>
+        <w:t>gent de Prévention et de Sécurité (APS)</w:t>
       </w:r>
     </w:p>
     <w:p>
@@ -848,7 +631,6 @@
                 <w:szCs w:val="20"/>
               </w:rPr>
             </w:pPr>
-            <w:proofErr w:type="gramStart"/>
             <w:r>
               <w:rPr>
                 <w:b/>
@@ -856,9 +638,8 @@
                 <w:sz w:val="24"/>
                 <w:szCs w:val="28"/>
               </w:rPr>
-              <w:t xml:space="preserve">{{ </w:t>
+              <w:t>{{ nom_complet }}</w:t>
             </w:r>
-            <w:proofErr w:type="spellStart"/>
             <w:r>
               <w:rPr>
                 <w:b/>
@@ -866,118 +647,15 @@
                 <w:sz w:val="24"/>
                 <w:szCs w:val="28"/>
               </w:rPr>
-              <w:t>nom</w:t>
+              <w:br/>
             </w:r>
-            <w:proofErr w:type="gramEnd"/>
             <w:r>
               <w:rPr>
-                <w:b/>
                 <w:color w:val="000000" w:themeColor="text1"/>
                 <w:sz w:val="24"/>
                 <w:szCs w:val="28"/>
               </w:rPr>
-              <w:t>_complet</w:t>
-            </w:r>
-            <w:proofErr w:type="spellEnd"/>
-            <w:r>
-              <w:rPr>
-                <w:b/>
-                <w:color w:val="000000" w:themeColor="text1"/>
-                <w:sz w:val="24"/>
-                <w:szCs w:val="28"/>
-              </w:rPr>
-              <w:t xml:space="preserve"> }}</w:t>
-            </w:r>
-            <w:r>
-              <w:rPr>
-                <w:b/>
-                <w:color w:val="000000" w:themeColor="text1"/>
-                <w:sz w:val="24"/>
-                <w:szCs w:val="28"/>
-              </w:rPr>
-              <w:br/>
-            </w:r>
-            <w:proofErr w:type="gramStart"/>
-            <w:r>
-              <w:rPr>
-                <w:color w:val="000000" w:themeColor="text1"/>
-                <w:sz w:val="24"/>
-                <w:szCs w:val="28"/>
-              </w:rPr>
-              <w:t xml:space="preserve">{{ </w:t>
-            </w:r>
-            <w:proofErr w:type="spellStart"/>
-            <w:r>
-              <w:rPr>
-                <w:color w:val="000000" w:themeColor="text1"/>
-                <w:sz w:val="24"/>
-                <w:szCs w:val="28"/>
-              </w:rPr>
-              <w:t>code</w:t>
-            </w:r>
-            <w:proofErr w:type="gramEnd"/>
-            <w:r>
-              <w:rPr>
-                <w:color w:val="000000" w:themeColor="text1"/>
-                <w:sz w:val="24"/>
-                <w:szCs w:val="28"/>
-              </w:rPr>
-              <w:t>_</w:t>
-            </w:r>
-            <w:proofErr w:type="gramStart"/>
-            <w:r>
-              <w:rPr>
-                <w:color w:val="000000" w:themeColor="text1"/>
-                <w:sz w:val="24"/>
-                <w:szCs w:val="28"/>
-              </w:rPr>
-              <w:t>postal</w:t>
-            </w:r>
-            <w:proofErr w:type="spellEnd"/>
-            <w:r>
-              <w:rPr>
-                <w:color w:val="000000" w:themeColor="text1"/>
-                <w:sz w:val="24"/>
-                <w:szCs w:val="28"/>
-              </w:rPr>
-              <w:t xml:space="preserve"> }</w:t>
-            </w:r>
-            <w:proofErr w:type="gramEnd"/>
-            <w:r>
-              <w:rPr>
-                <w:color w:val="000000" w:themeColor="text1"/>
-                <w:sz w:val="24"/>
-                <w:szCs w:val="28"/>
-              </w:rPr>
-              <w:t xml:space="preserve">} </w:t>
-            </w:r>
-            <w:proofErr w:type="gramStart"/>
-            <w:r>
-              <w:rPr>
-                <w:color w:val="000000" w:themeColor="text1"/>
-                <w:sz w:val="24"/>
-                <w:szCs w:val="28"/>
-              </w:rPr>
-              <w:t xml:space="preserve">{{ </w:t>
-            </w:r>
-            <w:proofErr w:type="spellStart"/>
-            <w:r>
-              <w:rPr>
-                <w:color w:val="000000" w:themeColor="text1"/>
-                <w:sz w:val="24"/>
-                <w:szCs w:val="28"/>
-              </w:rPr>
-              <w:t>ville</w:t>
-            </w:r>
-            <w:proofErr w:type="spellEnd"/>
-            <w:proofErr w:type="gramEnd"/>
-            <w:r>
-              <w:rPr>
-                <w:color w:val="000000" w:themeColor="text1"/>
-                <w:sz w:val="24"/>
-                <w:szCs w:val="28"/>
-              </w:rPr>
-              <w:t xml:space="preserve"> }}</w:t>
+              <w:t>{{ code_postal }} {{ ville }}</w:t>
             </w:r>
           </w:p>
         </w:tc>
@@ -992,59 +670,13 @@
           <w:szCs w:val="20"/>
         </w:rPr>
       </w:pPr>
-      <w:proofErr w:type="gramStart"/>
       <w:r>
         <w:rPr>
           <w:b/>
           <w:color w:val="000000" w:themeColor="text1"/>
           <w:szCs w:val="20"/>
         </w:rPr>
-        <w:t xml:space="preserve">{{ </w:t>
-      </w:r>
-      <w:proofErr w:type="spellStart"/>
-      <w:r>
-        <w:rPr>
-          <w:b/>
-          <w:color w:val="000000" w:themeColor="text1"/>
-          <w:szCs w:val="20"/>
-        </w:rPr>
-        <w:t>nom</w:t>
-      </w:r>
-      <w:proofErr w:type="gramEnd"/>
-      <w:r>
-        <w:rPr>
-          <w:b/>
-          <w:color w:val="000000" w:themeColor="text1"/>
-          <w:szCs w:val="20"/>
-        </w:rPr>
-        <w:t>_</w:t>
-      </w:r>
-      <w:proofErr w:type="gramStart"/>
-      <w:r>
-        <w:rPr>
-          <w:b/>
-          <w:color w:val="000000" w:themeColor="text1"/>
-          <w:szCs w:val="20"/>
-        </w:rPr>
-        <w:t>complet</w:t>
-      </w:r>
-      <w:proofErr w:type="spellEnd"/>
-      <w:r>
-        <w:rPr>
-          <w:b/>
-          <w:color w:val="000000" w:themeColor="text1"/>
-          <w:szCs w:val="20"/>
-        </w:rPr>
-        <w:t xml:space="preserve"> }</w:t>
-      </w:r>
-      <w:proofErr w:type="gramEnd"/>
-      <w:r>
-        <w:rPr>
-          <w:b/>
-          <w:color w:val="000000" w:themeColor="text1"/>
-          <w:szCs w:val="20"/>
-        </w:rPr>
-        <w:t>}</w:t>
+        <w:t>{{ nom_complet }}</w:t>
       </w:r>
       <w:r>
         <w:rPr>
@@ -1066,58 +698,8 @@
         <w:rPr>
           <w:szCs w:val="20"/>
         </w:rPr>
-        <w:t xml:space="preserve">Nous </w:t>
+        <w:t>Nous avons le plaisir de vous confirmer votre inscription en formation :</w:t>
       </w:r>
-      <w:proofErr w:type="spellStart"/>
-      <w:r>
-        <w:rPr>
-          <w:szCs w:val="20"/>
-        </w:rPr>
-        <w:t>avons</w:t>
-      </w:r>
-      <w:proofErr w:type="spellEnd"/>
-      <w:r>
-        <w:rPr>
-          <w:szCs w:val="20"/>
-        </w:rPr>
-        <w:t xml:space="preserve"> le plaisir de vous confirmer </w:t>
-      </w:r>
-      <w:proofErr w:type="spellStart"/>
-      <w:r>
-        <w:rPr>
-          <w:szCs w:val="20"/>
-        </w:rPr>
-        <w:t>votre</w:t>
-      </w:r>
-      <w:proofErr w:type="spellEnd"/>
-      <w:r>
-        <w:rPr>
-          <w:szCs w:val="20"/>
-        </w:rPr>
-        <w:t xml:space="preserve"> inscription </w:t>
-      </w:r>
-      <w:proofErr w:type="spellStart"/>
-      <w:r>
-        <w:rPr>
-          <w:szCs w:val="20"/>
-        </w:rPr>
-        <w:t>en</w:t>
-      </w:r>
-      <w:proofErr w:type="spellEnd"/>
-      <w:r>
-        <w:rPr>
-          <w:szCs w:val="20"/>
-        </w:rPr>
-        <w:t xml:space="preserve"> </w:t>
-      </w:r>
-      <w:proofErr w:type="gramStart"/>
-      <w:r>
-        <w:rPr>
-          <w:szCs w:val="20"/>
-        </w:rPr>
-        <w:t>formation :</w:t>
-      </w:r>
-      <w:proofErr w:type="gramEnd"/>
     </w:p>
     <w:p>
       <w:pPr>
@@ -1129,59 +711,13 @@
           <w:szCs w:val="20"/>
         </w:rPr>
       </w:pPr>
-      <w:proofErr w:type="spellStart"/>
       <w:r>
         <w:rPr>
           <w:b/>
           <w:i/>
           <w:szCs w:val="20"/>
         </w:rPr>
-        <w:t>Titre</w:t>
-      </w:r>
-      <w:proofErr w:type="spellEnd"/>
-      <w:r>
-        <w:rPr>
-          <w:b/>
-          <w:i/>
-          <w:szCs w:val="20"/>
-        </w:rPr>
-        <w:t xml:space="preserve"> à </w:t>
-      </w:r>
-      <w:proofErr w:type="spellStart"/>
-      <w:r>
-        <w:rPr>
-          <w:b/>
-          <w:i/>
-          <w:szCs w:val="20"/>
-        </w:rPr>
-        <w:t>Finalité</w:t>
-      </w:r>
-      <w:proofErr w:type="spellEnd"/>
-      <w:r>
-        <w:rPr>
-          <w:b/>
-          <w:i/>
-          <w:szCs w:val="20"/>
-        </w:rPr>
-        <w:t xml:space="preserve"> </w:t>
-      </w:r>
-      <w:proofErr w:type="spellStart"/>
-      <w:r>
-        <w:rPr>
-          <w:b/>
-          <w:i/>
-          <w:szCs w:val="20"/>
-        </w:rPr>
-        <w:t>Professionnelle</w:t>
-      </w:r>
-      <w:proofErr w:type="spellEnd"/>
-      <w:r>
-        <w:rPr>
-          <w:b/>
-          <w:i/>
-          <w:szCs w:val="20"/>
-        </w:rPr>
-        <w:t xml:space="preserve"> (TFP) </w:t>
+        <w:t xml:space="preserve">Titre à Finalité Professionnelle (TFP) </w:t>
       </w:r>
       <w:r>
         <w:rPr>
@@ -1189,25 +725,7 @@
           <w:i/>
           <w:szCs w:val="20"/>
         </w:rPr>
-        <w:t xml:space="preserve">Agent de </w:t>
-      </w:r>
-      <w:proofErr w:type="spellStart"/>
-      <w:r>
-        <w:rPr>
-          <w:b/>
-          <w:i/>
-          <w:szCs w:val="20"/>
-        </w:rPr>
-        <w:t>Prévention</w:t>
-      </w:r>
-      <w:proofErr w:type="spellEnd"/>
-      <w:r>
-        <w:rPr>
-          <w:b/>
-          <w:i/>
-          <w:szCs w:val="20"/>
-        </w:rPr>
-        <w:t xml:space="preserve"> et de Sécurité (APS)</w:t>
+        <w:t>Agent de Prévention et de Sécurité (APS)</w:t>
       </w:r>
     </w:p>
     <w:p>
@@ -1229,7 +747,6 @@
           <w:szCs w:val="20"/>
         </w:rPr>
       </w:pPr>
-      <w:proofErr w:type="spellStart"/>
       <w:r>
         <w:rPr>
           <w:rFonts w:cs="Arial"/>
@@ -1237,37 +754,7 @@
           <w:bCs/>
           <w:szCs w:val="20"/>
         </w:rPr>
-        <w:t>Votre</w:t>
-      </w:r>
-      <w:proofErr w:type="spellEnd"/>
-      <w:r>
-        <w:rPr>
-          <w:rFonts w:cs="Arial"/>
-          <w:b/>
-          <w:bCs/>
-          <w:szCs w:val="20"/>
-        </w:rPr>
-        <w:t xml:space="preserve"> formation se </w:t>
-      </w:r>
-      <w:proofErr w:type="spellStart"/>
-      <w:r>
-        <w:rPr>
-          <w:rFonts w:cs="Arial"/>
-          <w:b/>
-          <w:bCs/>
-          <w:szCs w:val="20"/>
-        </w:rPr>
-        <w:t>déroulera</w:t>
-      </w:r>
-      <w:proofErr w:type="spellEnd"/>
-      <w:r>
-        <w:rPr>
-          <w:rFonts w:cs="Arial"/>
-          <w:b/>
-          <w:bCs/>
-          <w:szCs w:val="20"/>
-        </w:rPr>
-        <w:t xml:space="preserve"> du</w:t>
+        <w:t>Votre formation se déroulera du</w:t>
       </w:r>
       <w:r>
         <w:rPr>
@@ -1278,53 +765,12 @@
         </w:rPr>
         <w:t xml:space="preserve"> </w:t>
       </w:r>
-      <w:proofErr w:type="gramStart"/>
       <w:r>
         <w:rPr>
           <w:b/>
           <w:bCs/>
         </w:rPr>
-        <w:t xml:space="preserve">{{ </w:t>
-      </w:r>
-      <w:proofErr w:type="spellStart"/>
-      <w:r>
-        <w:rPr>
-          <w:b/>
-          <w:bCs/>
-        </w:rPr>
-        <w:t>periode</w:t>
-      </w:r>
-      <w:proofErr w:type="gramEnd"/>
-      <w:r>
-        <w:rPr>
-          <w:b/>
-          <w:bCs/>
-        </w:rPr>
-        <w:t>_</w:t>
-      </w:r>
-      <w:proofErr w:type="gramStart"/>
-      <w:r>
-        <w:rPr>
-          <w:b/>
-          <w:bCs/>
-        </w:rPr>
-        <w:t>formation</w:t>
-      </w:r>
-      <w:proofErr w:type="spellEnd"/>
-      <w:r>
-        <w:rPr>
-          <w:b/>
-          <w:bCs/>
-        </w:rPr>
-        <w:t xml:space="preserve"> }</w:t>
-      </w:r>
-      <w:proofErr w:type="gramEnd"/>
-      <w:r>
-        <w:rPr>
-          <w:b/>
-          <w:bCs/>
-        </w:rPr>
-        <w:t>}</w:t>
+        <w:t>{{ periode_formation }}</w:t>
       </w:r>
       <w:r>
         <w:rPr>
@@ -1347,87 +793,21 @@
           <w:rFonts w:cs="Arial"/>
           <w:szCs w:val="20"/>
         </w:rPr>
-        <w:t xml:space="preserve">Nous vous </w:t>
+        <w:t>Nous vous remercions de bien vouloir</w:t>
       </w:r>
-      <w:proofErr w:type="spellStart"/>
       <w:r>
         <w:rPr>
           <w:rFonts w:cs="Arial"/>
           <w:szCs w:val="20"/>
         </w:rPr>
-        <w:t>remercions</w:t>
+        <w:t xml:space="preserve"> vous présenter</w:t>
       </w:r>
-      <w:proofErr w:type="spellEnd"/>
       <w:r>
         <w:rPr>
           <w:rFonts w:cs="Arial"/>
           <w:szCs w:val="20"/>
         </w:rPr>
-        <w:t xml:space="preserve"> de bien </w:t>
-      </w:r>
-      <w:proofErr w:type="spellStart"/>
-      <w:r>
-        <w:rPr>
-          <w:rFonts w:cs="Arial"/>
-          <w:szCs w:val="20"/>
-        </w:rPr>
-        <w:t>vouloir</w:t>
-      </w:r>
-      <w:proofErr w:type="spellEnd"/>
-      <w:r>
-        <w:rPr>
-          <w:rFonts w:cs="Arial"/>
-          <w:szCs w:val="20"/>
-        </w:rPr>
-        <w:t xml:space="preserve"> au jour, lieu et </w:t>
-      </w:r>
-      <w:proofErr w:type="spellStart"/>
-      <w:r>
-        <w:rPr>
-          <w:rFonts w:cs="Arial"/>
-          <w:szCs w:val="20"/>
-        </w:rPr>
-        <w:t>horaires</w:t>
-      </w:r>
-      <w:proofErr w:type="spellEnd"/>
-      <w:r>
-        <w:rPr>
-          <w:rFonts w:cs="Arial"/>
-          <w:szCs w:val="20"/>
-        </w:rPr>
-        <w:t xml:space="preserve"> </w:t>
-      </w:r>
-      <w:proofErr w:type="spellStart"/>
-      <w:r>
-        <w:rPr>
-          <w:rFonts w:cs="Arial"/>
-          <w:szCs w:val="20"/>
-        </w:rPr>
-        <w:t>indiqués</w:t>
-      </w:r>
-      <w:proofErr w:type="spellEnd"/>
-      <w:r>
-        <w:rPr>
-          <w:rFonts w:cs="Arial"/>
-          <w:szCs w:val="20"/>
-        </w:rPr>
-        <w:t xml:space="preserve"> ci-</w:t>
-      </w:r>
-      <w:proofErr w:type="gramStart"/>
-      <w:r>
-        <w:rPr>
-          <w:rFonts w:cs="Arial"/>
-          <w:szCs w:val="20"/>
-        </w:rPr>
-        <w:t>dessous :</w:t>
-      </w:r>
-      <w:proofErr w:type="gramEnd"/>
-      <w:r>
-        <w:rPr>
-          <w:rFonts w:cs="Arial"/>
-          <w:szCs w:val="20"/>
-        </w:rPr>
-        <w:t xml:space="preserve"> </w:t>
+        <w:t xml:space="preserve"> au jour, lieu et horaires indiqués ci-dessous : </w:t>
       </w:r>
     </w:p>
     <w:tbl>
@@ -1471,7 +851,6 @@
                 <w:szCs w:val="20"/>
               </w:rPr>
             </w:pPr>
-            <w:proofErr w:type="spellStart"/>
             <w:r>
               <w:rPr>
                 <w:b/>
@@ -1479,7 +858,6 @@
               </w:rPr>
               <w:t>Intitulé</w:t>
             </w:r>
-            <w:proofErr w:type="spellEnd"/>
           </w:p>
         </w:tc>
         <w:tc>
@@ -1518,23 +896,7 @@
                 <w:b/>
                 <w:szCs w:val="20"/>
               </w:rPr>
-              <w:t xml:space="preserve"> et </w:t>
-            </w:r>
-            <w:proofErr w:type="spellStart"/>
-            <w:r>
-              <w:rPr>
-                <w:b/>
-                <w:szCs w:val="20"/>
-              </w:rPr>
-              <w:t>heure</w:t>
-            </w:r>
-            <w:proofErr w:type="spellEnd"/>
-            <w:r>
-              <w:rPr>
-                <w:b/>
-                <w:szCs w:val="20"/>
-              </w:rPr>
-              <w:t xml:space="preserve"> de convocation</w:t>
+              <w:t xml:space="preserve"> et heure de convocation</w:t>
             </w:r>
           </w:p>
         </w:tc>
@@ -1641,27 +1003,7 @@
                 <w:bCs/>
                 <w:szCs w:val="20"/>
               </w:rPr>
-              <w:t xml:space="preserve">Formation Agent de </w:t>
-            </w:r>
-            <w:proofErr w:type="spellStart"/>
-            <w:r>
-              <w:rPr>
-                <w:rFonts w:cs="Arial"/>
-                <w:b/>
-                <w:bCs/>
-                <w:szCs w:val="20"/>
-              </w:rPr>
-              <w:t>Prévention</w:t>
-            </w:r>
-            <w:proofErr w:type="spellEnd"/>
-            <w:r>
-              <w:rPr>
-                <w:rFonts w:cs="Arial"/>
-                <w:b/>
-                <w:bCs/>
-                <w:szCs w:val="20"/>
-              </w:rPr>
-              <w:t xml:space="preserve"> et de Sécurité</w:t>
+              <w:t>Formation Agent de Prévention et de Sécurité</w:t>
             </w:r>
           </w:p>
         </w:tc>
@@ -1690,7 +1032,6 @@
                 <w:szCs w:val="20"/>
               </w:rPr>
             </w:pPr>
-            <w:proofErr w:type="gramStart"/>
             <w:r>
               <w:rPr>
                 <w:rFonts w:eastAsiaTheme="minorEastAsia" w:cs="Arial"/>
@@ -1698,57 +1039,7 @@
                 <w:szCs w:val="20"/>
                 <w:lang w:val="fr-FR"/>
               </w:rPr>
-              <w:t xml:space="preserve">{{ </w:t>
-            </w:r>
-            <w:proofErr w:type="spellStart"/>
-            <w:r>
-              <w:rPr>
-                <w:rFonts w:eastAsiaTheme="minorEastAsia" w:cs="Arial"/>
-                <w:color w:val="auto"/>
-                <w:szCs w:val="20"/>
-                <w:lang w:val="fr-FR"/>
-              </w:rPr>
-              <w:t>date</w:t>
-            </w:r>
-            <w:proofErr w:type="gramEnd"/>
-            <w:r>
-              <w:rPr>
-                <w:rFonts w:eastAsiaTheme="minorEastAsia" w:cs="Arial"/>
-                <w:color w:val="auto"/>
-                <w:szCs w:val="20"/>
-                <w:lang w:val="fr-FR"/>
-              </w:rPr>
-              <w:t>_debut_</w:t>
-            </w:r>
-            <w:proofErr w:type="gramStart"/>
-            <w:r>
-              <w:rPr>
-                <w:rFonts w:eastAsiaTheme="minorEastAsia" w:cs="Arial"/>
-                <w:color w:val="auto"/>
-                <w:szCs w:val="20"/>
-                <w:lang w:val="fr-FR"/>
-              </w:rPr>
-              <w:t>formation</w:t>
-            </w:r>
-            <w:proofErr w:type="spellEnd"/>
-            <w:r>
-              <w:rPr>
-                <w:rFonts w:eastAsiaTheme="minorEastAsia" w:cs="Arial"/>
-                <w:color w:val="auto"/>
-                <w:szCs w:val="20"/>
-                <w:lang w:val="fr-FR"/>
-              </w:rPr>
-              <w:t xml:space="preserve"> }</w:t>
-            </w:r>
-            <w:proofErr w:type="gramEnd"/>
-            <w:r>
-              <w:rPr>
-                <w:rFonts w:eastAsiaTheme="minorEastAsia" w:cs="Arial"/>
-                <w:color w:val="auto"/>
-                <w:szCs w:val="20"/>
-                <w:lang w:val="fr-FR"/>
-              </w:rPr>
-              <w:t>}</w:t>
+              <w:t>{{ date_debut_formation }}</w:t>
             </w:r>
             <w:r>
               <w:rPr>
@@ -1803,17 +1094,15 @@
                 <w:rFonts w:cs="Arial"/>
                 <w:szCs w:val="20"/>
               </w:rPr>
-              <w:t xml:space="preserve">328 </w:t>
+              <w:t>175</w:t>
             </w:r>
-            <w:proofErr w:type="spellStart"/>
             <w:r>
               <w:rPr>
                 <w:rFonts w:cs="Arial"/>
                 <w:szCs w:val="20"/>
               </w:rPr>
-              <w:t>heures</w:t>
+              <w:t xml:space="preserve"> heures</w:t>
             </w:r>
-            <w:proofErr w:type="spellEnd"/>
           </w:p>
         </w:tc>
         <w:tc>
@@ -1842,21 +1131,12 @@
                 <w:szCs w:val="20"/>
               </w:rPr>
             </w:pPr>
-            <w:proofErr w:type="spellStart"/>
             <w:r>
               <w:rPr>
                 <w:rFonts w:cs="Arial"/>
                 <w:szCs w:val="20"/>
               </w:rPr>
-              <w:t>Intégrale</w:t>
-            </w:r>
-            <w:proofErr w:type="spellEnd"/>
-            <w:r>
-              <w:rPr>
-                <w:rFonts w:cs="Arial"/>
-                <w:szCs w:val="20"/>
-              </w:rPr>
-              <w:t xml:space="preserve"> Academy</w:t>
+              <w:t>Intégrale Academy</w:t>
             </w:r>
           </w:p>
           <w:p>
@@ -1873,17 +1153,8 @@
                 <w:rFonts w:cs="Arial"/>
                 <w:szCs w:val="20"/>
               </w:rPr>
-              <w:t xml:space="preserve">54 chemin du </w:t>
+              <w:t>54 chemin du Carreou</w:t>
             </w:r>
-            <w:proofErr w:type="spellStart"/>
-            <w:r>
-              <w:rPr>
-                <w:rFonts w:cs="Arial"/>
-                <w:szCs w:val="20"/>
-              </w:rPr>
-              <w:t>Carreou</w:t>
-            </w:r>
-            <w:proofErr w:type="spellEnd"/>
           </w:p>
           <w:p>
             <w:pPr>
@@ -1936,23 +1207,13 @@
         </w:rPr>
         <w:fldChar w:fldCharType="separate"/>
       </w:r>
-      <w:proofErr w:type="gramStart"/>
       <w:r>
         <w:rPr>
           <w:rFonts w:cs="Arial"/>
           <w:color w:val="FFFFFF"/>
           <w:szCs w:val="20"/>
         </w:rPr>
-        <w:t>[:AFs</w:t>
-      </w:r>
-      <w:proofErr w:type="gramEnd"/>
-      <w:r>
-        <w:rPr>
-          <w:rFonts w:cs="Arial"/>
-          <w:color w:val="FFFFFF"/>
-          <w:szCs w:val="20"/>
-        </w:rPr>
-        <w:t>]</w:t>
+        <w:t>[:AFs]</w:t>
       </w:r>
       <w:r>
         <w:rPr>
@@ -1981,227 +1242,7 @@
           <w:bCs/>
           <w:szCs w:val="20"/>
         </w:rPr>
-        <w:t xml:space="preserve">En </w:t>
-      </w:r>
-      <w:proofErr w:type="spellStart"/>
-      <w:r>
-        <w:rPr>
-          <w:rFonts w:cs="Arial"/>
-          <w:b/>
-          <w:bCs/>
-          <w:szCs w:val="20"/>
-        </w:rPr>
-        <w:t>cas</w:t>
-      </w:r>
-      <w:proofErr w:type="spellEnd"/>
-      <w:r>
-        <w:rPr>
-          <w:rFonts w:cs="Arial"/>
-          <w:b/>
-          <w:bCs/>
-          <w:szCs w:val="20"/>
-        </w:rPr>
-        <w:t xml:space="preserve"> </w:t>
-      </w:r>
-      <w:proofErr w:type="spellStart"/>
-      <w:r>
-        <w:rPr>
-          <w:rFonts w:cs="Arial"/>
-          <w:b/>
-          <w:bCs/>
-          <w:szCs w:val="20"/>
-        </w:rPr>
-        <w:t>d’indisponibilité</w:t>
-      </w:r>
-      <w:proofErr w:type="spellEnd"/>
-      <w:r>
-        <w:rPr>
-          <w:rFonts w:cs="Arial"/>
-          <w:b/>
-          <w:bCs/>
-          <w:szCs w:val="20"/>
-        </w:rPr>
-        <w:t xml:space="preserve"> </w:t>
-      </w:r>
-      <w:proofErr w:type="spellStart"/>
-      <w:r>
-        <w:rPr>
-          <w:rFonts w:cs="Arial"/>
-          <w:b/>
-          <w:bCs/>
-          <w:szCs w:val="20"/>
-        </w:rPr>
-        <w:t>ou</w:t>
-      </w:r>
-      <w:proofErr w:type="spellEnd"/>
-      <w:r>
-        <w:rPr>
-          <w:rFonts w:cs="Arial"/>
-          <w:b/>
-          <w:bCs/>
-          <w:szCs w:val="20"/>
-        </w:rPr>
-        <w:t xml:space="preserve"> de </w:t>
-      </w:r>
-      <w:proofErr w:type="spellStart"/>
-      <w:r>
-        <w:rPr>
-          <w:rFonts w:cs="Arial"/>
-          <w:b/>
-          <w:bCs/>
-          <w:szCs w:val="20"/>
-        </w:rPr>
-        <w:t>renoncement</w:t>
-      </w:r>
-      <w:proofErr w:type="spellEnd"/>
-      <w:r>
-        <w:rPr>
-          <w:rFonts w:cs="Arial"/>
-          <w:b/>
-          <w:bCs/>
-          <w:szCs w:val="20"/>
-        </w:rPr>
-        <w:t xml:space="preserve">, nous vous </w:t>
-      </w:r>
-      <w:proofErr w:type="spellStart"/>
-      <w:r>
-        <w:rPr>
-          <w:rFonts w:cs="Arial"/>
-          <w:b/>
-          <w:bCs/>
-          <w:szCs w:val="20"/>
-        </w:rPr>
-        <w:t>remercions</w:t>
-      </w:r>
-      <w:proofErr w:type="spellEnd"/>
-      <w:r>
-        <w:rPr>
-          <w:rFonts w:cs="Arial"/>
-          <w:b/>
-          <w:bCs/>
-          <w:szCs w:val="20"/>
-        </w:rPr>
-        <w:t xml:space="preserve"> de bien </w:t>
-      </w:r>
-      <w:proofErr w:type="spellStart"/>
-      <w:r>
-        <w:rPr>
-          <w:rFonts w:cs="Arial"/>
-          <w:b/>
-          <w:bCs/>
-          <w:szCs w:val="20"/>
-        </w:rPr>
-        <w:t>vouloir</w:t>
-      </w:r>
-      <w:proofErr w:type="spellEnd"/>
-      <w:r>
-        <w:rPr>
-          <w:rFonts w:cs="Arial"/>
-          <w:b/>
-          <w:bCs/>
-          <w:szCs w:val="20"/>
-        </w:rPr>
-        <w:t xml:space="preserve"> nous </w:t>
-      </w:r>
-      <w:proofErr w:type="spellStart"/>
-      <w:r>
-        <w:rPr>
-          <w:rFonts w:cs="Arial"/>
-          <w:b/>
-          <w:bCs/>
-          <w:szCs w:val="20"/>
-        </w:rPr>
-        <w:t>avertir</w:t>
-      </w:r>
-      <w:proofErr w:type="spellEnd"/>
-      <w:r>
-        <w:rPr>
-          <w:rFonts w:cs="Arial"/>
-          <w:b/>
-          <w:bCs/>
-          <w:szCs w:val="20"/>
-        </w:rPr>
-        <w:t xml:space="preserve"> </w:t>
-      </w:r>
-      <w:proofErr w:type="spellStart"/>
-      <w:r>
-        <w:rPr>
-          <w:rFonts w:cs="Arial"/>
-          <w:b/>
-          <w:bCs/>
-          <w:szCs w:val="20"/>
-        </w:rPr>
-        <w:t>dès</w:t>
-      </w:r>
-      <w:proofErr w:type="spellEnd"/>
-      <w:r>
-        <w:rPr>
-          <w:rFonts w:cs="Arial"/>
-          <w:b/>
-          <w:bCs/>
-          <w:szCs w:val="20"/>
-        </w:rPr>
-        <w:t xml:space="preserve"> </w:t>
-      </w:r>
-      <w:proofErr w:type="spellStart"/>
-      <w:r>
-        <w:rPr>
-          <w:rFonts w:cs="Arial"/>
-          <w:b/>
-          <w:bCs/>
-          <w:szCs w:val="20"/>
-        </w:rPr>
-        <w:t>que</w:t>
-      </w:r>
-      <w:proofErr w:type="spellEnd"/>
-      <w:r>
-        <w:rPr>
-          <w:rFonts w:cs="Arial"/>
-          <w:b/>
-          <w:bCs/>
-          <w:szCs w:val="20"/>
-        </w:rPr>
-        <w:t xml:space="preserve"> possible par </w:t>
-      </w:r>
-      <w:proofErr w:type="spellStart"/>
-      <w:r>
-        <w:rPr>
-          <w:rFonts w:cs="Arial"/>
-          <w:b/>
-          <w:bCs/>
-          <w:szCs w:val="20"/>
-        </w:rPr>
-        <w:t>téléphone</w:t>
-      </w:r>
-      <w:proofErr w:type="spellEnd"/>
-      <w:r>
-        <w:rPr>
-          <w:rFonts w:cs="Arial"/>
-          <w:b/>
-          <w:bCs/>
-          <w:szCs w:val="20"/>
-        </w:rPr>
-        <w:t xml:space="preserve"> au 04 22 47 07 68 </w:t>
-      </w:r>
-      <w:proofErr w:type="spellStart"/>
-      <w:r>
-        <w:rPr>
-          <w:rFonts w:cs="Arial"/>
-          <w:b/>
-          <w:bCs/>
-          <w:szCs w:val="20"/>
-        </w:rPr>
-        <w:t>ou</w:t>
-      </w:r>
-      <w:proofErr w:type="spellEnd"/>
-      <w:r>
-        <w:rPr>
-          <w:rFonts w:cs="Arial"/>
-          <w:b/>
-          <w:bCs/>
-          <w:szCs w:val="20"/>
-        </w:rPr>
-        <w:t xml:space="preserve"> par email à ecole@integraleacademy.com.</w:t>
+        <w:t>En cas d’indisponibilité ou de renoncement, nous vous remercions de bien vouloir nous avertir dès que possible par téléphone au 04 22 47 07 68 ou par email à ecole@integraleacademy.com.</w:t>
       </w:r>
     </w:p>
     <w:p>
@@ -2218,151 +1259,7 @@
           <w:rFonts w:cs="Arial"/>
           <w:szCs w:val="20"/>
         </w:rPr>
-        <w:t xml:space="preserve">Nous </w:t>
-      </w:r>
-      <w:proofErr w:type="spellStart"/>
-      <w:r>
-        <w:rPr>
-          <w:rFonts w:cs="Arial"/>
-          <w:szCs w:val="20"/>
-        </w:rPr>
-        <w:t>restons</w:t>
-      </w:r>
-      <w:proofErr w:type="spellEnd"/>
-      <w:r>
-        <w:rPr>
-          <w:rFonts w:cs="Arial"/>
-          <w:szCs w:val="20"/>
-        </w:rPr>
-        <w:t xml:space="preserve"> à </w:t>
-      </w:r>
-      <w:proofErr w:type="spellStart"/>
-      <w:r>
-        <w:rPr>
-          <w:rFonts w:cs="Arial"/>
-          <w:szCs w:val="20"/>
-        </w:rPr>
-        <w:t>votre</w:t>
-      </w:r>
-      <w:proofErr w:type="spellEnd"/>
-      <w:r>
-        <w:rPr>
-          <w:rFonts w:cs="Arial"/>
-          <w:szCs w:val="20"/>
-        </w:rPr>
-        <w:t xml:space="preserve"> disposition pour tout </w:t>
-      </w:r>
-      <w:proofErr w:type="spellStart"/>
-      <w:r>
-        <w:rPr>
-          <w:rFonts w:cs="Arial"/>
-          <w:szCs w:val="20"/>
-        </w:rPr>
-        <w:t>renseignement</w:t>
-      </w:r>
-      <w:proofErr w:type="spellEnd"/>
-      <w:r>
-        <w:rPr>
-          <w:rFonts w:cs="Arial"/>
-          <w:szCs w:val="20"/>
-        </w:rPr>
-        <w:t xml:space="preserve"> </w:t>
-      </w:r>
-      <w:proofErr w:type="spellStart"/>
-      <w:r>
-        <w:rPr>
-          <w:rFonts w:cs="Arial"/>
-          <w:szCs w:val="20"/>
-        </w:rPr>
-        <w:t>complémentaire</w:t>
-      </w:r>
-      <w:proofErr w:type="spellEnd"/>
-      <w:r>
-        <w:rPr>
-          <w:rFonts w:cs="Arial"/>
-          <w:szCs w:val="20"/>
-        </w:rPr>
-        <w:t xml:space="preserve"> et vous prions de </w:t>
-      </w:r>
-      <w:proofErr w:type="spellStart"/>
-      <w:r>
-        <w:rPr>
-          <w:rFonts w:cs="Arial"/>
-          <w:szCs w:val="20"/>
-        </w:rPr>
-        <w:t>croire</w:t>
-      </w:r>
-      <w:proofErr w:type="spellEnd"/>
-      <w:r>
-        <w:rPr>
-          <w:rFonts w:cs="Arial"/>
-          <w:szCs w:val="20"/>
-        </w:rPr>
-        <w:t xml:space="preserve"> </w:t>
-      </w:r>
-      <w:proofErr w:type="spellStart"/>
-      <w:r>
-        <w:rPr>
-          <w:rFonts w:cs="Arial"/>
-          <w:szCs w:val="20"/>
-        </w:rPr>
-        <w:t>en</w:t>
-      </w:r>
-      <w:proofErr w:type="spellEnd"/>
-      <w:r>
-        <w:rPr>
-          <w:rFonts w:cs="Arial"/>
-          <w:szCs w:val="20"/>
-        </w:rPr>
-        <w:t xml:space="preserve"> </w:t>
-      </w:r>
-      <w:proofErr w:type="spellStart"/>
-      <w:r>
-        <w:rPr>
-          <w:rFonts w:cs="Arial"/>
-          <w:szCs w:val="20"/>
-        </w:rPr>
-        <w:t>l’expression</w:t>
-      </w:r>
-      <w:proofErr w:type="spellEnd"/>
-      <w:r>
-        <w:rPr>
-          <w:rFonts w:cs="Arial"/>
-          <w:szCs w:val="20"/>
-        </w:rPr>
-        <w:t xml:space="preserve"> de </w:t>
-      </w:r>
-      <w:proofErr w:type="spellStart"/>
-      <w:r>
-        <w:rPr>
-          <w:rFonts w:cs="Arial"/>
-          <w:szCs w:val="20"/>
-        </w:rPr>
-        <w:t>nos</w:t>
-      </w:r>
-      <w:proofErr w:type="spellEnd"/>
-      <w:r>
-        <w:rPr>
-          <w:rFonts w:cs="Arial"/>
-          <w:szCs w:val="20"/>
-        </w:rPr>
-        <w:t xml:space="preserve"> salutations </w:t>
-      </w:r>
-      <w:proofErr w:type="spellStart"/>
-      <w:r>
-        <w:rPr>
-          <w:rFonts w:cs="Arial"/>
-          <w:szCs w:val="20"/>
-        </w:rPr>
-        <w:t>distinguées</w:t>
-      </w:r>
-      <w:proofErr w:type="spellEnd"/>
-      <w:r>
-        <w:rPr>
-          <w:rFonts w:cs="Arial"/>
-          <w:szCs w:val="20"/>
-        </w:rPr>
-        <w:t>.</w:t>
+        <w:t>Nous restons à votre disposition pour tout renseignement complémentaire et vous prions de croire en l’expression de nos salutations distinguées.</w:t>
       </w:r>
     </w:p>
     <w:p>
@@ -2400,7 +1297,6 @@
         </w:rPr>
         <w:t xml:space="preserve"> </w:t>
       </w:r>
-      <w:proofErr w:type="gramStart"/>
       <w:r>
         <w:rPr>
           <w:rFonts w:eastAsiaTheme="minorEastAsia" w:cs="Arial"/>
@@ -2410,67 +1306,7 @@
           <w:szCs w:val="20"/>
           <w:lang w:val="fr-FR"/>
         </w:rPr>
-        <w:t xml:space="preserve">{{ </w:t>
-      </w:r>
-      <w:proofErr w:type="spellStart"/>
-      <w:r>
-        <w:rPr>
-          <w:rFonts w:eastAsiaTheme="minorEastAsia" w:cs="Arial"/>
-          <w:b/>
-          <w:bCs/>
-          <w:color w:val="auto"/>
-          <w:szCs w:val="20"/>
-          <w:lang w:val="fr-FR"/>
-        </w:rPr>
-        <w:t>date</w:t>
-      </w:r>
-      <w:proofErr w:type="gramEnd"/>
-      <w:r>
-        <w:rPr>
-          <w:rFonts w:eastAsiaTheme="minorEastAsia" w:cs="Arial"/>
-          <w:b/>
-          <w:bCs/>
-          <w:color w:val="auto"/>
-          <w:szCs w:val="20"/>
-          <w:lang w:val="fr-FR"/>
-        </w:rPr>
-        <w:t>_</w:t>
-      </w:r>
-      <w:proofErr w:type="gramStart"/>
-      <w:r>
-        <w:rPr>
-          <w:rFonts w:eastAsiaTheme="minorEastAsia" w:cs="Arial"/>
-          <w:b/>
-          <w:bCs/>
-          <w:color w:val="auto"/>
-          <w:szCs w:val="20"/>
-          <w:lang w:val="fr-FR"/>
-        </w:rPr>
-        <w:t>jour</w:t>
-      </w:r>
-      <w:proofErr w:type="spellEnd"/>
-      <w:r>
-        <w:rPr>
-          <w:rFonts w:eastAsiaTheme="minorEastAsia" w:cs="Arial"/>
-          <w:b/>
-          <w:bCs/>
-          <w:color w:val="auto"/>
-          <w:szCs w:val="20"/>
-          <w:lang w:val="fr-FR"/>
-        </w:rPr>
-        <w:t xml:space="preserve"> }</w:t>
-      </w:r>
-      <w:proofErr w:type="gramEnd"/>
-      <w:r>
-        <w:rPr>
-          <w:rFonts w:eastAsiaTheme="minorEastAsia" w:cs="Arial"/>
-          <w:b/>
-          <w:bCs/>
-          <w:color w:val="auto"/>
-          <w:szCs w:val="20"/>
-          <w:lang w:val="fr-FR"/>
-        </w:rPr>
-        <w:t>}</w:t>
+        <w:t>{{ date_jour }}</w:t>
       </w:r>
       <w:r>
         <w:rPr>
@@ -2567,39 +1403,7 @@
                 <w:b/>
                 <w:szCs w:val="20"/>
               </w:rPr>
-              <w:t xml:space="preserve">Directeur </w:t>
-            </w:r>
-            <w:proofErr w:type="spellStart"/>
-            <w:r>
-              <w:rPr>
-                <w:b/>
-                <w:szCs w:val="20"/>
-              </w:rPr>
-              <w:t>général</w:t>
-            </w:r>
-            <w:proofErr w:type="spellEnd"/>
-            <w:r>
-              <w:rPr>
-                <w:b/>
-                <w:szCs w:val="20"/>
-              </w:rPr>
-              <w:t xml:space="preserve"> </w:t>
-            </w:r>
-            <w:proofErr w:type="spellStart"/>
-            <w:r>
-              <w:rPr>
-                <w:b/>
-                <w:szCs w:val="20"/>
-              </w:rPr>
-              <w:t>Intégrale</w:t>
-            </w:r>
-            <w:proofErr w:type="spellEnd"/>
-            <w:r>
-              <w:rPr>
-                <w:b/>
-                <w:szCs w:val="20"/>
-              </w:rPr>
-              <w:t xml:space="preserve"> Academy</w:t>
+              <w:t>Directeur général Intégrale Academy</w:t>
             </w:r>
           </w:p>
           <w:p>
@@ -2753,23 +1557,13 @@
         <w:spacing w:after="120"/>
         <w:jc w:val="center"/>
       </w:pPr>
-      <w:proofErr w:type="spellStart"/>
       <w:r>
         <w:rPr>
           <w:i/>
           <w:color w:val="555555"/>
           <w:sz w:val="22"/>
         </w:rPr>
-        <w:t>Organisation</w:t>
-      </w:r>
-      <w:proofErr w:type="spellEnd"/>
-      <w:r>
-        <w:rPr>
-          <w:i/>
-          <w:color w:val="555555"/>
-          <w:sz w:val="22"/>
-        </w:rPr>
-        <w:t xml:space="preserve"> de la formation APS</w:t>
+        <w:t>Organisation de la formation APS</w:t>
       </w:r>
     </w:p>
     <w:p>
@@ -2789,151 +1583,13 @@
         </w:rPr>
       </w:pPr>
       <w:r>
-        <w:t xml:space="preserve">Suite à </w:t>
-      </w:r>
-      <w:proofErr w:type="spellStart"/>
-      <w:r>
-        <w:t>l’évolution</w:t>
-      </w:r>
-      <w:proofErr w:type="spellEnd"/>
-      <w:r>
-        <w:t xml:space="preserve"> de la </w:t>
-      </w:r>
-      <w:proofErr w:type="spellStart"/>
-      <w:r>
-        <w:t>réglementation</w:t>
-      </w:r>
-      <w:proofErr w:type="spellEnd"/>
-      <w:r>
-        <w:t xml:space="preserve"> applicable à la formation </w:t>
-      </w:r>
-      <w:proofErr w:type="spellStart"/>
-      <w:r>
-        <w:t>d’Agent</w:t>
-      </w:r>
-      <w:proofErr w:type="spellEnd"/>
-      <w:r>
-        <w:t xml:space="preserve"> de </w:t>
-      </w:r>
-      <w:proofErr w:type="spellStart"/>
-      <w:r>
-        <w:t>Prévention</w:t>
-      </w:r>
-      <w:proofErr w:type="spellEnd"/>
-      <w:r>
-        <w:t xml:space="preserve"> et de Sécurité (APS), </w:t>
+        <w:t xml:space="preserve">Suite à l’évolution de la réglementation applicable à la formation d’Agent de Prévention et de Sécurité (APS), </w:t>
       </w:r>
       <w:r>
         <w:rPr>
           <w:b/>
         </w:rPr>
-        <w:t xml:space="preserve">la formation se </w:t>
-      </w:r>
-      <w:proofErr w:type="spellStart"/>
-      <w:r>
-        <w:rPr>
-          <w:b/>
-        </w:rPr>
-        <w:t>déroule</w:t>
-      </w:r>
-      <w:proofErr w:type="spellEnd"/>
-      <w:r>
-        <w:rPr>
-          <w:b/>
-        </w:rPr>
-        <w:t xml:space="preserve"> </w:t>
-      </w:r>
-      <w:proofErr w:type="spellStart"/>
-      <w:r>
-        <w:rPr>
-          <w:b/>
-        </w:rPr>
-        <w:t>désormais</w:t>
-      </w:r>
-      <w:proofErr w:type="spellEnd"/>
-      <w:r>
-        <w:rPr>
-          <w:b/>
-        </w:rPr>
-        <w:t xml:space="preserve"> </w:t>
-      </w:r>
-      <w:proofErr w:type="spellStart"/>
-      <w:r>
-        <w:rPr>
-          <w:b/>
-        </w:rPr>
-        <w:t>selon</w:t>
-      </w:r>
-      <w:proofErr w:type="spellEnd"/>
-      <w:r>
-        <w:rPr>
-          <w:b/>
-        </w:rPr>
-        <w:t xml:space="preserve"> deux </w:t>
-      </w:r>
-      <w:proofErr w:type="spellStart"/>
-      <w:r>
-        <w:rPr>
-          <w:b/>
-        </w:rPr>
-        <w:t>modalités</w:t>
-      </w:r>
-      <w:proofErr w:type="spellEnd"/>
-      <w:r>
-        <w:rPr>
-          <w:b/>
-        </w:rPr>
-        <w:t xml:space="preserve"> </w:t>
-      </w:r>
-      <w:proofErr w:type="spellStart"/>
-      <w:proofErr w:type="gramStart"/>
-      <w:r>
-        <w:rPr>
-          <w:b/>
-        </w:rPr>
-        <w:t>complémentaires</w:t>
-      </w:r>
-      <w:proofErr w:type="spellEnd"/>
-      <w:r>
-        <w:rPr>
-          <w:b/>
-        </w:rPr>
-        <w:t xml:space="preserve"> :</w:t>
-      </w:r>
-      <w:proofErr w:type="gramEnd"/>
-      <w:r>
-        <w:rPr>
-          <w:b/>
-        </w:rPr>
-        <w:t xml:space="preserve"> </w:t>
-      </w:r>
-      <w:proofErr w:type="spellStart"/>
-      <w:r>
-        <w:rPr>
-          <w:b/>
-        </w:rPr>
-        <w:t>distanciel</w:t>
-      </w:r>
-      <w:proofErr w:type="spellEnd"/>
-      <w:r>
-        <w:rPr>
-          <w:b/>
-        </w:rPr>
-        <w:t xml:space="preserve"> et </w:t>
-      </w:r>
-      <w:proofErr w:type="spellStart"/>
-      <w:r>
-        <w:rPr>
-          <w:b/>
-        </w:rPr>
-        <w:t>présentiel</w:t>
-      </w:r>
-      <w:proofErr w:type="spellEnd"/>
-      <w:r>
-        <w:rPr>
-          <w:b/>
-        </w:rPr>
-        <w:t>.</w:t>
+        <w:t>la formation se déroule désormais selon deux modalités complémentaires : distanciel et présentiel.</w:t>
       </w:r>
     </w:p>
     <w:p>
@@ -2995,31 +1651,13 @@
               <w:spacing w:after="0"/>
               <w:jc w:val="center"/>
             </w:pPr>
-            <w:proofErr w:type="spellStart"/>
             <w:r>
               <w:rPr>
                 <w:b/>
                 <w:sz w:val="17"/>
               </w:rPr>
-              <w:t>en</w:t>
+              <w:t>en distanciel</w:t>
             </w:r>
-            <w:proofErr w:type="spellEnd"/>
-            <w:r>
-              <w:rPr>
-                <w:b/>
-                <w:sz w:val="17"/>
-              </w:rPr>
-              <w:t xml:space="preserve"> </w:t>
-            </w:r>
-            <w:proofErr w:type="spellStart"/>
-            <w:r>
-              <w:rPr>
-                <w:b/>
-                <w:sz w:val="17"/>
-              </w:rPr>
-              <w:t>distanciel</w:t>
-            </w:r>
-            <w:proofErr w:type="spellEnd"/>
             <w:r>
               <w:rPr>
                 <w:b/>
@@ -3067,48 +1705,21 @@
               <w:spacing w:after="0"/>
               <w:jc w:val="center"/>
             </w:pPr>
-            <w:proofErr w:type="spellStart"/>
             <w:r>
               <w:rPr>
                 <w:b/>
                 <w:sz w:val="17"/>
               </w:rPr>
-              <w:t>en</w:t>
+              <w:t>en présentiel</w:t>
             </w:r>
-            <w:proofErr w:type="spellEnd"/>
             <w:r>
               <w:rPr>
                 <w:b/>
                 <w:sz w:val="17"/>
               </w:rPr>
-              <w:t xml:space="preserve"> </w:t>
+              <w:br/>
+              <w:t>au centre</w:t>
             </w:r>
-            <w:proofErr w:type="spellStart"/>
-            <w:r>
-              <w:rPr>
-                <w:b/>
-                <w:sz w:val="17"/>
-              </w:rPr>
-              <w:t>présentiel</w:t>
-            </w:r>
-            <w:proofErr w:type="spellEnd"/>
-            <w:r>
-              <w:rPr>
-                <w:b/>
-                <w:sz w:val="17"/>
-              </w:rPr>
-              <w:br/>
-              <w:t xml:space="preserve">au </w:t>
-            </w:r>
-            <w:proofErr w:type="spellStart"/>
-            <w:r>
-              <w:rPr>
-                <w:b/>
-                <w:sz w:val="17"/>
-              </w:rPr>
-              <w:t>centre</w:t>
-            </w:r>
-            <w:proofErr w:type="spellEnd"/>
           </w:p>
         </w:tc>
         <w:tc>
@@ -3185,49 +1796,8 @@
           <w:b/>
           <w:sz w:val="25"/>
         </w:rPr>
-        <w:t>Le e-</w:t>
+        <w:t>Le e-learning : de quoi s’agit-il ?</w:t>
       </w:r>
-      <w:proofErr w:type="gramStart"/>
-      <w:r>
-        <w:rPr>
-          <w:b/>
-          <w:sz w:val="25"/>
-        </w:rPr>
-        <w:t>learning :</w:t>
-      </w:r>
-      <w:proofErr w:type="gramEnd"/>
-      <w:r>
-        <w:rPr>
-          <w:b/>
-          <w:sz w:val="25"/>
-        </w:rPr>
-        <w:t xml:space="preserve"> de quoi </w:t>
-      </w:r>
-      <w:proofErr w:type="spellStart"/>
-      <w:r>
-        <w:rPr>
-          <w:b/>
-          <w:sz w:val="25"/>
-        </w:rPr>
-        <w:t>s’agit</w:t>
-      </w:r>
-      <w:proofErr w:type="spellEnd"/>
-      <w:r>
-        <w:rPr>
-          <w:b/>
-          <w:sz w:val="25"/>
-        </w:rPr>
-        <w:t>-</w:t>
-      </w:r>
-      <w:proofErr w:type="gramStart"/>
-      <w:r>
-        <w:rPr>
-          <w:b/>
-          <w:sz w:val="25"/>
-        </w:rPr>
-        <w:t>il ?</w:t>
-      </w:r>
-      <w:proofErr w:type="gramEnd"/>
     </w:p>
     <w:p>
       <w:pPr>
@@ -3235,79 +1805,7 @@
         <w:jc w:val="both"/>
       </w:pPr>
       <w:r>
-        <w:t xml:space="preserve">Le e-learning est un </w:t>
-      </w:r>
-      <w:proofErr w:type="spellStart"/>
-      <w:r>
-        <w:t>espace</w:t>
-      </w:r>
-      <w:proofErr w:type="spellEnd"/>
-      <w:r>
-        <w:t xml:space="preserve"> de formation </w:t>
-      </w:r>
-      <w:proofErr w:type="spellStart"/>
-      <w:r>
-        <w:t>en</w:t>
-      </w:r>
-      <w:proofErr w:type="spellEnd"/>
-      <w:r>
-        <w:t xml:space="preserve"> </w:t>
-      </w:r>
-      <w:proofErr w:type="spellStart"/>
-      <w:r>
-        <w:t>ligne</w:t>
-      </w:r>
-      <w:proofErr w:type="spellEnd"/>
-      <w:r>
-        <w:t xml:space="preserve"> accessible 24h/24 et 7j/7. Il </w:t>
-      </w:r>
-      <w:proofErr w:type="spellStart"/>
-      <w:r>
-        <w:t>comprend</w:t>
-      </w:r>
-      <w:proofErr w:type="spellEnd"/>
-      <w:r>
-        <w:t xml:space="preserve"> des </w:t>
-      </w:r>
-      <w:proofErr w:type="spellStart"/>
-      <w:r>
-        <w:t>vidéos</w:t>
-      </w:r>
-      <w:proofErr w:type="spellEnd"/>
-      <w:r>
-        <w:t xml:space="preserve">, des supports </w:t>
-      </w:r>
-      <w:proofErr w:type="spellStart"/>
-      <w:r>
-        <w:t>explicatifs</w:t>
-      </w:r>
-      <w:proofErr w:type="spellEnd"/>
-      <w:r>
-        <w:t xml:space="preserve">, des </w:t>
-      </w:r>
-      <w:proofErr w:type="spellStart"/>
-      <w:r>
-        <w:t>exercices</w:t>
-      </w:r>
-      <w:proofErr w:type="spellEnd"/>
-      <w:r>
-        <w:t xml:space="preserve">, des tests et un </w:t>
-      </w:r>
-      <w:proofErr w:type="spellStart"/>
-      <w:r>
-        <w:t>suivi</w:t>
-      </w:r>
-      <w:proofErr w:type="spellEnd"/>
-      <w:r>
-        <w:t xml:space="preserve"> </w:t>
-      </w:r>
-      <w:proofErr w:type="spellStart"/>
-      <w:r>
-        <w:t>d’avancement</w:t>
-      </w:r>
-      <w:proofErr w:type="spellEnd"/>
-      <w:r>
-        <w:t>.</w:t>
+        <w:t>Le e-learning est un espace de formation en ligne accessible 24h/24 et 7j/7. Il comprend des vidéos, des supports explicatifs, des exercices, des tests et un suivi d’avancement.</w:t>
       </w:r>
     </w:p>
     <w:tbl>
@@ -3345,181 +1843,18 @@
               <w:spacing w:after="0"/>
               <w:jc w:val="both"/>
             </w:pPr>
-            <w:proofErr w:type="gramStart"/>
             <w:r>
               <w:rPr>
                 <w:b/>
                 <w:color w:val="D32F2F"/>
               </w:rPr>
-              <w:t>Important :</w:t>
-            </w:r>
-            <w:proofErr w:type="gramEnd"/>
-            <w:r>
-              <w:rPr>
-                <w:b/>
-                <w:color w:val="D32F2F"/>
-              </w:rPr>
-              <w:t xml:space="preserve"> </w:t>
+              <w:t xml:space="preserve">Important : </w:t>
             </w:r>
             <w:r>
               <w:rPr>
                 <w:b/>
               </w:rPr>
-              <w:t xml:space="preserve">Les 62 </w:t>
-            </w:r>
-            <w:proofErr w:type="spellStart"/>
-            <w:r>
-              <w:rPr>
-                <w:b/>
-              </w:rPr>
-              <w:t>heures</w:t>
-            </w:r>
-            <w:proofErr w:type="spellEnd"/>
-            <w:r>
-              <w:rPr>
-                <w:b/>
-              </w:rPr>
-              <w:t xml:space="preserve"> de e-learning </w:t>
-            </w:r>
-            <w:proofErr w:type="spellStart"/>
-            <w:r>
-              <w:rPr>
-                <w:b/>
-              </w:rPr>
-              <w:t>doivent</w:t>
-            </w:r>
-            <w:proofErr w:type="spellEnd"/>
-            <w:r>
-              <w:rPr>
-                <w:b/>
-              </w:rPr>
-              <w:t xml:space="preserve"> </w:t>
-            </w:r>
-            <w:proofErr w:type="spellStart"/>
-            <w:r>
-              <w:rPr>
-                <w:b/>
-              </w:rPr>
-              <w:t>impérativement</w:t>
-            </w:r>
-            <w:proofErr w:type="spellEnd"/>
-            <w:r>
-              <w:rPr>
-                <w:b/>
-              </w:rPr>
-              <w:t xml:space="preserve"> </w:t>
-            </w:r>
-            <w:proofErr w:type="spellStart"/>
-            <w:r>
-              <w:rPr>
-                <w:b/>
-              </w:rPr>
-              <w:t>être</w:t>
-            </w:r>
-            <w:proofErr w:type="spellEnd"/>
-            <w:r>
-              <w:rPr>
-                <w:b/>
-              </w:rPr>
-              <w:t xml:space="preserve"> </w:t>
-            </w:r>
-            <w:proofErr w:type="spellStart"/>
-            <w:r>
-              <w:rPr>
-                <w:b/>
-              </w:rPr>
-              <w:t>suivies</w:t>
-            </w:r>
-            <w:proofErr w:type="spellEnd"/>
-            <w:r>
-              <w:rPr>
-                <w:b/>
-              </w:rPr>
-              <w:t xml:space="preserve"> et </w:t>
-            </w:r>
-            <w:proofErr w:type="spellStart"/>
-            <w:r>
-              <w:rPr>
-                <w:b/>
-              </w:rPr>
-              <w:t>validées</w:t>
-            </w:r>
-            <w:proofErr w:type="spellEnd"/>
-            <w:r>
-              <w:rPr>
-                <w:b/>
-              </w:rPr>
-              <w:t xml:space="preserve"> avant </w:t>
-            </w:r>
-            <w:proofErr w:type="spellStart"/>
-            <w:r>
-              <w:rPr>
-                <w:b/>
-              </w:rPr>
-              <w:t>l’entrée</w:t>
-            </w:r>
-            <w:proofErr w:type="spellEnd"/>
-            <w:r>
-              <w:rPr>
-                <w:b/>
-              </w:rPr>
-              <w:t xml:space="preserve"> </w:t>
-            </w:r>
-            <w:proofErr w:type="spellStart"/>
-            <w:r>
-              <w:rPr>
-                <w:b/>
-              </w:rPr>
-              <w:t>en</w:t>
-            </w:r>
-            <w:proofErr w:type="spellEnd"/>
-            <w:r>
-              <w:rPr>
-                <w:b/>
-              </w:rPr>
-              <w:t xml:space="preserve"> formation </w:t>
-            </w:r>
-            <w:proofErr w:type="spellStart"/>
-            <w:r>
-              <w:rPr>
-                <w:b/>
-              </w:rPr>
-              <w:t>présentielle</w:t>
-            </w:r>
-            <w:proofErr w:type="spellEnd"/>
-            <w:r>
-              <w:rPr>
-                <w:b/>
-              </w:rPr>
-              <w:t xml:space="preserve">. Le lien </w:t>
-            </w:r>
-            <w:proofErr w:type="spellStart"/>
-            <w:r>
-              <w:rPr>
-                <w:b/>
-              </w:rPr>
-              <w:t>d’accès</w:t>
-            </w:r>
-            <w:proofErr w:type="spellEnd"/>
-            <w:r>
-              <w:rPr>
-                <w:b/>
-              </w:rPr>
-              <w:t xml:space="preserve"> à la </w:t>
-            </w:r>
-            <w:proofErr w:type="spellStart"/>
-            <w:r>
-              <w:rPr>
-                <w:b/>
-              </w:rPr>
-              <w:t>plateforme</w:t>
-            </w:r>
-            <w:proofErr w:type="spellEnd"/>
-            <w:r>
-              <w:rPr>
-                <w:b/>
-              </w:rPr>
-              <w:t xml:space="preserve"> sera communiqué le premier jour de formation.</w:t>
+              <w:t>Les 62 heures de e-learning doivent impérativement être suivies et validées avant l’entrée en formation présentielle. Le lien d’accès à la plateforme sera communiqué le premier jour de formation.</w:t>
             </w:r>
           </w:p>
         </w:tc>
@@ -3538,31 +1873,13 @@
       <w:pPr>
         <w:spacing w:before="160" w:after="80"/>
       </w:pPr>
-      <w:proofErr w:type="spellStart"/>
       <w:r>
         <w:rPr>
           <w:b/>
           <w:sz w:val="25"/>
         </w:rPr>
-        <w:t>Calendrier</w:t>
+        <w:t>Calendrier prévisionnel</w:t>
       </w:r>
-      <w:proofErr w:type="spellEnd"/>
-      <w:r>
-        <w:rPr>
-          <w:b/>
-          <w:sz w:val="25"/>
-        </w:rPr>
-        <w:t xml:space="preserve"> </w:t>
-      </w:r>
-      <w:proofErr w:type="spellStart"/>
-      <w:r>
-        <w:rPr>
-          <w:b/>
-          <w:sz w:val="25"/>
-        </w:rPr>
-        <w:t>prévisionnel</w:t>
-      </w:r>
-      <w:proofErr w:type="spellEnd"/>
     </w:p>
     <w:tbl>
       <w:tblPr>
@@ -3609,18 +1926,8 @@
                 <w:color w:val="FFFFFF"/>
                 <w:sz w:val="18"/>
               </w:rPr>
-              <w:t xml:space="preserve">Date / </w:t>
+              <w:t>Date / période</w:t>
             </w:r>
-            <w:proofErr w:type="spellStart"/>
-            <w:r>
-              <w:rPr>
-                <w:b/>
-                <w:color w:val="FFFFFF"/>
-                <w:sz w:val="18"/>
-              </w:rPr>
-              <w:t>période</w:t>
-            </w:r>
-            <w:proofErr w:type="spellEnd"/>
           </w:p>
         </w:tc>
         <w:tc>
@@ -3646,7 +1953,6 @@
               <w:spacing w:after="0"/>
               <w:jc w:val="center"/>
             </w:pPr>
-            <w:proofErr w:type="spellStart"/>
             <w:r>
               <w:rPr>
                 <w:b/>
@@ -3655,7 +1961,6 @@
               </w:rPr>
               <w:t>Modalité</w:t>
             </w:r>
-            <w:proofErr w:type="spellEnd"/>
           </w:p>
         </w:tc>
         <w:tc>
@@ -3681,7 +1986,6 @@
               <w:spacing w:after="0"/>
               <w:jc w:val="center"/>
             </w:pPr>
-            <w:proofErr w:type="spellStart"/>
             <w:r>
               <w:rPr>
                 <w:b/>
@@ -3690,7 +1994,6 @@
               </w:rPr>
               <w:t>Informations</w:t>
             </w:r>
-            <w:proofErr w:type="spellEnd"/>
           </w:p>
         </w:tc>
       </w:tr>
@@ -3730,25 +2033,7 @@
                 <w:bCs/>
                 <w:sz w:val="18"/>
               </w:rPr>
-              <w:t>{{</w:t>
-            </w:r>
-            <w:proofErr w:type="spellStart"/>
-            <w:r>
-              <w:rPr>
-                <w:b/>
-                <w:bCs/>
-                <w:sz w:val="18"/>
-              </w:rPr>
-              <w:t>date_ouverture</w:t>
-            </w:r>
-            <w:proofErr w:type="spellEnd"/>
-            <w:r>
-              <w:rPr>
-                <w:b/>
-                <w:bCs/>
-                <w:sz w:val="18"/>
-              </w:rPr>
-              <w:t>}}</w:t>
+              <w:t>{{date_ouverture}}</w:t>
             </w:r>
           </w:p>
         </w:tc>
@@ -3775,31 +2060,13 @@
               <w:spacing w:after="0"/>
               <w:jc w:val="center"/>
             </w:pPr>
-            <w:proofErr w:type="spellStart"/>
             <w:r>
               <w:rPr>
                 <w:b/>
                 <w:sz w:val="17"/>
               </w:rPr>
-              <w:t>Présentiel</w:t>
+              <w:t>Présentiel au centre</w:t>
             </w:r>
-            <w:proofErr w:type="spellEnd"/>
-            <w:r>
-              <w:rPr>
-                <w:b/>
-                <w:sz w:val="17"/>
-              </w:rPr>
-              <w:t xml:space="preserve"> au </w:t>
-            </w:r>
-            <w:proofErr w:type="spellStart"/>
-            <w:r>
-              <w:rPr>
-                <w:b/>
-                <w:sz w:val="17"/>
-              </w:rPr>
-              <w:t>centre</w:t>
-            </w:r>
-            <w:proofErr w:type="spellEnd"/>
             <w:r>
               <w:rPr>
                 <w:b/>
@@ -3831,61 +2098,11 @@
             <w:pPr>
               <w:spacing w:after="0"/>
             </w:pPr>
-            <w:proofErr w:type="spellStart"/>
             <w:r>
               <w:rPr>
                 <w:sz w:val="17"/>
               </w:rPr>
-              <w:t>Démarrage</w:t>
-            </w:r>
-            <w:proofErr w:type="spellEnd"/>
-            <w:r>
-              <w:rPr>
-                <w:sz w:val="17"/>
-              </w:rPr>
-              <w:t xml:space="preserve">, </w:t>
-            </w:r>
-            <w:proofErr w:type="spellStart"/>
-            <w:r>
-              <w:rPr>
-                <w:sz w:val="17"/>
-              </w:rPr>
-              <w:t>présentation</w:t>
-            </w:r>
-            <w:proofErr w:type="spellEnd"/>
-            <w:r>
-              <w:rPr>
-                <w:sz w:val="17"/>
-              </w:rPr>
-              <w:t xml:space="preserve"> du </w:t>
-            </w:r>
-            <w:proofErr w:type="spellStart"/>
-            <w:r>
-              <w:rPr>
-                <w:sz w:val="17"/>
-              </w:rPr>
-              <w:t>parcours</w:t>
-            </w:r>
-            <w:proofErr w:type="spellEnd"/>
-            <w:r>
-              <w:rPr>
-                <w:sz w:val="17"/>
-              </w:rPr>
-              <w:t xml:space="preserve"> et explication du </w:t>
-            </w:r>
-            <w:proofErr w:type="spellStart"/>
-            <w:r>
-              <w:rPr>
-                <w:sz w:val="17"/>
-              </w:rPr>
-              <w:t>fonctionnement</w:t>
-            </w:r>
-            <w:proofErr w:type="spellEnd"/>
-            <w:r>
-              <w:rPr>
-                <w:sz w:val="17"/>
-              </w:rPr>
-              <w:t xml:space="preserve"> du e-learning.</w:t>
+              <w:t>Démarrage, présentation du parcours et explication du fonctionnement du e-learning.</w:t>
             </w:r>
           </w:p>
         </w:tc>
@@ -3926,25 +2143,7 @@
                 <w:bCs/>
                 <w:sz w:val="18"/>
               </w:rPr>
-              <w:t>{{</w:t>
-            </w:r>
-            <w:proofErr w:type="spellStart"/>
-            <w:r>
-              <w:rPr>
-                <w:b/>
-                <w:bCs/>
-                <w:sz w:val="18"/>
-              </w:rPr>
-              <w:t>periode_elearning</w:t>
-            </w:r>
-            <w:proofErr w:type="spellEnd"/>
-            <w:r>
-              <w:rPr>
-                <w:b/>
-                <w:bCs/>
-                <w:sz w:val="18"/>
-              </w:rPr>
-              <w:t>}}</w:t>
+              <w:t>{{periode_elearning}}</w:t>
             </w:r>
           </w:p>
         </w:tc>
@@ -4002,61 +2201,11 @@
             <w:pPr>
               <w:spacing w:after="0"/>
             </w:pPr>
-            <w:proofErr w:type="spellStart"/>
             <w:r>
               <w:rPr>
                 <w:sz w:val="17"/>
               </w:rPr>
-              <w:t>Réalisation</w:t>
-            </w:r>
-            <w:proofErr w:type="spellEnd"/>
-            <w:r>
-              <w:rPr>
-                <w:sz w:val="17"/>
-              </w:rPr>
-              <w:t xml:space="preserve"> des 62 h de formation </w:t>
-            </w:r>
-            <w:proofErr w:type="spellStart"/>
-            <w:r>
-              <w:rPr>
-                <w:sz w:val="17"/>
-              </w:rPr>
-              <w:t>en</w:t>
-            </w:r>
-            <w:proofErr w:type="spellEnd"/>
-            <w:r>
-              <w:rPr>
-                <w:sz w:val="17"/>
-              </w:rPr>
-              <w:t xml:space="preserve"> </w:t>
-            </w:r>
-            <w:proofErr w:type="spellStart"/>
-            <w:r>
-              <w:rPr>
-                <w:sz w:val="17"/>
-              </w:rPr>
-              <w:t>ligne</w:t>
-            </w:r>
-            <w:proofErr w:type="spellEnd"/>
-            <w:r>
-              <w:rPr>
-                <w:sz w:val="17"/>
-              </w:rPr>
-              <w:t xml:space="preserve"> avant le </w:t>
-            </w:r>
-            <w:proofErr w:type="spellStart"/>
-            <w:r>
-              <w:rPr>
-                <w:sz w:val="17"/>
-              </w:rPr>
-              <w:t>présentiel</w:t>
-            </w:r>
-            <w:proofErr w:type="spellEnd"/>
-            <w:r>
-              <w:rPr>
-                <w:sz w:val="17"/>
-              </w:rPr>
-              <w:t>.</w:t>
+              <w:t>Réalisation des 62 h de formation en ligne avant le présentiel.</w:t>
             </w:r>
           </w:p>
         </w:tc>
@@ -4097,25 +2246,7 @@
                 <w:bCs/>
                 <w:sz w:val="18"/>
               </w:rPr>
-              <w:t>{{</w:t>
-            </w:r>
-            <w:proofErr w:type="spellStart"/>
-            <w:r>
-              <w:rPr>
-                <w:b/>
-                <w:bCs/>
-                <w:sz w:val="18"/>
-              </w:rPr>
-              <w:t>periode_presentiel</w:t>
-            </w:r>
-            <w:proofErr w:type="spellEnd"/>
-            <w:r>
-              <w:rPr>
-                <w:b/>
-                <w:bCs/>
-                <w:sz w:val="18"/>
-              </w:rPr>
-              <w:t>}}</w:t>
+              <w:t>{{periode_presentiel}}</w:t>
             </w:r>
           </w:p>
         </w:tc>
@@ -4142,31 +2273,13 @@
               <w:spacing w:after="0"/>
               <w:jc w:val="center"/>
             </w:pPr>
-            <w:proofErr w:type="spellStart"/>
             <w:r>
               <w:rPr>
                 <w:b/>
                 <w:sz w:val="17"/>
               </w:rPr>
-              <w:t>Présentiel</w:t>
+              <w:t>Présentiel au centre</w:t>
             </w:r>
-            <w:proofErr w:type="spellEnd"/>
-            <w:r>
-              <w:rPr>
-                <w:b/>
-                <w:sz w:val="17"/>
-              </w:rPr>
-              <w:t xml:space="preserve"> au </w:t>
-            </w:r>
-            <w:proofErr w:type="spellStart"/>
-            <w:r>
-              <w:rPr>
-                <w:b/>
-                <w:sz w:val="17"/>
-              </w:rPr>
-              <w:t>centre</w:t>
-            </w:r>
-            <w:proofErr w:type="spellEnd"/>
             <w:r>
               <w:rPr>
                 <w:b/>
@@ -4202,49 +2315,7 @@
               <w:rPr>
                 <w:sz w:val="17"/>
               </w:rPr>
-              <w:t xml:space="preserve">Formation pratique et </w:t>
-            </w:r>
-            <w:proofErr w:type="spellStart"/>
-            <w:r>
-              <w:rPr>
-                <w:sz w:val="17"/>
-              </w:rPr>
-              <w:t>théorique</w:t>
-            </w:r>
-            <w:proofErr w:type="spellEnd"/>
-            <w:r>
-              <w:rPr>
-                <w:sz w:val="17"/>
-              </w:rPr>
-              <w:t xml:space="preserve"> au </w:t>
-            </w:r>
-            <w:proofErr w:type="spellStart"/>
-            <w:r>
-              <w:rPr>
-                <w:sz w:val="17"/>
-              </w:rPr>
-              <w:t>centre</w:t>
-            </w:r>
-            <w:proofErr w:type="spellEnd"/>
-            <w:r>
-              <w:rPr>
-                <w:sz w:val="17"/>
-              </w:rPr>
-              <w:t xml:space="preserve"> </w:t>
-            </w:r>
-            <w:proofErr w:type="spellStart"/>
-            <w:r>
-              <w:rPr>
-                <w:sz w:val="17"/>
-              </w:rPr>
-              <w:t>Intégrale</w:t>
-            </w:r>
-            <w:proofErr w:type="spellEnd"/>
-            <w:r>
-              <w:rPr>
-                <w:sz w:val="17"/>
-              </w:rPr>
-              <w:t xml:space="preserve"> Academy.</w:t>
+              <w:t>Formation pratique et théorique au centre Intégrale Academy.</w:t>
             </w:r>
           </w:p>
         </w:tc>
@@ -4285,25 +2356,7 @@
                 <w:bCs/>
                 <w:sz w:val="18"/>
               </w:rPr>
-              <w:t>{{</w:t>
-            </w:r>
-            <w:proofErr w:type="spellStart"/>
-            <w:r>
-              <w:rPr>
-                <w:b/>
-                <w:bCs/>
-                <w:sz w:val="18"/>
-              </w:rPr>
-              <w:t>date_examen</w:t>
-            </w:r>
-            <w:proofErr w:type="spellEnd"/>
-            <w:r>
-              <w:rPr>
-                <w:b/>
-                <w:bCs/>
-                <w:sz w:val="18"/>
-              </w:rPr>
-              <w:t>}}</w:t>
+              <w:t>{{date_examen}}</w:t>
             </w:r>
           </w:p>
         </w:tc>
@@ -4342,23 +2395,7 @@
                 <w:b/>
                 <w:sz w:val="17"/>
               </w:rPr>
-              <w:t xml:space="preserve"> au </w:t>
-            </w:r>
-            <w:proofErr w:type="spellStart"/>
-            <w:r>
-              <w:rPr>
-                <w:b/>
-                <w:sz w:val="17"/>
-              </w:rPr>
-              <w:t>centre</w:t>
-            </w:r>
-            <w:proofErr w:type="spellEnd"/>
-            <w:r>
-              <w:rPr>
-                <w:b/>
-                <w:sz w:val="17"/>
-              </w:rPr>
-              <w:t xml:space="preserve"> de formation</w:t>
+              <w:t xml:space="preserve"> au centre de formation</w:t>
             </w:r>
           </w:p>
         </w:tc>
@@ -4394,21 +2431,7 @@
               <w:rPr>
                 <w:sz w:val="17"/>
               </w:rPr>
-              <w:t xml:space="preserve">gent de </w:t>
-            </w:r>
-            <w:proofErr w:type="spellStart"/>
-            <w:r>
-              <w:rPr>
-                <w:sz w:val="17"/>
-              </w:rPr>
-              <w:t>Prévention</w:t>
-            </w:r>
-            <w:proofErr w:type="spellEnd"/>
-            <w:r>
-              <w:rPr>
-                <w:sz w:val="17"/>
-              </w:rPr>
-              <w:t xml:space="preserve"> et de Sécurité (APS)</w:t>
+              <w:t>gent de Prévention et de Sécurité (APS)</w:t>
             </w:r>
           </w:p>
         </w:tc>
@@ -4434,35 +2457,7 @@
           <w:color w:val="B88918"/>
           <w:sz w:val="18"/>
         </w:rPr>
-        <w:t xml:space="preserve">À </w:t>
-      </w:r>
-      <w:proofErr w:type="spellStart"/>
-      <w:proofErr w:type="gramStart"/>
-      <w:r>
-        <w:rPr>
-          <w:b/>
-          <w:color w:val="B88918"/>
-          <w:sz w:val="18"/>
-        </w:rPr>
-        <w:t>retenir</w:t>
-      </w:r>
-      <w:proofErr w:type="spellEnd"/>
-      <w:r>
-        <w:rPr>
-          <w:b/>
-          <w:color w:val="B88918"/>
-          <w:sz w:val="18"/>
-        </w:rPr>
-        <w:t xml:space="preserve"> :</w:t>
-      </w:r>
-      <w:proofErr w:type="gramEnd"/>
-      <w:r>
-        <w:rPr>
-          <w:b/>
-          <w:color w:val="B88918"/>
-          <w:sz w:val="18"/>
-        </w:rPr>
-        <w:t xml:space="preserve"> </w:t>
+        <w:t xml:space="preserve">À retenir : </w:t>
       </w:r>
       <w:r>
         <w:rPr>
@@ -4476,103 +2471,7 @@
           <w:b/>
           <w:sz w:val="18"/>
         </w:rPr>
-        <w:t xml:space="preserve"> </w:t>
-      </w:r>
-      <w:proofErr w:type="spellStart"/>
-      <w:r>
-        <w:rPr>
-          <w:b/>
-          <w:sz w:val="18"/>
-        </w:rPr>
-        <w:t>suivi</w:t>
-      </w:r>
-      <w:proofErr w:type="spellEnd"/>
-      <w:r>
-        <w:rPr>
-          <w:b/>
-          <w:sz w:val="18"/>
-        </w:rPr>
-        <w:t xml:space="preserve"> du e-learning est </w:t>
-      </w:r>
-      <w:proofErr w:type="spellStart"/>
-      <w:r>
-        <w:rPr>
-          <w:b/>
-          <w:sz w:val="18"/>
-        </w:rPr>
-        <w:t>obligatoire</w:t>
-      </w:r>
-      <w:proofErr w:type="spellEnd"/>
-      <w:r>
-        <w:rPr>
-          <w:b/>
-          <w:sz w:val="18"/>
-        </w:rPr>
-        <w:t xml:space="preserve"> et </w:t>
-      </w:r>
-      <w:proofErr w:type="spellStart"/>
-      <w:r>
-        <w:rPr>
-          <w:b/>
-          <w:sz w:val="18"/>
-        </w:rPr>
-        <w:t>conditionne</w:t>
-      </w:r>
-      <w:proofErr w:type="spellEnd"/>
-      <w:r>
-        <w:rPr>
-          <w:b/>
-          <w:sz w:val="18"/>
-        </w:rPr>
-        <w:t xml:space="preserve"> la </w:t>
-      </w:r>
-      <w:proofErr w:type="spellStart"/>
-      <w:r>
-        <w:rPr>
-          <w:b/>
-          <w:sz w:val="18"/>
-        </w:rPr>
-        <w:t>poursuite</w:t>
-      </w:r>
-      <w:proofErr w:type="spellEnd"/>
-      <w:r>
-        <w:rPr>
-          <w:b/>
-          <w:sz w:val="18"/>
-        </w:rPr>
-        <w:t xml:space="preserve"> de la formation </w:t>
-      </w:r>
-      <w:proofErr w:type="spellStart"/>
-      <w:r>
-        <w:rPr>
-          <w:b/>
-          <w:sz w:val="18"/>
-        </w:rPr>
-        <w:t>en</w:t>
-      </w:r>
-      <w:proofErr w:type="spellEnd"/>
-      <w:r>
-        <w:rPr>
-          <w:b/>
-          <w:sz w:val="18"/>
-        </w:rPr>
-        <w:t xml:space="preserve"> </w:t>
-      </w:r>
-      <w:proofErr w:type="spellStart"/>
-      <w:r>
-        <w:rPr>
-          <w:b/>
-          <w:sz w:val="18"/>
-        </w:rPr>
-        <w:t>présentiel</w:t>
-      </w:r>
-      <w:proofErr w:type="spellEnd"/>
-      <w:r>
-        <w:rPr>
-          <w:b/>
-          <w:sz w:val="18"/>
-        </w:rPr>
-        <w:t>.</w:t>
+        <w:t xml:space="preserve"> suivi du e-learning est obligatoire et conditionne la poursuite de la formation en présentiel.</w:t>
       </w:r>
     </w:p>
     <w:p>
@@ -4627,23 +2526,7 @@
           <w:i/>
           <w:color w:val="4B5563"/>
         </w:rPr>
-        <w:t xml:space="preserve">TFP Agent de </w:t>
-      </w:r>
-      <w:proofErr w:type="spellStart"/>
-      <w:r>
-        <w:rPr>
-          <w:i/>
-          <w:color w:val="4B5563"/>
-        </w:rPr>
-        <w:t>Prévention</w:t>
-      </w:r>
-      <w:proofErr w:type="spellEnd"/>
-      <w:r>
-        <w:rPr>
-          <w:i/>
-          <w:color w:val="4B5563"/>
-        </w:rPr>
-        <w:t xml:space="preserve"> et de Sécurité (APS)</w:t>
+        <w:t>TFP Agent de Prévention et de Sécurité (APS)</w:t>
       </w:r>
     </w:p>
     <w:p>
@@ -4713,7 +2596,6 @@
                 <w:szCs w:val="20"/>
               </w:rPr>
             </w:pPr>
-            <w:proofErr w:type="gramStart"/>
             <w:r>
               <w:rPr>
                 <w:b/>
@@ -4721,9 +2603,8 @@
                 <w:sz w:val="24"/>
                 <w:szCs w:val="28"/>
               </w:rPr>
-              <w:t xml:space="preserve">{{ </w:t>
+              <w:t>{{ nom_complet }}</w:t>
             </w:r>
-            <w:proofErr w:type="spellStart"/>
             <w:r>
               <w:rPr>
                 <w:b/>
@@ -4731,118 +2612,15 @@
                 <w:sz w:val="24"/>
                 <w:szCs w:val="28"/>
               </w:rPr>
-              <w:t>nom</w:t>
+              <w:br/>
             </w:r>
-            <w:proofErr w:type="gramEnd"/>
             <w:r>
               <w:rPr>
-                <w:b/>
                 <w:color w:val="000000" w:themeColor="text1"/>
                 <w:sz w:val="24"/>
                 <w:szCs w:val="28"/>
               </w:rPr>
-              <w:t>_complet</w:t>
-            </w:r>
-            <w:proofErr w:type="spellEnd"/>
-            <w:r>
-              <w:rPr>
-                <w:b/>
-                <w:color w:val="000000" w:themeColor="text1"/>
-                <w:sz w:val="24"/>
-                <w:szCs w:val="28"/>
-              </w:rPr>
-              <w:t xml:space="preserve"> }}</w:t>
-            </w:r>
-            <w:r>
-              <w:rPr>
-                <w:b/>
-                <w:color w:val="000000" w:themeColor="text1"/>
-                <w:sz w:val="24"/>
-                <w:szCs w:val="28"/>
-              </w:rPr>
-              <w:br/>
-            </w:r>
-            <w:proofErr w:type="gramStart"/>
-            <w:r>
-              <w:rPr>
-                <w:color w:val="000000" w:themeColor="text1"/>
-                <w:sz w:val="24"/>
-                <w:szCs w:val="28"/>
-              </w:rPr>
-              <w:t xml:space="preserve">{{ </w:t>
-            </w:r>
-            <w:proofErr w:type="spellStart"/>
-            <w:r>
-              <w:rPr>
-                <w:color w:val="000000" w:themeColor="text1"/>
-                <w:sz w:val="24"/>
-                <w:szCs w:val="28"/>
-              </w:rPr>
-              <w:t>code</w:t>
-            </w:r>
-            <w:proofErr w:type="gramEnd"/>
-            <w:r>
-              <w:rPr>
-                <w:color w:val="000000" w:themeColor="text1"/>
-                <w:sz w:val="24"/>
-                <w:szCs w:val="28"/>
-              </w:rPr>
-              <w:t>_</w:t>
-            </w:r>
-            <w:proofErr w:type="gramStart"/>
-            <w:r>
-              <w:rPr>
-                <w:color w:val="000000" w:themeColor="text1"/>
-                <w:sz w:val="24"/>
-                <w:szCs w:val="28"/>
-              </w:rPr>
-              <w:t>postal</w:t>
-            </w:r>
-            <w:proofErr w:type="spellEnd"/>
-            <w:r>
-              <w:rPr>
-                <w:color w:val="000000" w:themeColor="text1"/>
-                <w:sz w:val="24"/>
-                <w:szCs w:val="28"/>
-              </w:rPr>
-              <w:t xml:space="preserve"> }</w:t>
-            </w:r>
-            <w:proofErr w:type="gramEnd"/>
-            <w:r>
-              <w:rPr>
-                <w:color w:val="000000" w:themeColor="text1"/>
-                <w:sz w:val="24"/>
-                <w:szCs w:val="28"/>
-              </w:rPr>
-              <w:t xml:space="preserve">} </w:t>
-            </w:r>
-            <w:proofErr w:type="gramStart"/>
-            <w:r>
-              <w:rPr>
-                <w:color w:val="000000" w:themeColor="text1"/>
-                <w:sz w:val="24"/>
-                <w:szCs w:val="28"/>
-              </w:rPr>
-              <w:t xml:space="preserve">{{ </w:t>
-            </w:r>
-            <w:proofErr w:type="spellStart"/>
-            <w:r>
-              <w:rPr>
-                <w:color w:val="000000" w:themeColor="text1"/>
-                <w:sz w:val="24"/>
-                <w:szCs w:val="28"/>
-              </w:rPr>
-              <w:t>ville</w:t>
-            </w:r>
-            <w:proofErr w:type="spellEnd"/>
-            <w:proofErr w:type="gramEnd"/>
-            <w:r>
-              <w:rPr>
-                <w:color w:val="000000" w:themeColor="text1"/>
-                <w:sz w:val="24"/>
-                <w:szCs w:val="28"/>
-              </w:rPr>
-              <w:t xml:space="preserve"> }}</w:t>
+              <w:t>{{ code_postal }} {{ ville }}</w:t>
             </w:r>
           </w:p>
         </w:tc>
@@ -4857,59 +2635,13 @@
           <w:szCs w:val="20"/>
         </w:rPr>
       </w:pPr>
-      <w:proofErr w:type="gramStart"/>
       <w:r>
         <w:rPr>
           <w:b/>
           <w:color w:val="000000" w:themeColor="text1"/>
           <w:szCs w:val="20"/>
         </w:rPr>
-        <w:t xml:space="preserve">{{ </w:t>
-      </w:r>
-      <w:proofErr w:type="spellStart"/>
-      <w:r>
-        <w:rPr>
-          <w:b/>
-          <w:color w:val="000000" w:themeColor="text1"/>
-          <w:szCs w:val="20"/>
-        </w:rPr>
-        <w:t>nom</w:t>
-      </w:r>
-      <w:proofErr w:type="gramEnd"/>
-      <w:r>
-        <w:rPr>
-          <w:b/>
-          <w:color w:val="000000" w:themeColor="text1"/>
-          <w:szCs w:val="20"/>
-        </w:rPr>
-        <w:t>_</w:t>
-      </w:r>
-      <w:proofErr w:type="gramStart"/>
-      <w:r>
-        <w:rPr>
-          <w:b/>
-          <w:color w:val="000000" w:themeColor="text1"/>
-          <w:szCs w:val="20"/>
-        </w:rPr>
-        <w:t>complet</w:t>
-      </w:r>
-      <w:proofErr w:type="spellEnd"/>
-      <w:r>
-        <w:rPr>
-          <w:b/>
-          <w:color w:val="000000" w:themeColor="text1"/>
-          <w:szCs w:val="20"/>
-        </w:rPr>
-        <w:t xml:space="preserve"> }</w:t>
-      </w:r>
-      <w:proofErr w:type="gramEnd"/>
-      <w:r>
-        <w:rPr>
-          <w:b/>
-          <w:color w:val="000000" w:themeColor="text1"/>
-          <w:szCs w:val="20"/>
-        </w:rPr>
-        <w:t>}</w:t>
+        <w:t>{{ nom_complet }}</w:t>
       </w:r>
       <w:r>
         <w:rPr>
@@ -4931,97 +2663,13 @@
         <w:rPr>
           <w:szCs w:val="20"/>
         </w:rPr>
-        <w:t xml:space="preserve">Nous </w:t>
-      </w:r>
-      <w:proofErr w:type="spellStart"/>
-      <w:r>
-        <w:rPr>
-          <w:szCs w:val="20"/>
-        </w:rPr>
-        <w:t>avons</w:t>
-      </w:r>
-      <w:proofErr w:type="spellEnd"/>
-      <w:r>
-        <w:rPr>
-          <w:szCs w:val="20"/>
-        </w:rPr>
-        <w:t xml:space="preserve"> le plaisir de vous </w:t>
-      </w:r>
-      <w:proofErr w:type="spellStart"/>
-      <w:r>
-        <w:rPr>
-          <w:szCs w:val="20"/>
-        </w:rPr>
-        <w:t>convoquer</w:t>
-      </w:r>
-      <w:proofErr w:type="spellEnd"/>
-      <w:r>
-        <w:rPr>
-          <w:szCs w:val="20"/>
-        </w:rPr>
-        <w:t xml:space="preserve"> à </w:t>
-      </w:r>
-      <w:proofErr w:type="spellStart"/>
-      <w:r>
-        <w:rPr>
-          <w:szCs w:val="20"/>
-        </w:rPr>
-        <w:t>l’examen</w:t>
-      </w:r>
-      <w:proofErr w:type="spellEnd"/>
-      <w:r>
-        <w:rPr>
-          <w:szCs w:val="20"/>
-        </w:rPr>
-        <w:t xml:space="preserve"> final de </w:t>
-      </w:r>
-      <w:proofErr w:type="spellStart"/>
-      <w:r>
-        <w:rPr>
-          <w:szCs w:val="20"/>
-        </w:rPr>
-        <w:t>votre</w:t>
-      </w:r>
-      <w:proofErr w:type="spellEnd"/>
-      <w:r>
-        <w:rPr>
-          <w:szCs w:val="20"/>
-        </w:rPr>
-        <w:t xml:space="preserve"> formation A</w:t>
+        <w:t>Nous avons le plaisir de vous convoquer à l’examen final de votre formation A</w:t>
       </w:r>
       <w:r>
         <w:rPr>
           <w:szCs w:val="20"/>
         </w:rPr>
-        <w:t xml:space="preserve">gent de </w:t>
-      </w:r>
-      <w:proofErr w:type="spellStart"/>
-      <w:r>
-        <w:rPr>
-          <w:szCs w:val="20"/>
-        </w:rPr>
-        <w:t>Prévention</w:t>
-      </w:r>
-      <w:proofErr w:type="spellEnd"/>
-      <w:r>
-        <w:rPr>
-          <w:szCs w:val="20"/>
-        </w:rPr>
-        <w:t xml:space="preserve"> et de Sécurité (APS</w:t>
-      </w:r>
-      <w:proofErr w:type="gramStart"/>
-      <w:r>
-        <w:rPr>
-          <w:szCs w:val="20"/>
-        </w:rPr>
-        <w:t>) :</w:t>
-      </w:r>
-      <w:proofErr w:type="gramEnd"/>
-      <w:r>
-        <w:rPr>
-          <w:szCs w:val="20"/>
-        </w:rPr>
-        <w:t xml:space="preserve"> </w:t>
+        <w:t xml:space="preserve">gent de Prévention et de Sécurité (APS) : </w:t>
       </w:r>
     </w:p>
     <w:tbl>
@@ -5103,23 +2751,7 @@
                 <w:b/>
                 <w:szCs w:val="20"/>
               </w:rPr>
-              <w:t xml:space="preserve">Date et </w:t>
-            </w:r>
-            <w:proofErr w:type="spellStart"/>
-            <w:r>
-              <w:rPr>
-                <w:b/>
-                <w:szCs w:val="20"/>
-              </w:rPr>
-              <w:t>heure</w:t>
-            </w:r>
-            <w:proofErr w:type="spellEnd"/>
-            <w:r>
-              <w:rPr>
-                <w:b/>
-                <w:szCs w:val="20"/>
-              </w:rPr>
-              <w:t xml:space="preserve"> de convocation</w:t>
+              <w:t>Date et heure de convocation</w:t>
             </w:r>
           </w:p>
         </w:tc>
@@ -5226,25 +2858,7 @@
                 <w:bCs/>
                 <w:szCs w:val="20"/>
               </w:rPr>
-              <w:t xml:space="preserve">Examen APS </w:t>
-            </w:r>
-            <w:proofErr w:type="spellStart"/>
-            <w:r>
-              <w:rPr>
-                <w:b/>
-                <w:bCs/>
-                <w:szCs w:val="20"/>
-              </w:rPr>
-              <w:t>théorie</w:t>
-            </w:r>
-            <w:proofErr w:type="spellEnd"/>
-            <w:r>
-              <w:rPr>
-                <w:b/>
-                <w:bCs/>
-                <w:szCs w:val="20"/>
-              </w:rPr>
-              <w:t xml:space="preserve"> + pratique</w:t>
+              <w:t>Examen APS théorie + pratique</w:t>
             </w:r>
           </w:p>
         </w:tc>
@@ -5276,21 +2890,7 @@
               <w:rPr>
                 <w:szCs w:val="20"/>
               </w:rPr>
-              <w:t>{{</w:t>
-            </w:r>
-            <w:proofErr w:type="spellStart"/>
-            <w:r>
-              <w:rPr>
-                <w:szCs w:val="20"/>
-              </w:rPr>
-              <w:t>date_examen</w:t>
-            </w:r>
-            <w:proofErr w:type="spellEnd"/>
-            <w:r>
-              <w:rPr>
-                <w:szCs w:val="20"/>
-              </w:rPr>
-              <w:t xml:space="preserve">}} à </w:t>
+              <w:t xml:space="preserve">{{date_examen}} à </w:t>
             </w:r>
             <w:r>
               <w:rPr>
@@ -5358,21 +2958,12 @@
                 <w:szCs w:val="20"/>
               </w:rPr>
             </w:pPr>
-            <w:proofErr w:type="spellStart"/>
             <w:r>
               <w:rPr>
                 <w:rFonts w:cs="Arial"/>
                 <w:szCs w:val="20"/>
               </w:rPr>
-              <w:t>Intégrale</w:t>
-            </w:r>
-            <w:proofErr w:type="spellEnd"/>
-            <w:r>
-              <w:rPr>
-                <w:rFonts w:cs="Arial"/>
-                <w:szCs w:val="20"/>
-              </w:rPr>
-              <w:t xml:space="preserve"> Academy</w:t>
+              <w:t>Intégrale Academy</w:t>
             </w:r>
           </w:p>
           <w:p>
@@ -5387,23 +2978,7 @@
                 <w:rFonts w:cs="Arial"/>
                 <w:szCs w:val="20"/>
               </w:rPr>
-              <w:t xml:space="preserve">54 chemin du </w:t>
-            </w:r>
-            <w:proofErr w:type="spellStart"/>
-            <w:r>
-              <w:rPr>
-                <w:rFonts w:cs="Arial"/>
-                <w:szCs w:val="20"/>
-              </w:rPr>
-              <w:t>Carreou</w:t>
-            </w:r>
-            <w:proofErr w:type="spellEnd"/>
-            <w:r>
-              <w:rPr>
-                <w:rFonts w:cs="Arial"/>
-                <w:szCs w:val="20"/>
-              </w:rPr>
-              <w:t xml:space="preserve"> 83480 PUGET SUR ARGENS</w:t>
+              <w:t>54 chemin du Carreou 83480 PUGET SUR ARGENS</w:t>
             </w:r>
           </w:p>
         </w:tc>
@@ -5446,36 +3021,8 @@
           <w:color w:val="D32F2F"/>
           <w:szCs w:val="20"/>
         </w:rPr>
-        <w:t xml:space="preserve">Tenue </w:t>
+        <w:t>Tenue professionnelle obligatoire</w:t>
       </w:r>
-      <w:proofErr w:type="spellStart"/>
-      <w:r>
-        <w:rPr>
-          <w:b/>
-          <w:color w:val="D32F2F"/>
-          <w:szCs w:val="20"/>
-        </w:rPr>
-        <w:t>professionnelle</w:t>
-      </w:r>
-      <w:proofErr w:type="spellEnd"/>
-      <w:r>
-        <w:rPr>
-          <w:b/>
-          <w:color w:val="D32F2F"/>
-          <w:szCs w:val="20"/>
-        </w:rPr>
-        <w:t xml:space="preserve"> </w:t>
-      </w:r>
-      <w:proofErr w:type="spellStart"/>
-      <w:r>
-        <w:rPr>
-          <w:b/>
-          <w:color w:val="D32F2F"/>
-          <w:szCs w:val="20"/>
-        </w:rPr>
-        <w:t>obligatoire</w:t>
-      </w:r>
-      <w:proofErr w:type="spellEnd"/>
     </w:p>
     <w:p>
       <w:pPr>
@@ -5488,317 +3035,29 @@
         <w:rPr>
           <w:szCs w:val="20"/>
         </w:rPr>
-        <w:t xml:space="preserve">Pour </w:t>
+        <w:t xml:space="preserve">Pour l’examen, merci de prévoir une tenue professionnelle complète : chemise blanche, veste noire, pantalon noir, chaussures noires et cravate noire (cravate de sécurité élastique ou à crochet). </w:t>
       </w:r>
-      <w:proofErr w:type="spellStart"/>
+    </w:p>
+    <w:p>
+      <w:pPr>
+        <w:spacing w:after="160"/>
+        <w:rPr>
+          <w:szCs w:val="20"/>
+        </w:rPr>
+      </w:pPr>
+    </w:p>
+    <w:p>
+      <w:pPr>
+        <w:spacing w:after="160"/>
+        <w:rPr>
+          <w:szCs w:val="20"/>
+        </w:rPr>
+      </w:pPr>
       <w:r>
         <w:rPr>
           <w:szCs w:val="20"/>
         </w:rPr>
-        <w:t>l’examen</w:t>
-      </w:r>
-      <w:proofErr w:type="spellEnd"/>
-      <w:r>
-        <w:rPr>
-          <w:szCs w:val="20"/>
-        </w:rPr>
-        <w:t xml:space="preserve">, merci de </w:t>
-      </w:r>
-      <w:proofErr w:type="spellStart"/>
-      <w:r>
-        <w:rPr>
-          <w:szCs w:val="20"/>
-        </w:rPr>
-        <w:t>prévoir</w:t>
-      </w:r>
-      <w:proofErr w:type="spellEnd"/>
-      <w:r>
-        <w:rPr>
-          <w:szCs w:val="20"/>
-        </w:rPr>
-        <w:t xml:space="preserve"> </w:t>
-      </w:r>
-      <w:proofErr w:type="spellStart"/>
-      <w:r>
-        <w:rPr>
-          <w:szCs w:val="20"/>
-        </w:rPr>
-        <w:t>une</w:t>
-      </w:r>
-      <w:proofErr w:type="spellEnd"/>
-      <w:r>
-        <w:rPr>
-          <w:szCs w:val="20"/>
-        </w:rPr>
-        <w:t xml:space="preserve"> tenue </w:t>
-      </w:r>
-      <w:proofErr w:type="spellStart"/>
-      <w:r>
-        <w:rPr>
-          <w:szCs w:val="20"/>
-        </w:rPr>
-        <w:t>professionnelle</w:t>
-      </w:r>
-      <w:proofErr w:type="spellEnd"/>
-      <w:r>
-        <w:rPr>
-          <w:szCs w:val="20"/>
-        </w:rPr>
-        <w:t xml:space="preserve"> </w:t>
-      </w:r>
-      <w:proofErr w:type="spellStart"/>
-      <w:proofErr w:type="gramStart"/>
-      <w:r>
-        <w:rPr>
-          <w:szCs w:val="20"/>
-        </w:rPr>
-        <w:t>complète</w:t>
-      </w:r>
-      <w:proofErr w:type="spellEnd"/>
-      <w:r>
-        <w:rPr>
-          <w:szCs w:val="20"/>
-        </w:rPr>
-        <w:t xml:space="preserve"> :</w:t>
-      </w:r>
-      <w:proofErr w:type="gramEnd"/>
-      <w:r>
-        <w:rPr>
-          <w:szCs w:val="20"/>
-        </w:rPr>
-        <w:t xml:space="preserve"> chemise blanche, </w:t>
-      </w:r>
-      <w:proofErr w:type="spellStart"/>
-      <w:r>
-        <w:rPr>
-          <w:szCs w:val="20"/>
-        </w:rPr>
-        <w:t>veste</w:t>
-      </w:r>
-      <w:proofErr w:type="spellEnd"/>
-      <w:r>
-        <w:rPr>
-          <w:szCs w:val="20"/>
-        </w:rPr>
-        <w:t xml:space="preserve"> noire, </w:t>
-      </w:r>
-      <w:proofErr w:type="spellStart"/>
-      <w:r>
-        <w:rPr>
-          <w:szCs w:val="20"/>
-        </w:rPr>
-        <w:t>pantalon</w:t>
-      </w:r>
-      <w:proofErr w:type="spellEnd"/>
-      <w:r>
-        <w:rPr>
-          <w:szCs w:val="20"/>
-        </w:rPr>
-        <w:t xml:space="preserve"> noir, chaussures noires et </w:t>
-      </w:r>
-      <w:proofErr w:type="spellStart"/>
-      <w:r>
-        <w:rPr>
-          <w:szCs w:val="20"/>
-        </w:rPr>
-        <w:t>cravate</w:t>
-      </w:r>
-      <w:proofErr w:type="spellEnd"/>
-      <w:r>
-        <w:rPr>
-          <w:szCs w:val="20"/>
-        </w:rPr>
-        <w:t xml:space="preserve"> noire (</w:t>
-      </w:r>
-      <w:proofErr w:type="spellStart"/>
-      <w:r>
-        <w:rPr>
-          <w:szCs w:val="20"/>
-        </w:rPr>
-        <w:t>cravate</w:t>
-      </w:r>
-      <w:proofErr w:type="spellEnd"/>
-      <w:r>
-        <w:rPr>
-          <w:szCs w:val="20"/>
-        </w:rPr>
-        <w:t xml:space="preserve"> de sécurité </w:t>
-      </w:r>
-      <w:proofErr w:type="spellStart"/>
-      <w:r>
-        <w:rPr>
-          <w:szCs w:val="20"/>
-        </w:rPr>
-        <w:t>élastique</w:t>
-      </w:r>
-      <w:proofErr w:type="spellEnd"/>
-      <w:r>
-        <w:rPr>
-          <w:szCs w:val="20"/>
-        </w:rPr>
-        <w:t xml:space="preserve"> </w:t>
-      </w:r>
-      <w:proofErr w:type="spellStart"/>
-      <w:r>
-        <w:rPr>
-          <w:szCs w:val="20"/>
-        </w:rPr>
-        <w:t>ou</w:t>
-      </w:r>
-      <w:proofErr w:type="spellEnd"/>
-      <w:r>
-        <w:rPr>
-          <w:szCs w:val="20"/>
-        </w:rPr>
-        <w:t xml:space="preserve"> à crochet). </w:t>
-      </w:r>
-    </w:p>
-    <w:p>
-      <w:pPr>
-        <w:spacing w:after="160"/>
-        <w:rPr>
-          <w:szCs w:val="20"/>
-        </w:rPr>
-      </w:pPr>
-    </w:p>
-    <w:p>
-      <w:pPr>
-        <w:spacing w:after="160"/>
-        <w:rPr>
-          <w:szCs w:val="20"/>
-        </w:rPr>
-      </w:pPr>
-      <w:r>
-        <w:rPr>
-          <w:szCs w:val="20"/>
-        </w:rPr>
-        <w:t xml:space="preserve">Nous </w:t>
-      </w:r>
-      <w:proofErr w:type="spellStart"/>
-      <w:r>
-        <w:rPr>
-          <w:szCs w:val="20"/>
-        </w:rPr>
-        <w:t>restons</w:t>
-      </w:r>
-      <w:proofErr w:type="spellEnd"/>
-      <w:r>
-        <w:rPr>
-          <w:szCs w:val="20"/>
-        </w:rPr>
-        <w:t xml:space="preserve"> à </w:t>
-      </w:r>
-      <w:proofErr w:type="spellStart"/>
-      <w:r>
-        <w:rPr>
-          <w:szCs w:val="20"/>
-        </w:rPr>
-        <w:t>votre</w:t>
-      </w:r>
-      <w:proofErr w:type="spellEnd"/>
-      <w:r>
-        <w:rPr>
-          <w:szCs w:val="20"/>
-        </w:rPr>
-        <w:t xml:space="preserve"> disposition pour tout </w:t>
-      </w:r>
-      <w:proofErr w:type="spellStart"/>
-      <w:r>
-        <w:rPr>
-          <w:szCs w:val="20"/>
-        </w:rPr>
-        <w:t>renseignement</w:t>
-      </w:r>
-      <w:proofErr w:type="spellEnd"/>
-      <w:r>
-        <w:rPr>
-          <w:szCs w:val="20"/>
-        </w:rPr>
-        <w:t xml:space="preserve"> </w:t>
-      </w:r>
-      <w:proofErr w:type="spellStart"/>
-      <w:r>
-        <w:rPr>
-          <w:szCs w:val="20"/>
-        </w:rPr>
-        <w:t>complémentaire</w:t>
-      </w:r>
-      <w:proofErr w:type="spellEnd"/>
-      <w:r>
-        <w:rPr>
-          <w:szCs w:val="20"/>
-        </w:rPr>
-        <w:t xml:space="preserve"> et vous prions de </w:t>
-      </w:r>
-      <w:proofErr w:type="spellStart"/>
-      <w:r>
-        <w:rPr>
-          <w:szCs w:val="20"/>
-        </w:rPr>
-        <w:t>croire</w:t>
-      </w:r>
-      <w:proofErr w:type="spellEnd"/>
-      <w:r>
-        <w:rPr>
-          <w:szCs w:val="20"/>
-        </w:rPr>
-        <w:t xml:space="preserve"> </w:t>
-      </w:r>
-      <w:proofErr w:type="spellStart"/>
-      <w:r>
-        <w:rPr>
-          <w:szCs w:val="20"/>
-        </w:rPr>
-        <w:t>en</w:t>
-      </w:r>
-      <w:proofErr w:type="spellEnd"/>
-      <w:r>
-        <w:rPr>
-          <w:szCs w:val="20"/>
-        </w:rPr>
-        <w:t xml:space="preserve"> </w:t>
-      </w:r>
-      <w:proofErr w:type="spellStart"/>
-      <w:r>
-        <w:rPr>
-          <w:szCs w:val="20"/>
-        </w:rPr>
-        <w:t>l’expression</w:t>
-      </w:r>
-      <w:proofErr w:type="spellEnd"/>
-      <w:r>
-        <w:rPr>
-          <w:szCs w:val="20"/>
-        </w:rPr>
-        <w:t xml:space="preserve"> de </w:t>
-      </w:r>
-      <w:proofErr w:type="spellStart"/>
-      <w:r>
-        <w:rPr>
-          <w:szCs w:val="20"/>
-        </w:rPr>
-        <w:t>nos</w:t>
-      </w:r>
-      <w:proofErr w:type="spellEnd"/>
-      <w:r>
-        <w:rPr>
-          <w:szCs w:val="20"/>
-        </w:rPr>
-        <w:t xml:space="preserve"> salutations </w:t>
-      </w:r>
-      <w:proofErr w:type="spellStart"/>
-      <w:r>
-        <w:rPr>
-          <w:szCs w:val="20"/>
-        </w:rPr>
-        <w:t>distinguées</w:t>
-      </w:r>
-      <w:proofErr w:type="spellEnd"/>
-      <w:r>
-        <w:rPr>
-          <w:szCs w:val="20"/>
-        </w:rPr>
-        <w:t>.</w:t>
+        <w:t>Nous restons à votre disposition pour tout renseignement complémentaire et vous prions de croire en l’expression de nos salutations distinguées.</w:t>
       </w:r>
     </w:p>
     <w:p>
@@ -5845,7 +3104,6 @@
         </w:rPr>
         <w:t xml:space="preserve"> </w:t>
       </w:r>
-      <w:proofErr w:type="gramStart"/>
       <w:r>
         <w:rPr>
           <w:rFonts w:eastAsiaTheme="minorEastAsia" w:cs="Arial"/>
@@ -5855,67 +3113,7 @@
           <w:szCs w:val="20"/>
           <w:lang w:val="fr-FR"/>
         </w:rPr>
-        <w:t xml:space="preserve">{{ </w:t>
-      </w:r>
-      <w:proofErr w:type="spellStart"/>
-      <w:r>
-        <w:rPr>
-          <w:rFonts w:eastAsiaTheme="minorEastAsia" w:cs="Arial"/>
-          <w:b/>
-          <w:bCs/>
-          <w:color w:val="auto"/>
-          <w:szCs w:val="20"/>
-          <w:lang w:val="fr-FR"/>
-        </w:rPr>
-        <w:t>date</w:t>
-      </w:r>
-      <w:proofErr w:type="gramEnd"/>
-      <w:r>
-        <w:rPr>
-          <w:rFonts w:eastAsiaTheme="minorEastAsia" w:cs="Arial"/>
-          <w:b/>
-          <w:bCs/>
-          <w:color w:val="auto"/>
-          <w:szCs w:val="20"/>
-          <w:lang w:val="fr-FR"/>
-        </w:rPr>
-        <w:t>_</w:t>
-      </w:r>
-      <w:proofErr w:type="gramStart"/>
-      <w:r>
-        <w:rPr>
-          <w:rFonts w:eastAsiaTheme="minorEastAsia" w:cs="Arial"/>
-          <w:b/>
-          <w:bCs/>
-          <w:color w:val="auto"/>
-          <w:szCs w:val="20"/>
-          <w:lang w:val="fr-FR"/>
-        </w:rPr>
-        <w:t>jour</w:t>
-      </w:r>
-      <w:proofErr w:type="spellEnd"/>
-      <w:r>
-        <w:rPr>
-          <w:rFonts w:eastAsiaTheme="minorEastAsia" w:cs="Arial"/>
-          <w:b/>
-          <w:bCs/>
-          <w:color w:val="auto"/>
-          <w:szCs w:val="20"/>
-          <w:lang w:val="fr-FR"/>
-        </w:rPr>
-        <w:t xml:space="preserve"> }</w:t>
-      </w:r>
-      <w:proofErr w:type="gramEnd"/>
-      <w:r>
-        <w:rPr>
-          <w:rFonts w:eastAsiaTheme="minorEastAsia" w:cs="Arial"/>
-          <w:b/>
-          <w:bCs/>
-          <w:color w:val="auto"/>
-          <w:szCs w:val="20"/>
-          <w:lang w:val="fr-FR"/>
-        </w:rPr>
-        <w:t>}</w:t>
+        <w:t>{{ date_jour }}</w:t>
       </w:r>
       <w:r>
         <w:rPr>
@@ -6012,39 +3210,7 @@
                 <w:b/>
                 <w:szCs w:val="20"/>
               </w:rPr>
-              <w:t xml:space="preserve">Directeur </w:t>
-            </w:r>
-            <w:proofErr w:type="spellStart"/>
-            <w:r>
-              <w:rPr>
-                <w:b/>
-                <w:szCs w:val="20"/>
-              </w:rPr>
-              <w:t>général</w:t>
-            </w:r>
-            <w:proofErr w:type="spellEnd"/>
-            <w:r>
-              <w:rPr>
-                <w:b/>
-                <w:szCs w:val="20"/>
-              </w:rPr>
-              <w:t xml:space="preserve"> </w:t>
-            </w:r>
-            <w:proofErr w:type="spellStart"/>
-            <w:r>
-              <w:rPr>
-                <w:b/>
-                <w:szCs w:val="20"/>
-              </w:rPr>
-              <w:t>Intégrale</w:t>
-            </w:r>
-            <w:proofErr w:type="spellEnd"/>
-            <w:r>
-              <w:rPr>
-                <w:b/>
-                <w:szCs w:val="20"/>
-              </w:rPr>
-              <w:t xml:space="preserve"> Academy</w:t>
+              <w:t>Directeur général Intégrale Academy</w:t>
             </w:r>
           </w:p>
           <w:p>
@@ -6214,71 +3380,7 @@
           <w:b/>
           <w:szCs w:val="20"/>
         </w:rPr>
-        <w:t xml:space="preserve">Documents </w:t>
-      </w:r>
-      <w:proofErr w:type="spellStart"/>
-      <w:r>
-        <w:rPr>
-          <w:b/>
-          <w:szCs w:val="20"/>
-        </w:rPr>
-        <w:t>administratifs</w:t>
-      </w:r>
-      <w:proofErr w:type="spellEnd"/>
-      <w:r>
-        <w:rPr>
-          <w:b/>
-          <w:szCs w:val="20"/>
-        </w:rPr>
-        <w:t xml:space="preserve"> à </w:t>
-      </w:r>
-      <w:proofErr w:type="spellStart"/>
-      <w:r>
-        <w:rPr>
-          <w:b/>
-          <w:szCs w:val="20"/>
-        </w:rPr>
-        <w:t>déposer</w:t>
-      </w:r>
-      <w:proofErr w:type="spellEnd"/>
-      <w:r>
-        <w:rPr>
-          <w:b/>
-          <w:szCs w:val="20"/>
-        </w:rPr>
-        <w:t xml:space="preserve"> avant </w:t>
-      </w:r>
-      <w:proofErr w:type="spellStart"/>
-      <w:r>
-        <w:rPr>
-          <w:b/>
-          <w:szCs w:val="20"/>
-        </w:rPr>
-        <w:t>l’entrée</w:t>
-      </w:r>
-      <w:proofErr w:type="spellEnd"/>
-      <w:r>
-        <w:rPr>
-          <w:b/>
-          <w:szCs w:val="20"/>
-        </w:rPr>
-        <w:t xml:space="preserve"> </w:t>
-      </w:r>
-      <w:proofErr w:type="spellStart"/>
-      <w:r>
-        <w:rPr>
-          <w:b/>
-          <w:szCs w:val="20"/>
-        </w:rPr>
-        <w:t>en</w:t>
-      </w:r>
-      <w:proofErr w:type="spellEnd"/>
-      <w:r>
-        <w:rPr>
-          <w:b/>
-          <w:szCs w:val="20"/>
-        </w:rPr>
-        <w:t xml:space="preserve"> formation</w:t>
+        <w:t>Documents administratifs à déposer avant l’entrée en formation</w:t>
       </w:r>
     </w:p>
     <w:p>
@@ -6291,132 +3393,11 @@
           <w:szCs w:val="20"/>
         </w:rPr>
       </w:pPr>
-      <w:proofErr w:type="spellStart"/>
       <w:r>
         <w:rPr>
           <w:szCs w:val="20"/>
         </w:rPr>
-        <w:t>L’ensemble</w:t>
-      </w:r>
-      <w:proofErr w:type="spellEnd"/>
-      <w:r>
-        <w:rPr>
-          <w:szCs w:val="20"/>
-        </w:rPr>
-        <w:t xml:space="preserve"> des documents </w:t>
-      </w:r>
-      <w:proofErr w:type="spellStart"/>
-      <w:r>
-        <w:rPr>
-          <w:szCs w:val="20"/>
-        </w:rPr>
-        <w:t>demandés</w:t>
-      </w:r>
-      <w:proofErr w:type="spellEnd"/>
-      <w:r>
-        <w:rPr>
-          <w:szCs w:val="20"/>
-        </w:rPr>
-        <w:t xml:space="preserve"> doit </w:t>
-      </w:r>
-      <w:proofErr w:type="spellStart"/>
-      <w:r>
-        <w:rPr>
-          <w:szCs w:val="20"/>
-        </w:rPr>
-        <w:t>impérativement</w:t>
-      </w:r>
-      <w:proofErr w:type="spellEnd"/>
-      <w:r>
-        <w:rPr>
-          <w:szCs w:val="20"/>
-        </w:rPr>
-        <w:t xml:space="preserve"> </w:t>
-      </w:r>
-      <w:proofErr w:type="spellStart"/>
-      <w:r>
-        <w:rPr>
-          <w:szCs w:val="20"/>
-        </w:rPr>
-        <w:t>être</w:t>
-      </w:r>
-      <w:proofErr w:type="spellEnd"/>
-      <w:r>
-        <w:rPr>
-          <w:szCs w:val="20"/>
-        </w:rPr>
-        <w:t xml:space="preserve"> </w:t>
-      </w:r>
-      <w:proofErr w:type="spellStart"/>
-      <w:r>
-        <w:rPr>
-          <w:szCs w:val="20"/>
-        </w:rPr>
-        <w:t>déposé</w:t>
-      </w:r>
-      <w:proofErr w:type="spellEnd"/>
-      <w:r>
-        <w:rPr>
-          <w:szCs w:val="20"/>
-        </w:rPr>
-        <w:t xml:space="preserve"> sur </w:t>
-      </w:r>
-      <w:proofErr w:type="spellStart"/>
-      <w:r>
-        <w:rPr>
-          <w:szCs w:val="20"/>
-        </w:rPr>
-        <w:t>votre</w:t>
-      </w:r>
-      <w:proofErr w:type="spellEnd"/>
-      <w:r>
-        <w:rPr>
-          <w:szCs w:val="20"/>
-        </w:rPr>
-        <w:t xml:space="preserve"> </w:t>
-      </w:r>
-      <w:proofErr w:type="spellStart"/>
-      <w:r>
-        <w:rPr>
-          <w:szCs w:val="20"/>
-        </w:rPr>
-        <w:t>espace</w:t>
-      </w:r>
-      <w:proofErr w:type="spellEnd"/>
-      <w:r>
-        <w:rPr>
-          <w:szCs w:val="20"/>
-        </w:rPr>
-        <w:t xml:space="preserve"> stagiaire, accessible à </w:t>
-      </w:r>
-      <w:proofErr w:type="spellStart"/>
-      <w:r>
-        <w:rPr>
-          <w:szCs w:val="20"/>
-        </w:rPr>
-        <w:t>l’adresse</w:t>
-      </w:r>
-      <w:proofErr w:type="spellEnd"/>
-      <w:r>
-        <w:rPr>
-          <w:szCs w:val="20"/>
-        </w:rPr>
-        <w:t xml:space="preserve"> </w:t>
-      </w:r>
-      <w:proofErr w:type="spellStart"/>
-      <w:proofErr w:type="gramStart"/>
-      <w:r>
-        <w:rPr>
-          <w:szCs w:val="20"/>
-        </w:rPr>
-        <w:t>suivante</w:t>
-      </w:r>
-      <w:proofErr w:type="spellEnd"/>
-      <w:r>
-        <w:rPr>
-          <w:szCs w:val="20"/>
-        </w:rPr>
-        <w:t xml:space="preserve"> </w:t>
+        <w:t xml:space="preserve">L’ensemble des documents demandés doit impérativement être déposé sur votre espace stagiaire, accessible à l’adresse suivante </w:t>
       </w:r>
       <w:r>
         <w:rPr>
@@ -6426,7 +3407,6 @@
         </w:rPr>
         <w:t>:</w:t>
       </w:r>
-      <w:proofErr w:type="gramEnd"/>
     </w:p>
     <w:tbl>
       <w:tblPr>
@@ -6494,385 +3474,7 @@
         <w:rPr>
           <w:szCs w:val="20"/>
         </w:rPr>
-        <w:t xml:space="preserve">La </w:t>
-      </w:r>
-      <w:proofErr w:type="spellStart"/>
-      <w:r>
-        <w:rPr>
-          <w:szCs w:val="20"/>
-        </w:rPr>
-        <w:t>liste</w:t>
-      </w:r>
-      <w:proofErr w:type="spellEnd"/>
-      <w:r>
-        <w:rPr>
-          <w:szCs w:val="20"/>
-        </w:rPr>
-        <w:t xml:space="preserve"> </w:t>
-      </w:r>
-      <w:proofErr w:type="spellStart"/>
-      <w:r>
-        <w:rPr>
-          <w:szCs w:val="20"/>
-        </w:rPr>
-        <w:t>complète</w:t>
-      </w:r>
-      <w:proofErr w:type="spellEnd"/>
-      <w:r>
-        <w:rPr>
-          <w:szCs w:val="20"/>
-        </w:rPr>
-        <w:t xml:space="preserve"> des documents à </w:t>
-      </w:r>
-      <w:proofErr w:type="spellStart"/>
-      <w:r>
-        <w:rPr>
-          <w:szCs w:val="20"/>
-        </w:rPr>
-        <w:t>fournir</w:t>
-      </w:r>
-      <w:proofErr w:type="spellEnd"/>
-      <w:r>
-        <w:rPr>
-          <w:szCs w:val="20"/>
-        </w:rPr>
-        <w:t xml:space="preserve"> est </w:t>
-      </w:r>
-      <w:proofErr w:type="spellStart"/>
-      <w:r>
-        <w:rPr>
-          <w:szCs w:val="20"/>
-        </w:rPr>
-        <w:t>indiquée</w:t>
-      </w:r>
-      <w:proofErr w:type="spellEnd"/>
-      <w:r>
-        <w:rPr>
-          <w:szCs w:val="20"/>
-        </w:rPr>
-        <w:t xml:space="preserve"> </w:t>
-      </w:r>
-      <w:proofErr w:type="spellStart"/>
-      <w:r>
-        <w:rPr>
-          <w:szCs w:val="20"/>
-        </w:rPr>
-        <w:t>directement</w:t>
-      </w:r>
-      <w:proofErr w:type="spellEnd"/>
-      <w:r>
-        <w:rPr>
-          <w:szCs w:val="20"/>
-        </w:rPr>
-        <w:t xml:space="preserve"> dans </w:t>
-      </w:r>
-      <w:proofErr w:type="spellStart"/>
-      <w:r>
-        <w:rPr>
-          <w:szCs w:val="20"/>
-        </w:rPr>
-        <w:t>votre</w:t>
-      </w:r>
-      <w:proofErr w:type="spellEnd"/>
-      <w:r>
-        <w:rPr>
-          <w:szCs w:val="20"/>
-        </w:rPr>
-        <w:t xml:space="preserve"> </w:t>
-      </w:r>
-      <w:proofErr w:type="spellStart"/>
-      <w:r>
-        <w:rPr>
-          <w:szCs w:val="20"/>
-        </w:rPr>
-        <w:t>espace</w:t>
-      </w:r>
-      <w:proofErr w:type="spellEnd"/>
-      <w:r>
-        <w:rPr>
-          <w:szCs w:val="20"/>
-        </w:rPr>
-        <w:t xml:space="preserve"> stagiaire. À </w:t>
-      </w:r>
-      <w:proofErr w:type="spellStart"/>
-      <w:r>
-        <w:rPr>
-          <w:szCs w:val="20"/>
-        </w:rPr>
-        <w:t>titre</w:t>
-      </w:r>
-      <w:proofErr w:type="spellEnd"/>
-      <w:r>
-        <w:rPr>
-          <w:szCs w:val="20"/>
-        </w:rPr>
-        <w:t xml:space="preserve"> </w:t>
-      </w:r>
-      <w:proofErr w:type="spellStart"/>
-      <w:r>
-        <w:rPr>
-          <w:szCs w:val="20"/>
-        </w:rPr>
-        <w:t>d’exemple</w:t>
-      </w:r>
-      <w:proofErr w:type="spellEnd"/>
-      <w:r>
-        <w:rPr>
-          <w:szCs w:val="20"/>
-        </w:rPr>
-        <w:t xml:space="preserve">, il </w:t>
-      </w:r>
-      <w:proofErr w:type="spellStart"/>
-      <w:r>
-        <w:rPr>
-          <w:szCs w:val="20"/>
-        </w:rPr>
-        <w:t>peut</w:t>
-      </w:r>
-      <w:proofErr w:type="spellEnd"/>
-      <w:r>
-        <w:rPr>
-          <w:szCs w:val="20"/>
-        </w:rPr>
-        <w:t xml:space="preserve"> </w:t>
-      </w:r>
-      <w:proofErr w:type="spellStart"/>
-      <w:r>
-        <w:rPr>
-          <w:szCs w:val="20"/>
-        </w:rPr>
-        <w:t>notamment</w:t>
-      </w:r>
-      <w:proofErr w:type="spellEnd"/>
-      <w:r>
-        <w:rPr>
-          <w:szCs w:val="20"/>
-        </w:rPr>
-        <w:t xml:space="preserve"> </w:t>
-      </w:r>
-      <w:proofErr w:type="spellStart"/>
-      <w:r>
-        <w:rPr>
-          <w:szCs w:val="20"/>
-        </w:rPr>
-        <w:t>s’agir</w:t>
-      </w:r>
-      <w:proofErr w:type="spellEnd"/>
-      <w:r>
-        <w:rPr>
-          <w:szCs w:val="20"/>
-        </w:rPr>
-        <w:t xml:space="preserve"> de </w:t>
-      </w:r>
-      <w:proofErr w:type="spellStart"/>
-      <w:r>
-        <w:rPr>
-          <w:szCs w:val="20"/>
-        </w:rPr>
-        <w:t>votre</w:t>
-      </w:r>
-      <w:proofErr w:type="spellEnd"/>
-      <w:r>
-        <w:rPr>
-          <w:szCs w:val="20"/>
-        </w:rPr>
-        <w:t xml:space="preserve"> pièce </w:t>
-      </w:r>
-      <w:proofErr w:type="spellStart"/>
-      <w:r>
-        <w:rPr>
-          <w:szCs w:val="20"/>
-        </w:rPr>
-        <w:t>d’identité</w:t>
-      </w:r>
-      <w:proofErr w:type="spellEnd"/>
-      <w:r>
-        <w:rPr>
-          <w:szCs w:val="20"/>
-        </w:rPr>
-        <w:t xml:space="preserve">, de </w:t>
-      </w:r>
-      <w:proofErr w:type="spellStart"/>
-      <w:r>
-        <w:rPr>
-          <w:szCs w:val="20"/>
-        </w:rPr>
-        <w:t>votre</w:t>
-      </w:r>
-      <w:proofErr w:type="spellEnd"/>
-      <w:r>
-        <w:rPr>
-          <w:szCs w:val="20"/>
-        </w:rPr>
-        <w:t xml:space="preserve"> </w:t>
-      </w:r>
-      <w:proofErr w:type="spellStart"/>
-      <w:r>
-        <w:rPr>
-          <w:szCs w:val="20"/>
-        </w:rPr>
-        <w:t>autorisation</w:t>
-      </w:r>
-      <w:proofErr w:type="spellEnd"/>
-      <w:r>
-        <w:rPr>
-          <w:szCs w:val="20"/>
-        </w:rPr>
-        <w:t xml:space="preserve"> </w:t>
-      </w:r>
-      <w:proofErr w:type="spellStart"/>
-      <w:r>
-        <w:rPr>
-          <w:szCs w:val="20"/>
-        </w:rPr>
-        <w:t>préalable</w:t>
-      </w:r>
-      <w:proofErr w:type="spellEnd"/>
-      <w:r>
-        <w:rPr>
-          <w:szCs w:val="20"/>
-        </w:rPr>
-        <w:t xml:space="preserve"> CNAPS </w:t>
-      </w:r>
-      <w:proofErr w:type="spellStart"/>
-      <w:r>
-        <w:rPr>
-          <w:szCs w:val="20"/>
-        </w:rPr>
-        <w:t>ou</w:t>
-      </w:r>
-      <w:proofErr w:type="spellEnd"/>
-      <w:r>
-        <w:rPr>
-          <w:szCs w:val="20"/>
-        </w:rPr>
-        <w:t xml:space="preserve"> carte </w:t>
-      </w:r>
-      <w:proofErr w:type="spellStart"/>
-      <w:r>
-        <w:rPr>
-          <w:szCs w:val="20"/>
-        </w:rPr>
-        <w:t>professionnelle</w:t>
-      </w:r>
-      <w:proofErr w:type="spellEnd"/>
-      <w:r>
-        <w:rPr>
-          <w:szCs w:val="20"/>
-        </w:rPr>
-        <w:t xml:space="preserve">, de </w:t>
-      </w:r>
-      <w:proofErr w:type="spellStart"/>
-      <w:r>
-        <w:rPr>
-          <w:szCs w:val="20"/>
-        </w:rPr>
-        <w:t>votre</w:t>
-      </w:r>
-      <w:proofErr w:type="spellEnd"/>
-      <w:r>
-        <w:rPr>
-          <w:szCs w:val="20"/>
-        </w:rPr>
-        <w:t xml:space="preserve"> carte </w:t>
-      </w:r>
-      <w:proofErr w:type="spellStart"/>
-      <w:r>
-        <w:rPr>
-          <w:szCs w:val="20"/>
-        </w:rPr>
-        <w:t>vitale</w:t>
-      </w:r>
-      <w:proofErr w:type="spellEnd"/>
-      <w:r>
-        <w:rPr>
-          <w:szCs w:val="20"/>
-        </w:rPr>
-        <w:t xml:space="preserve">, </w:t>
-      </w:r>
-      <w:proofErr w:type="spellStart"/>
-      <w:r>
-        <w:rPr>
-          <w:szCs w:val="20"/>
-        </w:rPr>
-        <w:t>d’une</w:t>
-      </w:r>
-      <w:proofErr w:type="spellEnd"/>
-      <w:r>
-        <w:rPr>
-          <w:szCs w:val="20"/>
-        </w:rPr>
-        <w:t xml:space="preserve"> photo </w:t>
-      </w:r>
-      <w:proofErr w:type="spellStart"/>
-      <w:r>
-        <w:rPr>
-          <w:szCs w:val="20"/>
-        </w:rPr>
-        <w:t>d’identité</w:t>
-      </w:r>
-      <w:proofErr w:type="spellEnd"/>
-      <w:r>
-        <w:rPr>
-          <w:szCs w:val="20"/>
-        </w:rPr>
-        <w:t xml:space="preserve"> </w:t>
-      </w:r>
-      <w:proofErr w:type="spellStart"/>
-      <w:r>
-        <w:rPr>
-          <w:szCs w:val="20"/>
-        </w:rPr>
-        <w:t>ou</w:t>
-      </w:r>
-      <w:proofErr w:type="spellEnd"/>
-      <w:r>
-        <w:rPr>
-          <w:szCs w:val="20"/>
-        </w:rPr>
-        <w:t xml:space="preserve"> de tout </w:t>
-      </w:r>
-      <w:proofErr w:type="spellStart"/>
-      <w:r>
-        <w:rPr>
-          <w:szCs w:val="20"/>
-        </w:rPr>
-        <w:t>autre</w:t>
-      </w:r>
-      <w:proofErr w:type="spellEnd"/>
-      <w:r>
-        <w:rPr>
-          <w:szCs w:val="20"/>
-        </w:rPr>
-        <w:t xml:space="preserve"> document </w:t>
-      </w:r>
-      <w:proofErr w:type="spellStart"/>
-      <w:r>
-        <w:rPr>
-          <w:szCs w:val="20"/>
-        </w:rPr>
-        <w:t>nécessaire</w:t>
-      </w:r>
-      <w:proofErr w:type="spellEnd"/>
-      <w:r>
-        <w:rPr>
-          <w:szCs w:val="20"/>
-        </w:rPr>
-        <w:t xml:space="preserve"> à la constitution de </w:t>
-      </w:r>
-      <w:proofErr w:type="spellStart"/>
-      <w:r>
-        <w:rPr>
-          <w:szCs w:val="20"/>
-        </w:rPr>
-        <w:t>votre</w:t>
-      </w:r>
-      <w:proofErr w:type="spellEnd"/>
-      <w:r>
-        <w:rPr>
-          <w:szCs w:val="20"/>
-        </w:rPr>
-        <w:t xml:space="preserve"> dossier.</w:t>
+        <w:t>La liste complète des documents à fournir est indiquée directement dans votre espace stagiaire. À titre d’exemple, il peut notamment s’agir de votre pièce d’identité, de votre autorisation préalable CNAPS ou carte professionnelle, de votre carte vitale, d’une photo d’identité ou de tout autre document nécessaire à la constitution de votre dossier.</w:t>
       </w:r>
     </w:p>
     <w:p>
@@ -6922,51 +3524,13 @@
                 <w:szCs w:val="20"/>
               </w:rPr>
             </w:pPr>
-            <w:proofErr w:type="spellStart"/>
             <w:r>
               <w:rPr>
                 <w:b/>
                 <w:color w:val="B88918"/>
                 <w:szCs w:val="20"/>
               </w:rPr>
-              <w:t>Délai</w:t>
-            </w:r>
-            <w:proofErr w:type="spellEnd"/>
-            <w:r>
-              <w:rPr>
-                <w:b/>
-                <w:color w:val="B88918"/>
-                <w:szCs w:val="20"/>
-              </w:rPr>
-              <w:t xml:space="preserve"> </w:t>
-            </w:r>
-            <w:proofErr w:type="spellStart"/>
-            <w:proofErr w:type="gramStart"/>
-            <w:r>
-              <w:rPr>
-                <w:b/>
-                <w:color w:val="B88918"/>
-                <w:szCs w:val="20"/>
-              </w:rPr>
-              <w:t>obligatoire</w:t>
-            </w:r>
-            <w:proofErr w:type="spellEnd"/>
-            <w:r>
-              <w:rPr>
-                <w:b/>
-                <w:color w:val="B88918"/>
-                <w:szCs w:val="20"/>
-              </w:rPr>
-              <w:t xml:space="preserve"> :</w:t>
-            </w:r>
-            <w:proofErr w:type="gramEnd"/>
-            <w:r>
-              <w:rPr>
-                <w:b/>
-                <w:color w:val="B88918"/>
-                <w:szCs w:val="20"/>
-              </w:rPr>
-              <w:t xml:space="preserve"> </w:t>
+              <w:t xml:space="preserve">Délai obligatoire : </w:t>
             </w:r>
             <w:r>
               <w:rPr>
@@ -6980,103 +3544,7 @@
                 <w:b/>
                 <w:szCs w:val="20"/>
               </w:rPr>
-              <w:t xml:space="preserve"> documents </w:t>
-            </w:r>
-            <w:proofErr w:type="spellStart"/>
-            <w:r>
-              <w:rPr>
-                <w:b/>
-                <w:szCs w:val="20"/>
-              </w:rPr>
-              <w:t>doivent</w:t>
-            </w:r>
-            <w:proofErr w:type="spellEnd"/>
-            <w:r>
-              <w:rPr>
-                <w:b/>
-                <w:szCs w:val="20"/>
-              </w:rPr>
-              <w:t xml:space="preserve"> </w:t>
-            </w:r>
-            <w:proofErr w:type="spellStart"/>
-            <w:r>
-              <w:rPr>
-                <w:b/>
-                <w:szCs w:val="20"/>
-              </w:rPr>
-              <w:t>être</w:t>
-            </w:r>
-            <w:proofErr w:type="spellEnd"/>
-            <w:r>
-              <w:rPr>
-                <w:b/>
-                <w:szCs w:val="20"/>
-              </w:rPr>
-              <w:t xml:space="preserve"> </w:t>
-            </w:r>
-            <w:proofErr w:type="spellStart"/>
-            <w:r>
-              <w:rPr>
-                <w:b/>
-                <w:szCs w:val="20"/>
-              </w:rPr>
-              <w:t>déposés</w:t>
-            </w:r>
-            <w:proofErr w:type="spellEnd"/>
-            <w:r>
-              <w:rPr>
-                <w:b/>
-                <w:szCs w:val="20"/>
-              </w:rPr>
-              <w:t xml:space="preserve"> au plus tard 7 </w:t>
-            </w:r>
-            <w:proofErr w:type="spellStart"/>
-            <w:r>
-              <w:rPr>
-                <w:b/>
-                <w:szCs w:val="20"/>
-              </w:rPr>
-              <w:t>jours</w:t>
-            </w:r>
-            <w:proofErr w:type="spellEnd"/>
-            <w:r>
-              <w:rPr>
-                <w:b/>
-                <w:szCs w:val="20"/>
-              </w:rPr>
-              <w:t xml:space="preserve"> avant </w:t>
-            </w:r>
-            <w:proofErr w:type="spellStart"/>
-            <w:r>
-              <w:rPr>
-                <w:b/>
-                <w:szCs w:val="20"/>
-              </w:rPr>
-              <w:t>votre</w:t>
-            </w:r>
-            <w:proofErr w:type="spellEnd"/>
-            <w:r>
-              <w:rPr>
-                <w:b/>
-                <w:szCs w:val="20"/>
-              </w:rPr>
-              <w:t xml:space="preserve"> entrée </w:t>
-            </w:r>
-            <w:proofErr w:type="spellStart"/>
-            <w:r>
-              <w:rPr>
-                <w:b/>
-                <w:szCs w:val="20"/>
-              </w:rPr>
-              <w:t>en</w:t>
-            </w:r>
-            <w:proofErr w:type="spellEnd"/>
-            <w:r>
-              <w:rPr>
-                <w:b/>
-                <w:szCs w:val="20"/>
-              </w:rPr>
-              <w:t xml:space="preserve"> formation.</w:t>
+              <w:t xml:space="preserve"> documents doivent être déposés au plus tard 7 jours avant votre entrée en formation.</w:t>
             </w:r>
           </w:p>
           <w:p>
@@ -7091,133 +3559,7 @@
               <w:rPr>
                 <w:szCs w:val="20"/>
               </w:rPr>
-              <w:t xml:space="preserve">Ce </w:t>
-            </w:r>
-            <w:proofErr w:type="spellStart"/>
-            <w:r>
-              <w:rPr>
-                <w:szCs w:val="20"/>
-              </w:rPr>
-              <w:t>délai</w:t>
-            </w:r>
-            <w:proofErr w:type="spellEnd"/>
-            <w:r>
-              <w:rPr>
-                <w:szCs w:val="20"/>
-              </w:rPr>
-              <w:t xml:space="preserve"> est indispensable </w:t>
-            </w:r>
-            <w:proofErr w:type="spellStart"/>
-            <w:r>
-              <w:rPr>
-                <w:szCs w:val="20"/>
-              </w:rPr>
-              <w:t>afin</w:t>
-            </w:r>
-            <w:proofErr w:type="spellEnd"/>
-            <w:r>
-              <w:rPr>
-                <w:szCs w:val="20"/>
-              </w:rPr>
-              <w:t xml:space="preserve"> de nous </w:t>
-            </w:r>
-            <w:proofErr w:type="spellStart"/>
-            <w:r>
-              <w:rPr>
-                <w:szCs w:val="20"/>
-              </w:rPr>
-              <w:t>permettre</w:t>
-            </w:r>
-            <w:proofErr w:type="spellEnd"/>
-            <w:r>
-              <w:rPr>
-                <w:szCs w:val="20"/>
-              </w:rPr>
-              <w:t xml:space="preserve"> </w:t>
-            </w:r>
-            <w:proofErr w:type="spellStart"/>
-            <w:r>
-              <w:rPr>
-                <w:szCs w:val="20"/>
-              </w:rPr>
-              <w:t>d’effectuer</w:t>
-            </w:r>
-            <w:proofErr w:type="spellEnd"/>
-            <w:r>
-              <w:rPr>
-                <w:szCs w:val="20"/>
-              </w:rPr>
-              <w:t xml:space="preserve"> les </w:t>
-            </w:r>
-            <w:proofErr w:type="spellStart"/>
-            <w:r>
-              <w:rPr>
-                <w:szCs w:val="20"/>
-              </w:rPr>
-              <w:t>vérifications</w:t>
-            </w:r>
-            <w:proofErr w:type="spellEnd"/>
-            <w:r>
-              <w:rPr>
-                <w:szCs w:val="20"/>
-              </w:rPr>
-              <w:t xml:space="preserve"> et </w:t>
-            </w:r>
-            <w:proofErr w:type="spellStart"/>
-            <w:r>
-              <w:rPr>
-                <w:szCs w:val="20"/>
-              </w:rPr>
-              <w:t>déclarations</w:t>
-            </w:r>
-            <w:proofErr w:type="spellEnd"/>
-            <w:r>
-              <w:rPr>
-                <w:szCs w:val="20"/>
-              </w:rPr>
-              <w:t xml:space="preserve"> </w:t>
-            </w:r>
-            <w:proofErr w:type="spellStart"/>
-            <w:r>
-              <w:rPr>
-                <w:szCs w:val="20"/>
-              </w:rPr>
-              <w:t>administratives</w:t>
-            </w:r>
-            <w:proofErr w:type="spellEnd"/>
-            <w:r>
-              <w:rPr>
-                <w:szCs w:val="20"/>
-              </w:rPr>
-              <w:t xml:space="preserve"> </w:t>
-            </w:r>
-            <w:proofErr w:type="spellStart"/>
-            <w:r>
-              <w:rPr>
-                <w:szCs w:val="20"/>
-              </w:rPr>
-              <w:t>obligatoires</w:t>
-            </w:r>
-            <w:proofErr w:type="spellEnd"/>
-            <w:r>
-              <w:rPr>
-                <w:szCs w:val="20"/>
-              </w:rPr>
-              <w:t xml:space="preserve"> avant le </w:t>
-            </w:r>
-            <w:proofErr w:type="spellStart"/>
-            <w:r>
-              <w:rPr>
-                <w:szCs w:val="20"/>
-              </w:rPr>
-              <w:t>démarrage</w:t>
-            </w:r>
-            <w:proofErr w:type="spellEnd"/>
-            <w:r>
-              <w:rPr>
-                <w:szCs w:val="20"/>
-              </w:rPr>
-              <w:t xml:space="preserve"> de la formation.</w:t>
+              <w:t>Ce délai est indispensable afin de nous permettre d’effectuer les vérifications et déclarations administratives obligatoires avant le démarrage de la formation.</w:t>
             </w:r>
           </w:p>
         </w:tc>
@@ -7244,315 +3586,7 @@
         <w:rPr>
           <w:szCs w:val="20"/>
         </w:rPr>
-        <w:t xml:space="preserve">Les documents </w:t>
-      </w:r>
-      <w:proofErr w:type="spellStart"/>
-      <w:r>
-        <w:rPr>
-          <w:szCs w:val="20"/>
-        </w:rPr>
-        <w:t>déposés</w:t>
-      </w:r>
-      <w:proofErr w:type="spellEnd"/>
-      <w:r>
-        <w:rPr>
-          <w:szCs w:val="20"/>
-        </w:rPr>
-        <w:t xml:space="preserve"> </w:t>
-      </w:r>
-      <w:proofErr w:type="spellStart"/>
-      <w:r>
-        <w:rPr>
-          <w:szCs w:val="20"/>
-        </w:rPr>
-        <w:t>doivent</w:t>
-      </w:r>
-      <w:proofErr w:type="spellEnd"/>
-      <w:r>
-        <w:rPr>
-          <w:szCs w:val="20"/>
-        </w:rPr>
-        <w:t xml:space="preserve"> </w:t>
-      </w:r>
-      <w:proofErr w:type="spellStart"/>
-      <w:r>
-        <w:rPr>
-          <w:szCs w:val="20"/>
-        </w:rPr>
-        <w:t>être</w:t>
-      </w:r>
-      <w:proofErr w:type="spellEnd"/>
-      <w:r>
-        <w:rPr>
-          <w:szCs w:val="20"/>
-        </w:rPr>
-        <w:t xml:space="preserve"> </w:t>
-      </w:r>
-      <w:proofErr w:type="spellStart"/>
-      <w:r>
-        <w:rPr>
-          <w:szCs w:val="20"/>
-        </w:rPr>
-        <w:t>complets</w:t>
-      </w:r>
-      <w:proofErr w:type="spellEnd"/>
-      <w:r>
-        <w:rPr>
-          <w:szCs w:val="20"/>
-        </w:rPr>
-        <w:t xml:space="preserve">, </w:t>
-      </w:r>
-      <w:proofErr w:type="spellStart"/>
-      <w:r>
-        <w:rPr>
-          <w:szCs w:val="20"/>
-        </w:rPr>
-        <w:t>lisibles</w:t>
-      </w:r>
-      <w:proofErr w:type="spellEnd"/>
-      <w:r>
-        <w:rPr>
-          <w:szCs w:val="20"/>
-        </w:rPr>
-        <w:t xml:space="preserve">, </w:t>
-      </w:r>
-      <w:proofErr w:type="spellStart"/>
-      <w:r>
-        <w:rPr>
-          <w:szCs w:val="20"/>
-        </w:rPr>
-        <w:t>valides</w:t>
-      </w:r>
-      <w:proofErr w:type="spellEnd"/>
-      <w:r>
-        <w:rPr>
-          <w:szCs w:val="20"/>
-        </w:rPr>
-        <w:t xml:space="preserve"> et </w:t>
-      </w:r>
-      <w:proofErr w:type="spellStart"/>
-      <w:r>
-        <w:rPr>
-          <w:szCs w:val="20"/>
-        </w:rPr>
-        <w:t>strictement</w:t>
-      </w:r>
-      <w:proofErr w:type="spellEnd"/>
-      <w:r>
-        <w:rPr>
-          <w:szCs w:val="20"/>
-        </w:rPr>
-        <w:t xml:space="preserve"> </w:t>
-      </w:r>
-      <w:proofErr w:type="spellStart"/>
-      <w:r>
-        <w:rPr>
-          <w:szCs w:val="20"/>
-        </w:rPr>
-        <w:t>conformes</w:t>
-      </w:r>
-      <w:proofErr w:type="spellEnd"/>
-      <w:r>
-        <w:rPr>
-          <w:szCs w:val="20"/>
-        </w:rPr>
-        <w:t xml:space="preserve"> à </w:t>
-      </w:r>
-      <w:proofErr w:type="spellStart"/>
-      <w:r>
-        <w:rPr>
-          <w:szCs w:val="20"/>
-        </w:rPr>
-        <w:t>ce</w:t>
-      </w:r>
-      <w:proofErr w:type="spellEnd"/>
-      <w:r>
-        <w:rPr>
-          <w:szCs w:val="20"/>
-        </w:rPr>
-        <w:t xml:space="preserve"> qui est </w:t>
-      </w:r>
-      <w:proofErr w:type="spellStart"/>
-      <w:r>
-        <w:rPr>
-          <w:szCs w:val="20"/>
-        </w:rPr>
-        <w:t>demandé</w:t>
-      </w:r>
-      <w:proofErr w:type="spellEnd"/>
-      <w:r>
-        <w:rPr>
-          <w:szCs w:val="20"/>
-        </w:rPr>
-        <w:t xml:space="preserve"> sur </w:t>
-      </w:r>
-      <w:proofErr w:type="spellStart"/>
-      <w:r>
-        <w:rPr>
-          <w:szCs w:val="20"/>
-        </w:rPr>
-        <w:t>votre</w:t>
-      </w:r>
-      <w:proofErr w:type="spellEnd"/>
-      <w:r>
-        <w:rPr>
-          <w:szCs w:val="20"/>
-        </w:rPr>
-        <w:t xml:space="preserve"> </w:t>
-      </w:r>
-      <w:proofErr w:type="spellStart"/>
-      <w:r>
-        <w:rPr>
-          <w:szCs w:val="20"/>
-        </w:rPr>
-        <w:t>espace</w:t>
-      </w:r>
-      <w:proofErr w:type="spellEnd"/>
-      <w:r>
-        <w:rPr>
-          <w:szCs w:val="20"/>
-        </w:rPr>
-        <w:t xml:space="preserve"> stagiaire. Nous </w:t>
-      </w:r>
-      <w:proofErr w:type="spellStart"/>
-      <w:r>
-        <w:rPr>
-          <w:szCs w:val="20"/>
-        </w:rPr>
-        <w:t>attirons</w:t>
-      </w:r>
-      <w:proofErr w:type="spellEnd"/>
-      <w:r>
-        <w:rPr>
-          <w:szCs w:val="20"/>
-        </w:rPr>
-        <w:t xml:space="preserve"> </w:t>
-      </w:r>
-      <w:proofErr w:type="spellStart"/>
-      <w:r>
-        <w:rPr>
-          <w:szCs w:val="20"/>
-        </w:rPr>
-        <w:t>votre</w:t>
-      </w:r>
-      <w:proofErr w:type="spellEnd"/>
-      <w:r>
-        <w:rPr>
-          <w:szCs w:val="20"/>
-        </w:rPr>
-        <w:t xml:space="preserve"> attention sur </w:t>
-      </w:r>
-      <w:proofErr w:type="spellStart"/>
-      <w:r>
-        <w:rPr>
-          <w:szCs w:val="20"/>
-        </w:rPr>
-        <w:t>l’importance</w:t>
-      </w:r>
-      <w:proofErr w:type="spellEnd"/>
-      <w:r>
-        <w:rPr>
-          <w:szCs w:val="20"/>
-        </w:rPr>
-        <w:t xml:space="preserve"> de </w:t>
-      </w:r>
-      <w:proofErr w:type="spellStart"/>
-      <w:r>
-        <w:rPr>
-          <w:szCs w:val="20"/>
-        </w:rPr>
-        <w:t>cette</w:t>
-      </w:r>
-      <w:proofErr w:type="spellEnd"/>
-      <w:r>
-        <w:rPr>
-          <w:szCs w:val="20"/>
-        </w:rPr>
-        <w:t xml:space="preserve"> étape et vous </w:t>
-      </w:r>
-      <w:proofErr w:type="spellStart"/>
-      <w:r>
-        <w:rPr>
-          <w:szCs w:val="20"/>
-        </w:rPr>
-        <w:t>demandons</w:t>
-      </w:r>
-      <w:proofErr w:type="spellEnd"/>
-      <w:r>
-        <w:rPr>
-          <w:szCs w:val="20"/>
-        </w:rPr>
-        <w:t xml:space="preserve"> la plus grande vigilance </w:t>
-      </w:r>
-      <w:proofErr w:type="spellStart"/>
-      <w:r>
-        <w:rPr>
-          <w:szCs w:val="20"/>
-        </w:rPr>
-        <w:t>lors</w:t>
-      </w:r>
-      <w:proofErr w:type="spellEnd"/>
-      <w:r>
-        <w:rPr>
-          <w:szCs w:val="20"/>
-        </w:rPr>
-        <w:t xml:space="preserve"> du </w:t>
-      </w:r>
-      <w:proofErr w:type="spellStart"/>
-      <w:r>
-        <w:rPr>
-          <w:szCs w:val="20"/>
-        </w:rPr>
-        <w:t>dépôt</w:t>
-      </w:r>
-      <w:proofErr w:type="spellEnd"/>
-      <w:r>
-        <w:rPr>
-          <w:szCs w:val="20"/>
-        </w:rPr>
-        <w:t xml:space="preserve"> de </w:t>
-      </w:r>
-      <w:proofErr w:type="spellStart"/>
-      <w:r>
-        <w:rPr>
-          <w:szCs w:val="20"/>
-        </w:rPr>
-        <w:t>vos</w:t>
-      </w:r>
-      <w:proofErr w:type="spellEnd"/>
-      <w:r>
-        <w:rPr>
-          <w:szCs w:val="20"/>
-        </w:rPr>
-        <w:t xml:space="preserve"> </w:t>
-      </w:r>
-      <w:proofErr w:type="spellStart"/>
-      <w:r>
-        <w:rPr>
-          <w:szCs w:val="20"/>
-        </w:rPr>
-        <w:t>pièces</w:t>
-      </w:r>
-      <w:proofErr w:type="spellEnd"/>
-      <w:r>
-        <w:rPr>
-          <w:szCs w:val="20"/>
-        </w:rPr>
-        <w:t xml:space="preserve"> </w:t>
-      </w:r>
-      <w:proofErr w:type="spellStart"/>
-      <w:r>
-        <w:rPr>
-          <w:szCs w:val="20"/>
-        </w:rPr>
-        <w:t>justificatives</w:t>
-      </w:r>
-      <w:proofErr w:type="spellEnd"/>
-      <w:r>
-        <w:rPr>
-          <w:szCs w:val="20"/>
-        </w:rPr>
-        <w:t>.</w:t>
+        <w:t>Les documents déposés doivent être complets, lisibles, valides et strictement conformes à ce qui est demandé sur votre espace stagiaire. Nous attirons votre attention sur l’importance de cette étape et vous demandons la plus grande vigilance lors du dépôt de vos pièces justificatives.</w:t>
       </w:r>
     </w:p>
     <w:p>
@@ -7576,293 +3610,20 @@
         <w:rPr>
           <w:szCs w:val="20"/>
         </w:rPr>
-        <w:t xml:space="preserve">En </w:t>
+        <w:t xml:space="preserve">En complément des documents déposés en ligne, vous devrez également apporter le premier jour de formation </w:t>
       </w:r>
-      <w:proofErr w:type="spellStart"/>
-      <w:r>
-        <w:rPr>
-          <w:szCs w:val="20"/>
-        </w:rPr>
-        <w:t>complément</w:t>
-      </w:r>
-      <w:proofErr w:type="spellEnd"/>
-      <w:r>
-        <w:rPr>
-          <w:szCs w:val="20"/>
-        </w:rPr>
-        <w:t xml:space="preserve"> des documents </w:t>
-      </w:r>
-      <w:proofErr w:type="spellStart"/>
-      <w:r>
-        <w:rPr>
-          <w:szCs w:val="20"/>
-        </w:rPr>
-        <w:t>déposés</w:t>
-      </w:r>
-      <w:proofErr w:type="spellEnd"/>
-      <w:r>
-        <w:rPr>
-          <w:szCs w:val="20"/>
-        </w:rPr>
-        <w:t xml:space="preserve"> </w:t>
-      </w:r>
-      <w:proofErr w:type="spellStart"/>
-      <w:r>
-        <w:rPr>
-          <w:szCs w:val="20"/>
-        </w:rPr>
-        <w:t>en</w:t>
-      </w:r>
-      <w:proofErr w:type="spellEnd"/>
-      <w:r>
-        <w:rPr>
-          <w:szCs w:val="20"/>
-        </w:rPr>
-        <w:t xml:space="preserve"> </w:t>
-      </w:r>
-      <w:proofErr w:type="spellStart"/>
-      <w:r>
-        <w:rPr>
-          <w:szCs w:val="20"/>
-        </w:rPr>
-        <w:t>ligne</w:t>
-      </w:r>
-      <w:proofErr w:type="spellEnd"/>
-      <w:r>
-        <w:rPr>
-          <w:szCs w:val="20"/>
-        </w:rPr>
-        <w:t xml:space="preserve">, vous </w:t>
-      </w:r>
-      <w:proofErr w:type="spellStart"/>
-      <w:r>
-        <w:rPr>
-          <w:szCs w:val="20"/>
-        </w:rPr>
-        <w:t>devrez</w:t>
-      </w:r>
-      <w:proofErr w:type="spellEnd"/>
-      <w:r>
-        <w:rPr>
-          <w:szCs w:val="20"/>
-        </w:rPr>
-        <w:t xml:space="preserve"> </w:t>
-      </w:r>
-      <w:proofErr w:type="spellStart"/>
-      <w:r>
-        <w:rPr>
-          <w:szCs w:val="20"/>
-        </w:rPr>
-        <w:t>également</w:t>
-      </w:r>
-      <w:proofErr w:type="spellEnd"/>
-      <w:r>
-        <w:rPr>
-          <w:szCs w:val="20"/>
-        </w:rPr>
-        <w:t xml:space="preserve"> </w:t>
-      </w:r>
-      <w:proofErr w:type="spellStart"/>
-      <w:r>
-        <w:rPr>
-          <w:szCs w:val="20"/>
-        </w:rPr>
-        <w:t>apporter</w:t>
-      </w:r>
-      <w:proofErr w:type="spellEnd"/>
-      <w:r>
-        <w:rPr>
-          <w:szCs w:val="20"/>
-        </w:rPr>
-        <w:t xml:space="preserve"> le premier jour de formation </w:t>
-      </w:r>
-      <w:proofErr w:type="spellStart"/>
       <w:r>
         <w:rPr>
           <w:b/>
           <w:szCs w:val="20"/>
         </w:rPr>
-        <w:t>une</w:t>
-      </w:r>
-      <w:proofErr w:type="spellEnd"/>
-      <w:r>
-        <w:rPr>
-          <w:b/>
-          <w:szCs w:val="20"/>
-        </w:rPr>
-        <w:t xml:space="preserve"> grande </w:t>
-      </w:r>
-      <w:proofErr w:type="spellStart"/>
-      <w:r>
-        <w:rPr>
-          <w:b/>
-          <w:szCs w:val="20"/>
-        </w:rPr>
-        <w:t>enveloppe</w:t>
-      </w:r>
-      <w:proofErr w:type="spellEnd"/>
-      <w:r>
-        <w:rPr>
-          <w:b/>
-          <w:szCs w:val="20"/>
-        </w:rPr>
-        <w:t xml:space="preserve"> </w:t>
-      </w:r>
-      <w:proofErr w:type="spellStart"/>
-      <w:r>
-        <w:rPr>
-          <w:b/>
-          <w:szCs w:val="20"/>
-        </w:rPr>
-        <w:t>timbrée</w:t>
-      </w:r>
-      <w:proofErr w:type="spellEnd"/>
-      <w:r>
-        <w:rPr>
-          <w:b/>
-          <w:szCs w:val="20"/>
-        </w:rPr>
-        <w:t xml:space="preserve">, </w:t>
-      </w:r>
-      <w:proofErr w:type="spellStart"/>
-      <w:r>
-        <w:rPr>
-          <w:b/>
-          <w:szCs w:val="20"/>
-        </w:rPr>
-        <w:t>préremplie</w:t>
-      </w:r>
-      <w:proofErr w:type="spellEnd"/>
-      <w:r>
-        <w:rPr>
-          <w:b/>
-          <w:szCs w:val="20"/>
-        </w:rPr>
-        <w:t xml:space="preserve"> avec </w:t>
-      </w:r>
-      <w:proofErr w:type="spellStart"/>
-      <w:r>
-        <w:rPr>
-          <w:b/>
-          <w:szCs w:val="20"/>
-        </w:rPr>
-        <w:t>votre</w:t>
-      </w:r>
-      <w:proofErr w:type="spellEnd"/>
-      <w:r>
-        <w:rPr>
-          <w:b/>
-          <w:szCs w:val="20"/>
-        </w:rPr>
-        <w:t xml:space="preserve"> nom et </w:t>
-      </w:r>
-      <w:proofErr w:type="spellStart"/>
-      <w:r>
-        <w:rPr>
-          <w:b/>
-          <w:szCs w:val="20"/>
-        </w:rPr>
-        <w:t>votre</w:t>
-      </w:r>
-      <w:proofErr w:type="spellEnd"/>
-      <w:r>
-        <w:rPr>
-          <w:b/>
-          <w:szCs w:val="20"/>
-        </w:rPr>
-        <w:t xml:space="preserve"> </w:t>
-      </w:r>
-      <w:proofErr w:type="spellStart"/>
-      <w:r>
-        <w:rPr>
-          <w:b/>
-          <w:szCs w:val="20"/>
-        </w:rPr>
-        <w:t>adresse</w:t>
-      </w:r>
-      <w:proofErr w:type="spellEnd"/>
-      <w:r>
-        <w:rPr>
-          <w:b/>
-          <w:szCs w:val="20"/>
-        </w:rPr>
-        <w:t>,</w:t>
+        <w:t>une grande enveloppe timbrée, préremplie avec votre nom et votre adresse,</w:t>
       </w:r>
       <w:r>
         <w:rPr>
           <w:szCs w:val="20"/>
         </w:rPr>
-        <w:t xml:space="preserve"> </w:t>
-      </w:r>
-      <w:proofErr w:type="spellStart"/>
-      <w:r>
-        <w:rPr>
-          <w:szCs w:val="20"/>
-        </w:rPr>
-        <w:t>afin</w:t>
-      </w:r>
-      <w:proofErr w:type="spellEnd"/>
-      <w:r>
-        <w:rPr>
-          <w:szCs w:val="20"/>
-        </w:rPr>
-        <w:t xml:space="preserve"> de </w:t>
-      </w:r>
-      <w:proofErr w:type="spellStart"/>
-      <w:r>
-        <w:rPr>
-          <w:szCs w:val="20"/>
-        </w:rPr>
-        <w:t>permettre</w:t>
-      </w:r>
-      <w:proofErr w:type="spellEnd"/>
-      <w:r>
-        <w:rPr>
-          <w:szCs w:val="20"/>
-        </w:rPr>
-        <w:t xml:space="preserve"> </w:t>
-      </w:r>
-      <w:proofErr w:type="spellStart"/>
-      <w:r>
-        <w:rPr>
-          <w:szCs w:val="20"/>
-        </w:rPr>
-        <w:t>l’envoi</w:t>
-      </w:r>
-      <w:proofErr w:type="spellEnd"/>
-      <w:r>
-        <w:rPr>
-          <w:szCs w:val="20"/>
-        </w:rPr>
-        <w:t xml:space="preserve"> de </w:t>
-      </w:r>
-      <w:proofErr w:type="spellStart"/>
-      <w:r>
-        <w:rPr>
-          <w:szCs w:val="20"/>
-        </w:rPr>
-        <w:t>votre</w:t>
-      </w:r>
-      <w:proofErr w:type="spellEnd"/>
-      <w:r>
-        <w:rPr>
-          <w:szCs w:val="20"/>
-        </w:rPr>
-        <w:t xml:space="preserve"> diplôme après </w:t>
-      </w:r>
-      <w:proofErr w:type="spellStart"/>
-      <w:r>
-        <w:rPr>
-          <w:szCs w:val="20"/>
-        </w:rPr>
-        <w:t>l’examen</w:t>
-      </w:r>
-      <w:proofErr w:type="spellEnd"/>
-      <w:r>
-        <w:rPr>
-          <w:szCs w:val="20"/>
-        </w:rPr>
-        <w:t>.</w:t>
+        <w:t xml:space="preserve"> afin de permettre l’envoi de votre diplôme après l’examen.</w:t>
       </w:r>
     </w:p>
     <w:p>
@@ -7912,254 +3673,27 @@
                 <w:szCs w:val="20"/>
               </w:rPr>
             </w:pPr>
-            <w:proofErr w:type="gramStart"/>
             <w:r>
               <w:rPr>
                 <w:b/>
                 <w:color w:val="D32F2F"/>
                 <w:szCs w:val="20"/>
               </w:rPr>
-              <w:t>Important :</w:t>
+              <w:t xml:space="preserve">Important : </w:t>
             </w:r>
-            <w:proofErr w:type="gramEnd"/>
-            <w:r>
-              <w:rPr>
-                <w:b/>
-                <w:color w:val="D32F2F"/>
-                <w:szCs w:val="20"/>
-              </w:rPr>
-              <w:t xml:space="preserve"> </w:t>
-            </w:r>
-            <w:proofErr w:type="spellStart"/>
             <w:r>
               <w:rPr>
                 <w:b/>
                 <w:szCs w:val="20"/>
               </w:rPr>
-              <w:t>S’agissant</w:t>
+              <w:t>S’agissant d’une formation</w:t>
             </w:r>
-            <w:proofErr w:type="spellEnd"/>
             <w:r>
               <w:rPr>
                 <w:b/>
                 <w:szCs w:val="20"/>
               </w:rPr>
-              <w:t xml:space="preserve"> </w:t>
-            </w:r>
-            <w:proofErr w:type="spellStart"/>
-            <w:r>
-              <w:rPr>
-                <w:b/>
-                <w:szCs w:val="20"/>
-              </w:rPr>
-              <w:t>d’une</w:t>
-            </w:r>
-            <w:proofErr w:type="spellEnd"/>
-            <w:r>
-              <w:rPr>
-                <w:b/>
-                <w:szCs w:val="20"/>
-              </w:rPr>
-              <w:t xml:space="preserve"> formation</w:t>
-            </w:r>
-            <w:r>
-              <w:rPr>
-                <w:b/>
-                <w:szCs w:val="20"/>
-              </w:rPr>
-              <w:t xml:space="preserve"> </w:t>
-            </w:r>
-            <w:proofErr w:type="spellStart"/>
-            <w:r>
-              <w:rPr>
-                <w:b/>
-                <w:szCs w:val="20"/>
-              </w:rPr>
-              <w:t>réglementée</w:t>
-            </w:r>
-            <w:proofErr w:type="spellEnd"/>
-            <w:r>
-              <w:rPr>
-                <w:b/>
-                <w:szCs w:val="20"/>
-              </w:rPr>
-              <w:t xml:space="preserve">, les documents </w:t>
-            </w:r>
-            <w:proofErr w:type="spellStart"/>
-            <w:r>
-              <w:rPr>
-                <w:b/>
-                <w:szCs w:val="20"/>
-              </w:rPr>
-              <w:t>administratifs</w:t>
-            </w:r>
-            <w:proofErr w:type="spellEnd"/>
-            <w:r>
-              <w:rPr>
-                <w:b/>
-                <w:szCs w:val="20"/>
-              </w:rPr>
-              <w:t xml:space="preserve"> </w:t>
-            </w:r>
-            <w:proofErr w:type="spellStart"/>
-            <w:r>
-              <w:rPr>
-                <w:b/>
-                <w:szCs w:val="20"/>
-              </w:rPr>
-              <w:t>demandés</w:t>
-            </w:r>
-            <w:proofErr w:type="spellEnd"/>
-            <w:r>
-              <w:rPr>
-                <w:b/>
-                <w:szCs w:val="20"/>
-              </w:rPr>
-              <w:t xml:space="preserve"> </w:t>
-            </w:r>
-            <w:proofErr w:type="spellStart"/>
-            <w:r>
-              <w:rPr>
-                <w:b/>
-                <w:szCs w:val="20"/>
-              </w:rPr>
-              <w:t>sont</w:t>
-            </w:r>
-            <w:proofErr w:type="spellEnd"/>
-            <w:r>
-              <w:rPr>
-                <w:b/>
-                <w:szCs w:val="20"/>
-              </w:rPr>
-              <w:t xml:space="preserve"> </w:t>
-            </w:r>
-            <w:proofErr w:type="spellStart"/>
-            <w:r>
-              <w:rPr>
-                <w:b/>
-                <w:szCs w:val="20"/>
-              </w:rPr>
-              <w:t>obligatoires</w:t>
-            </w:r>
-            <w:proofErr w:type="spellEnd"/>
-            <w:r>
-              <w:rPr>
-                <w:b/>
-                <w:szCs w:val="20"/>
-              </w:rPr>
-              <w:t xml:space="preserve"> pour </w:t>
-            </w:r>
-            <w:proofErr w:type="spellStart"/>
-            <w:r>
-              <w:rPr>
-                <w:b/>
-                <w:szCs w:val="20"/>
-              </w:rPr>
-              <w:t>pouvoir</w:t>
-            </w:r>
-            <w:proofErr w:type="spellEnd"/>
-            <w:r>
-              <w:rPr>
-                <w:b/>
-                <w:szCs w:val="20"/>
-              </w:rPr>
-              <w:t xml:space="preserve"> </w:t>
-            </w:r>
-            <w:proofErr w:type="spellStart"/>
-            <w:r>
-              <w:rPr>
-                <w:b/>
-                <w:szCs w:val="20"/>
-              </w:rPr>
-              <w:t>entrer</w:t>
-            </w:r>
-            <w:proofErr w:type="spellEnd"/>
-            <w:r>
-              <w:rPr>
-                <w:b/>
-                <w:szCs w:val="20"/>
-              </w:rPr>
-              <w:t xml:space="preserve"> </w:t>
-            </w:r>
-            <w:proofErr w:type="spellStart"/>
-            <w:r>
-              <w:rPr>
-                <w:b/>
-                <w:szCs w:val="20"/>
-              </w:rPr>
-              <w:t>en</w:t>
-            </w:r>
-            <w:proofErr w:type="spellEnd"/>
-            <w:r>
-              <w:rPr>
-                <w:b/>
-                <w:szCs w:val="20"/>
-              </w:rPr>
-              <w:t xml:space="preserve"> formation, </w:t>
-            </w:r>
-            <w:proofErr w:type="spellStart"/>
-            <w:r>
-              <w:rPr>
-                <w:b/>
-                <w:szCs w:val="20"/>
-              </w:rPr>
-              <w:t>suivre</w:t>
-            </w:r>
-            <w:proofErr w:type="spellEnd"/>
-            <w:r>
-              <w:rPr>
-                <w:b/>
-                <w:szCs w:val="20"/>
-              </w:rPr>
-              <w:t xml:space="preserve"> les </w:t>
-            </w:r>
-            <w:proofErr w:type="spellStart"/>
-            <w:r>
-              <w:rPr>
-                <w:b/>
-                <w:szCs w:val="20"/>
-              </w:rPr>
-              <w:t>enseignements</w:t>
-            </w:r>
-            <w:proofErr w:type="spellEnd"/>
-            <w:r>
-              <w:rPr>
-                <w:b/>
-                <w:szCs w:val="20"/>
-              </w:rPr>
-              <w:t xml:space="preserve"> et se </w:t>
-            </w:r>
-            <w:proofErr w:type="spellStart"/>
-            <w:r>
-              <w:rPr>
-                <w:b/>
-                <w:szCs w:val="20"/>
-              </w:rPr>
-              <w:t>présenter</w:t>
-            </w:r>
-            <w:proofErr w:type="spellEnd"/>
-            <w:r>
-              <w:rPr>
-                <w:b/>
-                <w:szCs w:val="20"/>
-              </w:rPr>
-              <w:t xml:space="preserve"> à </w:t>
-            </w:r>
-            <w:proofErr w:type="spellStart"/>
-            <w:r>
-              <w:rPr>
-                <w:b/>
-                <w:szCs w:val="20"/>
-              </w:rPr>
-              <w:t>l’examen</w:t>
-            </w:r>
-            <w:proofErr w:type="spellEnd"/>
-            <w:r>
-              <w:rPr>
-                <w:b/>
-                <w:szCs w:val="20"/>
-              </w:rPr>
-              <w:t>.</w:t>
+              <w:t xml:space="preserve"> réglementée, les documents administratifs demandés sont obligatoires pour pouvoir entrer en formation, suivre les enseignements et se présenter à l’examen.</w:t>
             </w:r>
           </w:p>
           <w:p>
@@ -8175,439 +3709,7 @@
                 <w:b/>
                 <w:szCs w:val="20"/>
               </w:rPr>
-              <w:t xml:space="preserve">En </w:t>
-            </w:r>
-            <w:proofErr w:type="spellStart"/>
-            <w:r>
-              <w:rPr>
-                <w:b/>
-                <w:szCs w:val="20"/>
-              </w:rPr>
-              <w:t>cas</w:t>
-            </w:r>
-            <w:proofErr w:type="spellEnd"/>
-            <w:r>
-              <w:rPr>
-                <w:b/>
-                <w:szCs w:val="20"/>
-              </w:rPr>
-              <w:t xml:space="preserve"> de documents </w:t>
-            </w:r>
-            <w:proofErr w:type="spellStart"/>
-            <w:r>
-              <w:rPr>
-                <w:b/>
-                <w:szCs w:val="20"/>
-              </w:rPr>
-              <w:t>manquants</w:t>
-            </w:r>
-            <w:proofErr w:type="spellEnd"/>
-            <w:r>
-              <w:rPr>
-                <w:b/>
-                <w:szCs w:val="20"/>
-              </w:rPr>
-              <w:t xml:space="preserve">, non </w:t>
-            </w:r>
-            <w:proofErr w:type="spellStart"/>
-            <w:r>
-              <w:rPr>
-                <w:b/>
-                <w:szCs w:val="20"/>
-              </w:rPr>
-              <w:t>conformes</w:t>
-            </w:r>
-            <w:proofErr w:type="spellEnd"/>
-            <w:r>
-              <w:rPr>
-                <w:b/>
-                <w:szCs w:val="20"/>
-              </w:rPr>
-              <w:t xml:space="preserve">, </w:t>
-            </w:r>
-            <w:proofErr w:type="spellStart"/>
-            <w:r>
-              <w:rPr>
-                <w:b/>
-                <w:szCs w:val="20"/>
-              </w:rPr>
-              <w:t>illisibles</w:t>
-            </w:r>
-            <w:proofErr w:type="spellEnd"/>
-            <w:r>
-              <w:rPr>
-                <w:b/>
-                <w:szCs w:val="20"/>
-              </w:rPr>
-              <w:t xml:space="preserve"> </w:t>
-            </w:r>
-            <w:proofErr w:type="spellStart"/>
-            <w:r>
-              <w:rPr>
-                <w:b/>
-                <w:szCs w:val="20"/>
-              </w:rPr>
-              <w:t>ou</w:t>
-            </w:r>
-            <w:proofErr w:type="spellEnd"/>
-            <w:r>
-              <w:rPr>
-                <w:b/>
-                <w:szCs w:val="20"/>
-              </w:rPr>
-              <w:t xml:space="preserve"> non </w:t>
-            </w:r>
-            <w:proofErr w:type="spellStart"/>
-            <w:r>
-              <w:rPr>
-                <w:b/>
-                <w:szCs w:val="20"/>
-              </w:rPr>
-              <w:t>transmis</w:t>
-            </w:r>
-            <w:proofErr w:type="spellEnd"/>
-            <w:r>
-              <w:rPr>
-                <w:b/>
-                <w:szCs w:val="20"/>
-              </w:rPr>
-              <w:t xml:space="preserve"> dans les </w:t>
-            </w:r>
-            <w:proofErr w:type="spellStart"/>
-            <w:r>
-              <w:rPr>
-                <w:b/>
-                <w:szCs w:val="20"/>
-              </w:rPr>
-              <w:t>délais</w:t>
-            </w:r>
-            <w:proofErr w:type="spellEnd"/>
-            <w:r>
-              <w:rPr>
-                <w:b/>
-                <w:szCs w:val="20"/>
-              </w:rPr>
-              <w:t xml:space="preserve">, </w:t>
-            </w:r>
-            <w:proofErr w:type="spellStart"/>
-            <w:r>
-              <w:rPr>
-                <w:b/>
-                <w:szCs w:val="20"/>
-              </w:rPr>
-              <w:t>l’accès</w:t>
-            </w:r>
-            <w:proofErr w:type="spellEnd"/>
-            <w:r>
-              <w:rPr>
-                <w:b/>
-                <w:szCs w:val="20"/>
-              </w:rPr>
-              <w:t xml:space="preserve"> à la formation </w:t>
-            </w:r>
-            <w:proofErr w:type="spellStart"/>
-            <w:r>
-              <w:rPr>
-                <w:b/>
-                <w:szCs w:val="20"/>
-              </w:rPr>
-              <w:t>pourra</w:t>
-            </w:r>
-            <w:proofErr w:type="spellEnd"/>
-            <w:r>
-              <w:rPr>
-                <w:b/>
-                <w:szCs w:val="20"/>
-              </w:rPr>
-              <w:t xml:space="preserve"> </w:t>
-            </w:r>
-            <w:proofErr w:type="spellStart"/>
-            <w:r>
-              <w:rPr>
-                <w:b/>
-                <w:szCs w:val="20"/>
-              </w:rPr>
-              <w:t>être</w:t>
-            </w:r>
-            <w:proofErr w:type="spellEnd"/>
-            <w:r>
-              <w:rPr>
-                <w:b/>
-                <w:szCs w:val="20"/>
-              </w:rPr>
-              <w:t xml:space="preserve"> </w:t>
-            </w:r>
-            <w:proofErr w:type="spellStart"/>
-            <w:r>
-              <w:rPr>
-                <w:b/>
-                <w:szCs w:val="20"/>
-              </w:rPr>
-              <w:t>refusé</w:t>
-            </w:r>
-            <w:proofErr w:type="spellEnd"/>
-            <w:r>
-              <w:rPr>
-                <w:b/>
-                <w:szCs w:val="20"/>
-              </w:rPr>
-              <w:t xml:space="preserve">. Dans </w:t>
-            </w:r>
-            <w:proofErr w:type="spellStart"/>
-            <w:r>
-              <w:rPr>
-                <w:b/>
-                <w:szCs w:val="20"/>
-              </w:rPr>
-              <w:t>ce</w:t>
-            </w:r>
-            <w:proofErr w:type="spellEnd"/>
-            <w:r>
-              <w:rPr>
-                <w:b/>
-                <w:szCs w:val="20"/>
-              </w:rPr>
-              <w:t xml:space="preserve"> </w:t>
-            </w:r>
-            <w:proofErr w:type="spellStart"/>
-            <w:r>
-              <w:rPr>
-                <w:b/>
-                <w:szCs w:val="20"/>
-              </w:rPr>
-              <w:t>cas</w:t>
-            </w:r>
-            <w:proofErr w:type="spellEnd"/>
-            <w:r>
-              <w:rPr>
-                <w:b/>
-                <w:szCs w:val="20"/>
-              </w:rPr>
-              <w:t xml:space="preserve">, </w:t>
-            </w:r>
-            <w:proofErr w:type="spellStart"/>
-            <w:r>
-              <w:rPr>
-                <w:b/>
-                <w:szCs w:val="20"/>
-              </w:rPr>
-              <w:t>aucune</w:t>
-            </w:r>
-            <w:proofErr w:type="spellEnd"/>
-            <w:r>
-              <w:rPr>
-                <w:b/>
-                <w:szCs w:val="20"/>
-              </w:rPr>
-              <w:t xml:space="preserve"> </w:t>
-            </w:r>
-            <w:proofErr w:type="spellStart"/>
-            <w:r>
-              <w:rPr>
-                <w:b/>
-                <w:szCs w:val="20"/>
-              </w:rPr>
-              <w:t>demande</w:t>
-            </w:r>
-            <w:proofErr w:type="spellEnd"/>
-            <w:r>
-              <w:rPr>
-                <w:b/>
-                <w:szCs w:val="20"/>
-              </w:rPr>
-              <w:t xml:space="preserve"> de </w:t>
-            </w:r>
-            <w:proofErr w:type="spellStart"/>
-            <w:r>
-              <w:rPr>
-                <w:b/>
-                <w:szCs w:val="20"/>
-              </w:rPr>
-              <w:t>remboursement</w:t>
-            </w:r>
-            <w:proofErr w:type="spellEnd"/>
-            <w:r>
-              <w:rPr>
-                <w:b/>
-                <w:szCs w:val="20"/>
-              </w:rPr>
-              <w:t xml:space="preserve"> ne </w:t>
-            </w:r>
-            <w:proofErr w:type="spellStart"/>
-            <w:r>
-              <w:rPr>
-                <w:b/>
-                <w:szCs w:val="20"/>
-              </w:rPr>
-              <w:t>pourra</w:t>
-            </w:r>
-            <w:proofErr w:type="spellEnd"/>
-            <w:r>
-              <w:rPr>
-                <w:b/>
-                <w:szCs w:val="20"/>
-              </w:rPr>
-              <w:t xml:space="preserve"> </w:t>
-            </w:r>
-            <w:proofErr w:type="spellStart"/>
-            <w:r>
-              <w:rPr>
-                <w:b/>
-                <w:szCs w:val="20"/>
-              </w:rPr>
-              <w:t>être</w:t>
-            </w:r>
-            <w:proofErr w:type="spellEnd"/>
-            <w:r>
-              <w:rPr>
-                <w:b/>
-                <w:szCs w:val="20"/>
-              </w:rPr>
-              <w:t xml:space="preserve"> </w:t>
-            </w:r>
-            <w:proofErr w:type="spellStart"/>
-            <w:r>
-              <w:rPr>
-                <w:b/>
-                <w:szCs w:val="20"/>
-              </w:rPr>
-              <w:t>acceptée</w:t>
-            </w:r>
-            <w:proofErr w:type="spellEnd"/>
-            <w:r>
-              <w:rPr>
-                <w:b/>
-                <w:szCs w:val="20"/>
-              </w:rPr>
-              <w:t xml:space="preserve">, le </w:t>
-            </w:r>
-            <w:proofErr w:type="spellStart"/>
-            <w:r>
-              <w:rPr>
-                <w:b/>
-                <w:szCs w:val="20"/>
-              </w:rPr>
-              <w:t>refus</w:t>
-            </w:r>
-            <w:proofErr w:type="spellEnd"/>
-            <w:r>
-              <w:rPr>
-                <w:b/>
-                <w:szCs w:val="20"/>
-              </w:rPr>
-              <w:t xml:space="preserve"> </w:t>
-            </w:r>
-            <w:proofErr w:type="spellStart"/>
-            <w:r>
-              <w:rPr>
-                <w:b/>
-                <w:szCs w:val="20"/>
-              </w:rPr>
-              <w:t>d’accès</w:t>
-            </w:r>
-            <w:proofErr w:type="spellEnd"/>
-            <w:r>
-              <w:rPr>
-                <w:b/>
-                <w:szCs w:val="20"/>
-              </w:rPr>
-              <w:t xml:space="preserve"> </w:t>
-            </w:r>
-            <w:proofErr w:type="spellStart"/>
-            <w:r>
-              <w:rPr>
-                <w:b/>
-                <w:szCs w:val="20"/>
-              </w:rPr>
-              <w:t>étant</w:t>
-            </w:r>
-            <w:proofErr w:type="spellEnd"/>
-            <w:r>
-              <w:rPr>
-                <w:b/>
-                <w:szCs w:val="20"/>
-              </w:rPr>
-              <w:t xml:space="preserve"> </w:t>
-            </w:r>
-            <w:proofErr w:type="spellStart"/>
-            <w:r>
-              <w:rPr>
-                <w:b/>
-                <w:szCs w:val="20"/>
-              </w:rPr>
-              <w:t>lié</w:t>
-            </w:r>
-            <w:proofErr w:type="spellEnd"/>
-            <w:r>
-              <w:rPr>
-                <w:b/>
-                <w:szCs w:val="20"/>
-              </w:rPr>
-              <w:t xml:space="preserve"> au non-respect des obligations </w:t>
-            </w:r>
-            <w:proofErr w:type="spellStart"/>
-            <w:r>
-              <w:rPr>
-                <w:b/>
-                <w:szCs w:val="20"/>
-              </w:rPr>
-              <w:t>administratives</w:t>
-            </w:r>
-            <w:proofErr w:type="spellEnd"/>
-            <w:r>
-              <w:rPr>
-                <w:b/>
-                <w:szCs w:val="20"/>
-              </w:rPr>
-              <w:t xml:space="preserve"> </w:t>
-            </w:r>
-            <w:proofErr w:type="spellStart"/>
-            <w:r>
-              <w:rPr>
-                <w:b/>
-                <w:szCs w:val="20"/>
-              </w:rPr>
-              <w:t>préalables</w:t>
-            </w:r>
-            <w:proofErr w:type="spellEnd"/>
-            <w:r>
-              <w:rPr>
-                <w:b/>
-                <w:szCs w:val="20"/>
-              </w:rPr>
-              <w:t xml:space="preserve"> à </w:t>
-            </w:r>
-            <w:proofErr w:type="spellStart"/>
-            <w:r>
-              <w:rPr>
-                <w:b/>
-                <w:szCs w:val="20"/>
-              </w:rPr>
-              <w:t>l’entrée</w:t>
-            </w:r>
-            <w:proofErr w:type="spellEnd"/>
-            <w:r>
-              <w:rPr>
-                <w:b/>
-                <w:szCs w:val="20"/>
-              </w:rPr>
-              <w:t xml:space="preserve"> </w:t>
-            </w:r>
-            <w:proofErr w:type="spellStart"/>
-            <w:r>
-              <w:rPr>
-                <w:b/>
-                <w:szCs w:val="20"/>
-              </w:rPr>
-              <w:t>en</w:t>
-            </w:r>
-            <w:proofErr w:type="spellEnd"/>
-            <w:r>
-              <w:rPr>
-                <w:b/>
-                <w:szCs w:val="20"/>
-              </w:rPr>
-              <w:t xml:space="preserve"> formation.</w:t>
+              <w:t>En cas de documents manquants, non conformes, illisibles ou non transmis dans les délais, l’accès à la formation pourra être refusé. Dans ce cas, aucune demande de remboursement ne pourra être acceptée, le refus d’accès étant lié au non-respect des obligations administratives préalables à l’entrée en formation.</w:t>
             </w:r>
           </w:p>
         </w:tc>
@@ -8672,37 +3774,12 @@
       <w:pPr>
         <w:spacing w:after="160"/>
       </w:pPr>
-      <w:proofErr w:type="spellStart"/>
       <w:r>
         <w:rPr>
           <w:b/>
           <w:sz w:val="22"/>
         </w:rPr>
-        <w:t>Comportement</w:t>
-      </w:r>
-      <w:proofErr w:type="spellEnd"/>
-      <w:r>
-        <w:rPr>
-          <w:b/>
-          <w:sz w:val="22"/>
-        </w:rPr>
-        <w:t xml:space="preserve"> </w:t>
-      </w:r>
-      <w:proofErr w:type="spellStart"/>
-      <w:r>
-        <w:rPr>
-          <w:b/>
-          <w:sz w:val="22"/>
-        </w:rPr>
-        <w:t>attendu</w:t>
-      </w:r>
-      <w:proofErr w:type="spellEnd"/>
-      <w:r>
-        <w:rPr>
-          <w:b/>
-          <w:sz w:val="22"/>
-        </w:rPr>
-        <w:t xml:space="preserve"> pendant la formation</w:t>
+        <w:t>Comportement attendu pendant la formation</w:t>
       </w:r>
     </w:p>
     <w:p>
@@ -8714,217 +3791,7 @@
         <w:rPr>
           <w:sz w:val="21"/>
         </w:rPr>
-        <w:t xml:space="preserve">Le bon </w:t>
-      </w:r>
-      <w:proofErr w:type="spellStart"/>
-      <w:r>
-        <w:rPr>
-          <w:sz w:val="21"/>
-        </w:rPr>
-        <w:t>déroulement</w:t>
-      </w:r>
-      <w:proofErr w:type="spellEnd"/>
-      <w:r>
-        <w:rPr>
-          <w:sz w:val="21"/>
-        </w:rPr>
-        <w:t xml:space="preserve"> de la formation repose sur </w:t>
-      </w:r>
-      <w:proofErr w:type="spellStart"/>
-      <w:r>
-        <w:rPr>
-          <w:sz w:val="21"/>
-        </w:rPr>
-        <w:t>une</w:t>
-      </w:r>
-      <w:proofErr w:type="spellEnd"/>
-      <w:r>
-        <w:rPr>
-          <w:sz w:val="21"/>
-        </w:rPr>
-        <w:t xml:space="preserve"> attitude </w:t>
-      </w:r>
-      <w:proofErr w:type="spellStart"/>
-      <w:r>
-        <w:rPr>
-          <w:sz w:val="21"/>
-        </w:rPr>
-        <w:t>sérieuse</w:t>
-      </w:r>
-      <w:proofErr w:type="spellEnd"/>
-      <w:r>
-        <w:rPr>
-          <w:sz w:val="21"/>
-        </w:rPr>
-        <w:t xml:space="preserve">, </w:t>
-      </w:r>
-      <w:proofErr w:type="spellStart"/>
-      <w:r>
-        <w:rPr>
-          <w:sz w:val="21"/>
-        </w:rPr>
-        <w:t>respectueuse</w:t>
-      </w:r>
-      <w:proofErr w:type="spellEnd"/>
-      <w:r>
-        <w:rPr>
-          <w:sz w:val="21"/>
-        </w:rPr>
-        <w:t xml:space="preserve"> et </w:t>
-      </w:r>
-      <w:proofErr w:type="spellStart"/>
-      <w:r>
-        <w:rPr>
-          <w:sz w:val="21"/>
-        </w:rPr>
-        <w:t>adaptée</w:t>
-      </w:r>
-      <w:proofErr w:type="spellEnd"/>
-      <w:r>
-        <w:rPr>
-          <w:sz w:val="21"/>
-        </w:rPr>
-        <w:t xml:space="preserve"> au cadre </w:t>
-      </w:r>
-      <w:proofErr w:type="spellStart"/>
-      <w:r>
-        <w:rPr>
-          <w:sz w:val="21"/>
-        </w:rPr>
-        <w:t>professionnel</w:t>
-      </w:r>
-      <w:proofErr w:type="spellEnd"/>
-      <w:r>
-        <w:rPr>
-          <w:sz w:val="21"/>
-        </w:rPr>
-        <w:t xml:space="preserve">. </w:t>
-      </w:r>
-      <w:proofErr w:type="spellStart"/>
-      <w:r>
-        <w:rPr>
-          <w:sz w:val="21"/>
-        </w:rPr>
-        <w:t>Chaque</w:t>
-      </w:r>
-      <w:proofErr w:type="spellEnd"/>
-      <w:r>
-        <w:rPr>
-          <w:sz w:val="21"/>
-        </w:rPr>
-        <w:t xml:space="preserve"> stagiaire </w:t>
-      </w:r>
-      <w:proofErr w:type="spellStart"/>
-      <w:r>
-        <w:rPr>
-          <w:sz w:val="21"/>
-        </w:rPr>
-        <w:t>s’engage</w:t>
-      </w:r>
-      <w:proofErr w:type="spellEnd"/>
-      <w:r>
-        <w:rPr>
-          <w:sz w:val="21"/>
-        </w:rPr>
-        <w:t xml:space="preserve"> à respecter les </w:t>
-      </w:r>
-      <w:proofErr w:type="spellStart"/>
-      <w:r>
-        <w:rPr>
-          <w:sz w:val="21"/>
-        </w:rPr>
-        <w:t>règles</w:t>
-      </w:r>
-      <w:proofErr w:type="spellEnd"/>
-      <w:r>
-        <w:rPr>
-          <w:sz w:val="21"/>
-        </w:rPr>
-        <w:t xml:space="preserve"> </w:t>
-      </w:r>
-      <w:proofErr w:type="spellStart"/>
-      <w:r>
-        <w:rPr>
-          <w:sz w:val="21"/>
-        </w:rPr>
-        <w:t>suivantes</w:t>
-      </w:r>
-      <w:proofErr w:type="spellEnd"/>
-      <w:r>
-        <w:rPr>
-          <w:sz w:val="21"/>
-        </w:rPr>
-        <w:t xml:space="preserve"> pendant toute la durée de la formation, y </w:t>
-      </w:r>
-      <w:proofErr w:type="spellStart"/>
-      <w:r>
-        <w:rPr>
-          <w:sz w:val="21"/>
-        </w:rPr>
-        <w:t>compris</w:t>
-      </w:r>
-      <w:proofErr w:type="spellEnd"/>
-      <w:r>
-        <w:rPr>
-          <w:sz w:val="21"/>
-        </w:rPr>
-        <w:t xml:space="preserve"> </w:t>
-      </w:r>
-      <w:proofErr w:type="spellStart"/>
-      <w:r>
-        <w:rPr>
-          <w:sz w:val="21"/>
-        </w:rPr>
-        <w:t>lors</w:t>
-      </w:r>
-      <w:proofErr w:type="spellEnd"/>
-      <w:r>
-        <w:rPr>
-          <w:sz w:val="21"/>
-        </w:rPr>
-        <w:t xml:space="preserve"> des pauses et dans </w:t>
-      </w:r>
-      <w:proofErr w:type="spellStart"/>
-      <w:r>
-        <w:rPr>
-          <w:sz w:val="21"/>
-        </w:rPr>
-        <w:t>l’ensemble</w:t>
-      </w:r>
-      <w:proofErr w:type="spellEnd"/>
-      <w:r>
-        <w:rPr>
-          <w:sz w:val="21"/>
-        </w:rPr>
-        <w:t xml:space="preserve"> des </w:t>
-      </w:r>
-      <w:proofErr w:type="spellStart"/>
-      <w:r>
-        <w:rPr>
-          <w:sz w:val="21"/>
-        </w:rPr>
-        <w:t>espaces</w:t>
-      </w:r>
-      <w:proofErr w:type="spellEnd"/>
-      <w:r>
-        <w:rPr>
-          <w:sz w:val="21"/>
-        </w:rPr>
-        <w:t xml:space="preserve"> du </w:t>
-      </w:r>
-      <w:proofErr w:type="spellStart"/>
-      <w:r>
-        <w:rPr>
-          <w:sz w:val="21"/>
-        </w:rPr>
-        <w:t>centre</w:t>
-      </w:r>
-      <w:proofErr w:type="spellEnd"/>
-      <w:r>
-        <w:rPr>
-          <w:sz w:val="21"/>
-        </w:rPr>
-        <w:t>.</w:t>
+        <w:t>Le bon déroulement de la formation repose sur une attitude sérieuse, respectueuse et adaptée au cadre professionnel. Chaque stagiaire s’engage à respecter les règles suivantes pendant toute la durée de la formation, y compris lors des pauses et dans l’ensemble des espaces du centre.</w:t>
       </w:r>
     </w:p>
     <w:tbl>
@@ -8976,217 +3843,7 @@
               <w:rPr>
                 <w:sz w:val="17"/>
               </w:rPr>
-              <w:t xml:space="preserve">Adopter </w:t>
-            </w:r>
-            <w:proofErr w:type="spellStart"/>
-            <w:r>
-              <w:rPr>
-                <w:sz w:val="17"/>
-              </w:rPr>
-              <w:t>une</w:t>
-            </w:r>
-            <w:proofErr w:type="spellEnd"/>
-            <w:r>
-              <w:rPr>
-                <w:sz w:val="17"/>
-              </w:rPr>
-              <w:t xml:space="preserve"> attitude </w:t>
-            </w:r>
-            <w:proofErr w:type="spellStart"/>
-            <w:r>
-              <w:rPr>
-                <w:sz w:val="17"/>
-              </w:rPr>
-              <w:t>respectueuse</w:t>
-            </w:r>
-            <w:proofErr w:type="spellEnd"/>
-            <w:r>
-              <w:rPr>
-                <w:sz w:val="17"/>
-              </w:rPr>
-              <w:t xml:space="preserve"> </w:t>
-            </w:r>
-            <w:proofErr w:type="spellStart"/>
-            <w:r>
-              <w:rPr>
-                <w:sz w:val="17"/>
-              </w:rPr>
-              <w:t>envers</w:t>
-            </w:r>
-            <w:proofErr w:type="spellEnd"/>
-            <w:r>
-              <w:rPr>
-                <w:sz w:val="17"/>
-              </w:rPr>
-              <w:t xml:space="preserve"> les </w:t>
-            </w:r>
-            <w:proofErr w:type="spellStart"/>
-            <w:r>
-              <w:rPr>
-                <w:sz w:val="17"/>
-              </w:rPr>
-              <w:t>formateurs</w:t>
-            </w:r>
-            <w:proofErr w:type="spellEnd"/>
-            <w:r>
-              <w:rPr>
-                <w:sz w:val="17"/>
-              </w:rPr>
-              <w:t xml:space="preserve">, les </w:t>
-            </w:r>
-            <w:proofErr w:type="spellStart"/>
-            <w:r>
-              <w:rPr>
-                <w:sz w:val="17"/>
-              </w:rPr>
-              <w:t>intervenants</w:t>
-            </w:r>
-            <w:proofErr w:type="spellEnd"/>
-            <w:r>
-              <w:rPr>
-                <w:sz w:val="17"/>
-              </w:rPr>
-              <w:t xml:space="preserve">, le personnel </w:t>
-            </w:r>
-            <w:proofErr w:type="spellStart"/>
-            <w:r>
-              <w:rPr>
-                <w:sz w:val="17"/>
-              </w:rPr>
-              <w:t>administratif</w:t>
-            </w:r>
-            <w:proofErr w:type="spellEnd"/>
-            <w:r>
-              <w:rPr>
-                <w:sz w:val="17"/>
-              </w:rPr>
-              <w:t xml:space="preserve"> et les </w:t>
-            </w:r>
-            <w:proofErr w:type="spellStart"/>
-            <w:r>
-              <w:rPr>
-                <w:sz w:val="17"/>
-              </w:rPr>
-              <w:t>autres</w:t>
-            </w:r>
-            <w:proofErr w:type="spellEnd"/>
-            <w:r>
-              <w:rPr>
-                <w:sz w:val="17"/>
-              </w:rPr>
-              <w:t xml:space="preserve"> stagiaires. Les </w:t>
-            </w:r>
-            <w:proofErr w:type="spellStart"/>
-            <w:r>
-              <w:rPr>
-                <w:sz w:val="17"/>
-              </w:rPr>
-              <w:t>propos</w:t>
-            </w:r>
-            <w:proofErr w:type="spellEnd"/>
-            <w:r>
-              <w:rPr>
-                <w:sz w:val="17"/>
-              </w:rPr>
-              <w:t xml:space="preserve"> </w:t>
-            </w:r>
-            <w:proofErr w:type="spellStart"/>
-            <w:r>
-              <w:rPr>
-                <w:sz w:val="17"/>
-              </w:rPr>
-              <w:t>déplacés</w:t>
-            </w:r>
-            <w:proofErr w:type="spellEnd"/>
-            <w:r>
-              <w:rPr>
-                <w:sz w:val="17"/>
-              </w:rPr>
-              <w:t xml:space="preserve">, </w:t>
-            </w:r>
-            <w:proofErr w:type="spellStart"/>
-            <w:r>
-              <w:rPr>
-                <w:sz w:val="17"/>
-              </w:rPr>
-              <w:t>insultes</w:t>
-            </w:r>
-            <w:proofErr w:type="spellEnd"/>
-            <w:r>
-              <w:rPr>
-                <w:sz w:val="17"/>
-              </w:rPr>
-              <w:t xml:space="preserve">, menaces </w:t>
-            </w:r>
-            <w:proofErr w:type="spellStart"/>
-            <w:r>
-              <w:rPr>
-                <w:sz w:val="17"/>
-              </w:rPr>
-              <w:t>ou</w:t>
-            </w:r>
-            <w:proofErr w:type="spellEnd"/>
-            <w:r>
-              <w:rPr>
-                <w:sz w:val="17"/>
-              </w:rPr>
-              <w:t xml:space="preserve"> </w:t>
-            </w:r>
-            <w:proofErr w:type="spellStart"/>
-            <w:r>
-              <w:rPr>
-                <w:sz w:val="17"/>
-              </w:rPr>
-              <w:t>comportements</w:t>
-            </w:r>
-            <w:proofErr w:type="spellEnd"/>
-            <w:r>
-              <w:rPr>
-                <w:sz w:val="17"/>
-              </w:rPr>
-              <w:t xml:space="preserve"> </w:t>
-            </w:r>
-            <w:proofErr w:type="spellStart"/>
-            <w:r>
-              <w:rPr>
-                <w:sz w:val="17"/>
-              </w:rPr>
-              <w:t>perturbateurs</w:t>
-            </w:r>
-            <w:proofErr w:type="spellEnd"/>
-            <w:r>
-              <w:rPr>
-                <w:sz w:val="17"/>
-              </w:rPr>
-              <w:t xml:space="preserve"> ne </w:t>
-            </w:r>
-            <w:proofErr w:type="spellStart"/>
-            <w:r>
-              <w:rPr>
-                <w:sz w:val="17"/>
-              </w:rPr>
-              <w:t>sont</w:t>
-            </w:r>
-            <w:proofErr w:type="spellEnd"/>
-            <w:r>
-              <w:rPr>
-                <w:sz w:val="17"/>
-              </w:rPr>
-              <w:t xml:space="preserve"> pas </w:t>
-            </w:r>
-            <w:proofErr w:type="spellStart"/>
-            <w:r>
-              <w:rPr>
-                <w:sz w:val="17"/>
-              </w:rPr>
-              <w:t>acceptés</w:t>
-            </w:r>
-            <w:proofErr w:type="spellEnd"/>
-            <w:r>
-              <w:rPr>
-                <w:sz w:val="17"/>
-              </w:rPr>
-              <w:t>.</w:t>
+              <w:t>Adopter une attitude respectueuse envers les formateurs, les intervenants, le personnel administratif et les autres stagiaires. Les propos déplacés, insultes, menaces ou comportements perturbateurs ne sont pas acceptés.</w:t>
             </w:r>
           </w:p>
         </w:tc>
@@ -9223,203 +3880,7 @@
               <w:rPr>
                 <w:sz w:val="17"/>
               </w:rPr>
-              <w:t xml:space="preserve">Se </w:t>
-            </w:r>
-            <w:proofErr w:type="spellStart"/>
-            <w:r>
-              <w:rPr>
-                <w:sz w:val="17"/>
-              </w:rPr>
-              <w:t>présenter</w:t>
-            </w:r>
-            <w:proofErr w:type="spellEnd"/>
-            <w:r>
-              <w:rPr>
-                <w:sz w:val="17"/>
-              </w:rPr>
-              <w:t xml:space="preserve"> avec </w:t>
-            </w:r>
-            <w:proofErr w:type="spellStart"/>
-            <w:r>
-              <w:rPr>
-                <w:sz w:val="17"/>
-              </w:rPr>
-              <w:t>une</w:t>
-            </w:r>
-            <w:proofErr w:type="spellEnd"/>
-            <w:r>
-              <w:rPr>
-                <w:sz w:val="17"/>
-              </w:rPr>
-              <w:t xml:space="preserve"> tenue </w:t>
-            </w:r>
-            <w:proofErr w:type="spellStart"/>
-            <w:r>
-              <w:rPr>
-                <w:sz w:val="17"/>
-              </w:rPr>
-              <w:t>correcte</w:t>
-            </w:r>
-            <w:proofErr w:type="spellEnd"/>
-            <w:r>
-              <w:rPr>
-                <w:sz w:val="17"/>
-              </w:rPr>
-              <w:t xml:space="preserve"> et </w:t>
-            </w:r>
-            <w:proofErr w:type="spellStart"/>
-            <w:r>
-              <w:rPr>
-                <w:sz w:val="17"/>
-              </w:rPr>
-              <w:t>adaptée</w:t>
-            </w:r>
-            <w:proofErr w:type="spellEnd"/>
-            <w:r>
-              <w:rPr>
-                <w:sz w:val="17"/>
-              </w:rPr>
-              <w:t xml:space="preserve"> à la </w:t>
-            </w:r>
-            <w:proofErr w:type="gramStart"/>
-            <w:r>
-              <w:rPr>
-                <w:sz w:val="17"/>
-              </w:rPr>
-              <w:t>formation :</w:t>
-            </w:r>
-            <w:proofErr w:type="gramEnd"/>
-            <w:r>
-              <w:rPr>
-                <w:sz w:val="17"/>
-              </w:rPr>
-              <w:t xml:space="preserve"> t-shirt </w:t>
-            </w:r>
-            <w:proofErr w:type="spellStart"/>
-            <w:r>
-              <w:rPr>
-                <w:sz w:val="17"/>
-              </w:rPr>
-              <w:t>ou</w:t>
-            </w:r>
-            <w:proofErr w:type="spellEnd"/>
-            <w:r>
-              <w:rPr>
-                <w:sz w:val="17"/>
-              </w:rPr>
-              <w:t xml:space="preserve"> haut correct, </w:t>
-            </w:r>
-            <w:proofErr w:type="spellStart"/>
-            <w:r>
-              <w:rPr>
-                <w:sz w:val="17"/>
-              </w:rPr>
-              <w:t>pantalon</w:t>
-            </w:r>
-            <w:proofErr w:type="spellEnd"/>
-            <w:r>
-              <w:rPr>
-                <w:sz w:val="17"/>
-              </w:rPr>
-              <w:t xml:space="preserve"> et chaussures. Les tenues de plage, </w:t>
-            </w:r>
-            <w:proofErr w:type="spellStart"/>
-            <w:r>
-              <w:rPr>
-                <w:sz w:val="17"/>
-              </w:rPr>
-              <w:t>claquettes</w:t>
-            </w:r>
-            <w:proofErr w:type="spellEnd"/>
-            <w:r>
-              <w:rPr>
-                <w:sz w:val="17"/>
-              </w:rPr>
-              <w:t xml:space="preserve"> </w:t>
-            </w:r>
-            <w:proofErr w:type="spellStart"/>
-            <w:r>
-              <w:rPr>
-                <w:sz w:val="17"/>
-              </w:rPr>
-              <w:t>ou</w:t>
-            </w:r>
-            <w:proofErr w:type="spellEnd"/>
-            <w:r>
-              <w:rPr>
-                <w:sz w:val="17"/>
-              </w:rPr>
-              <w:t xml:space="preserve"> </w:t>
-            </w:r>
-            <w:proofErr w:type="spellStart"/>
-            <w:r>
-              <w:rPr>
-                <w:sz w:val="17"/>
-              </w:rPr>
-              <w:t>vêtements</w:t>
-            </w:r>
-            <w:proofErr w:type="spellEnd"/>
-            <w:r>
-              <w:rPr>
-                <w:sz w:val="17"/>
-              </w:rPr>
-              <w:t xml:space="preserve"> incompatibles avec les </w:t>
-            </w:r>
-            <w:proofErr w:type="spellStart"/>
-            <w:r>
-              <w:rPr>
-                <w:sz w:val="17"/>
-              </w:rPr>
-              <w:t>exercices</w:t>
-            </w:r>
-            <w:proofErr w:type="spellEnd"/>
-            <w:r>
-              <w:rPr>
-                <w:sz w:val="17"/>
-              </w:rPr>
-              <w:t xml:space="preserve"> pratiques </w:t>
-            </w:r>
-            <w:proofErr w:type="spellStart"/>
-            <w:r>
-              <w:rPr>
-                <w:sz w:val="17"/>
-              </w:rPr>
-              <w:t>peuvent</w:t>
-            </w:r>
-            <w:proofErr w:type="spellEnd"/>
-            <w:r>
-              <w:rPr>
-                <w:sz w:val="17"/>
-              </w:rPr>
-              <w:t xml:space="preserve"> </w:t>
-            </w:r>
-            <w:proofErr w:type="spellStart"/>
-            <w:r>
-              <w:rPr>
-                <w:sz w:val="17"/>
-              </w:rPr>
-              <w:t>être</w:t>
-            </w:r>
-            <w:proofErr w:type="spellEnd"/>
-            <w:r>
-              <w:rPr>
-                <w:sz w:val="17"/>
-              </w:rPr>
-              <w:t xml:space="preserve"> </w:t>
-            </w:r>
-            <w:proofErr w:type="spellStart"/>
-            <w:r>
-              <w:rPr>
-                <w:sz w:val="17"/>
-              </w:rPr>
-              <w:t>refusés</w:t>
-            </w:r>
-            <w:proofErr w:type="spellEnd"/>
-            <w:r>
-              <w:rPr>
-                <w:sz w:val="17"/>
-              </w:rPr>
-              <w:t>.</w:t>
+              <w:t>Se présenter avec une tenue correcte et adaptée à la formation : t-shirt ou haut correct, pantalon et chaussures. Les tenues de plage, claquettes ou vêtements incompatibles avec les exercices pratiques peuvent être refusés.</w:t>
             </w:r>
           </w:p>
         </w:tc>
@@ -9456,189 +3917,7 @@
               <w:rPr>
                 <w:sz w:val="17"/>
               </w:rPr>
-              <w:t xml:space="preserve">Respecter les </w:t>
-            </w:r>
-            <w:proofErr w:type="spellStart"/>
-            <w:r>
-              <w:rPr>
-                <w:sz w:val="17"/>
-              </w:rPr>
-              <w:t>locaux</w:t>
-            </w:r>
-            <w:proofErr w:type="spellEnd"/>
-            <w:r>
-              <w:rPr>
-                <w:sz w:val="17"/>
-              </w:rPr>
-              <w:t xml:space="preserve">, les </w:t>
-            </w:r>
-            <w:proofErr w:type="spellStart"/>
-            <w:r>
-              <w:rPr>
-                <w:sz w:val="17"/>
-              </w:rPr>
-              <w:t>espaces</w:t>
-            </w:r>
-            <w:proofErr w:type="spellEnd"/>
-            <w:r>
-              <w:rPr>
-                <w:sz w:val="17"/>
-              </w:rPr>
-              <w:t xml:space="preserve"> </w:t>
-            </w:r>
-            <w:proofErr w:type="spellStart"/>
-            <w:r>
-              <w:rPr>
-                <w:sz w:val="17"/>
-              </w:rPr>
-              <w:t>communs</w:t>
-            </w:r>
-            <w:proofErr w:type="spellEnd"/>
-            <w:r>
-              <w:rPr>
-                <w:sz w:val="17"/>
-              </w:rPr>
-              <w:t xml:space="preserve">, le matériel </w:t>
-            </w:r>
-            <w:proofErr w:type="spellStart"/>
-            <w:r>
-              <w:rPr>
-                <w:sz w:val="17"/>
-              </w:rPr>
-              <w:t>pédagogique</w:t>
-            </w:r>
-            <w:proofErr w:type="spellEnd"/>
-            <w:r>
-              <w:rPr>
-                <w:sz w:val="17"/>
-              </w:rPr>
-              <w:t xml:space="preserve"> et les </w:t>
-            </w:r>
-            <w:proofErr w:type="spellStart"/>
-            <w:r>
-              <w:rPr>
-                <w:sz w:val="17"/>
-              </w:rPr>
-              <w:t>consignes</w:t>
-            </w:r>
-            <w:proofErr w:type="spellEnd"/>
-            <w:r>
-              <w:rPr>
-                <w:sz w:val="17"/>
-              </w:rPr>
-              <w:t xml:space="preserve"> de sécurité et de </w:t>
-            </w:r>
-            <w:proofErr w:type="spellStart"/>
-            <w:r>
-              <w:rPr>
-                <w:sz w:val="17"/>
-              </w:rPr>
-              <w:t>propreté</w:t>
-            </w:r>
-            <w:proofErr w:type="spellEnd"/>
-            <w:r>
-              <w:rPr>
-                <w:sz w:val="17"/>
-              </w:rPr>
-              <w:t xml:space="preserve">. Toute </w:t>
-            </w:r>
-            <w:proofErr w:type="spellStart"/>
-            <w:r>
-              <w:rPr>
-                <w:sz w:val="17"/>
-              </w:rPr>
-              <w:t>dégradation</w:t>
-            </w:r>
-            <w:proofErr w:type="spellEnd"/>
-            <w:r>
-              <w:rPr>
-                <w:sz w:val="17"/>
-              </w:rPr>
-              <w:t xml:space="preserve"> </w:t>
-            </w:r>
-            <w:proofErr w:type="spellStart"/>
-            <w:r>
-              <w:rPr>
-                <w:sz w:val="17"/>
-              </w:rPr>
-              <w:t>ou</w:t>
-            </w:r>
-            <w:proofErr w:type="spellEnd"/>
-            <w:r>
-              <w:rPr>
-                <w:sz w:val="17"/>
-              </w:rPr>
-              <w:t xml:space="preserve"> </w:t>
-            </w:r>
-            <w:proofErr w:type="spellStart"/>
-            <w:r>
-              <w:rPr>
-                <w:sz w:val="17"/>
-              </w:rPr>
-              <w:t>utilisation</w:t>
-            </w:r>
-            <w:proofErr w:type="spellEnd"/>
-            <w:r>
-              <w:rPr>
-                <w:sz w:val="17"/>
-              </w:rPr>
-              <w:t xml:space="preserve"> </w:t>
-            </w:r>
-            <w:proofErr w:type="spellStart"/>
-            <w:r>
-              <w:rPr>
-                <w:sz w:val="17"/>
-              </w:rPr>
-              <w:t>inappropriée</w:t>
-            </w:r>
-            <w:proofErr w:type="spellEnd"/>
-            <w:r>
-              <w:rPr>
-                <w:sz w:val="17"/>
-              </w:rPr>
-              <w:t xml:space="preserve"> du matériel </w:t>
-            </w:r>
-            <w:proofErr w:type="spellStart"/>
-            <w:r>
-              <w:rPr>
-                <w:sz w:val="17"/>
-              </w:rPr>
-              <w:t>pourra</w:t>
-            </w:r>
-            <w:proofErr w:type="spellEnd"/>
-            <w:r>
-              <w:rPr>
-                <w:sz w:val="17"/>
-              </w:rPr>
-              <w:t xml:space="preserve"> </w:t>
-            </w:r>
-            <w:proofErr w:type="spellStart"/>
-            <w:r>
-              <w:rPr>
-                <w:sz w:val="17"/>
-              </w:rPr>
-              <w:t>entraîner</w:t>
-            </w:r>
-            <w:proofErr w:type="spellEnd"/>
-            <w:r>
-              <w:rPr>
-                <w:sz w:val="17"/>
-              </w:rPr>
-              <w:t xml:space="preserve"> des suites </w:t>
-            </w:r>
-            <w:proofErr w:type="spellStart"/>
-            <w:r>
-              <w:rPr>
-                <w:sz w:val="17"/>
-              </w:rPr>
-              <w:t>disciplinaires</w:t>
-            </w:r>
-            <w:proofErr w:type="spellEnd"/>
-            <w:r>
-              <w:rPr>
-                <w:sz w:val="17"/>
-              </w:rPr>
-              <w:t>.</w:t>
+              <w:t>Respecter les locaux, les espaces communs, le matériel pédagogique et les consignes de sécurité et de propreté. Toute dégradation ou utilisation inappropriée du matériel pourra entraîner des suites disciplinaires.</w:t>
             </w:r>
           </w:p>
         </w:tc>
@@ -9677,148 +3956,12 @@
             <w:pPr>
               <w:spacing w:after="120"/>
             </w:pPr>
-            <w:proofErr w:type="spellStart"/>
             <w:r>
               <w:rPr>
                 <w:b/>
                 <w:sz w:val="21"/>
               </w:rPr>
-              <w:t>Règles</w:t>
-            </w:r>
-            <w:proofErr w:type="spellEnd"/>
-            <w:r>
-              <w:rPr>
-                <w:b/>
-                <w:sz w:val="21"/>
-              </w:rPr>
-              <w:t xml:space="preserve"> </w:t>
-            </w:r>
-            <w:proofErr w:type="spellStart"/>
-            <w:r>
-              <w:rPr>
-                <w:b/>
-                <w:sz w:val="21"/>
-              </w:rPr>
-              <w:t>complémentaires</w:t>
-            </w:r>
-            <w:proofErr w:type="spellEnd"/>
-          </w:p>
-          <w:p>
-            <w:pPr>
-              <w:spacing w:after="40"/>
-              <w:ind w:left="198" w:hanging="142"/>
-            </w:pPr>
-            <w:r>
-              <w:rPr>
-                <w:b/>
-                <w:color w:val="B88918"/>
-                <w:sz w:val="19"/>
-              </w:rPr>
-              <w:t xml:space="preserve">• </w:t>
-            </w:r>
-            <w:r>
-              <w:rPr>
-                <w:sz w:val="19"/>
-              </w:rPr>
-              <w:t xml:space="preserve">Respecter les </w:t>
-            </w:r>
-            <w:proofErr w:type="spellStart"/>
-            <w:r>
-              <w:rPr>
-                <w:sz w:val="19"/>
-              </w:rPr>
-              <w:t>horaires</w:t>
-            </w:r>
-            <w:proofErr w:type="spellEnd"/>
-            <w:r>
-              <w:rPr>
-                <w:sz w:val="19"/>
-              </w:rPr>
-              <w:t xml:space="preserve"> de formation et </w:t>
-            </w:r>
-            <w:proofErr w:type="spellStart"/>
-            <w:r>
-              <w:rPr>
-                <w:sz w:val="19"/>
-              </w:rPr>
-              <w:t>prévenir</w:t>
-            </w:r>
-            <w:proofErr w:type="spellEnd"/>
-            <w:r>
-              <w:rPr>
-                <w:sz w:val="19"/>
-              </w:rPr>
-              <w:t xml:space="preserve"> le </w:t>
-            </w:r>
-            <w:proofErr w:type="spellStart"/>
-            <w:r>
-              <w:rPr>
-                <w:sz w:val="19"/>
-              </w:rPr>
-              <w:t>centre</w:t>
-            </w:r>
-            <w:proofErr w:type="spellEnd"/>
-            <w:r>
-              <w:rPr>
-                <w:sz w:val="19"/>
-              </w:rPr>
-              <w:t xml:space="preserve"> </w:t>
-            </w:r>
-            <w:proofErr w:type="spellStart"/>
-            <w:r>
-              <w:rPr>
-                <w:sz w:val="19"/>
-              </w:rPr>
-              <w:t>en</w:t>
-            </w:r>
-            <w:proofErr w:type="spellEnd"/>
-            <w:r>
-              <w:rPr>
-                <w:sz w:val="19"/>
-              </w:rPr>
-              <w:t xml:space="preserve"> </w:t>
-            </w:r>
-            <w:proofErr w:type="spellStart"/>
-            <w:r>
-              <w:rPr>
-                <w:sz w:val="19"/>
-              </w:rPr>
-              <w:t>cas</w:t>
-            </w:r>
-            <w:proofErr w:type="spellEnd"/>
-            <w:r>
-              <w:rPr>
-                <w:sz w:val="19"/>
-              </w:rPr>
-              <w:t xml:space="preserve"> </w:t>
-            </w:r>
-            <w:proofErr w:type="spellStart"/>
-            <w:r>
-              <w:rPr>
-                <w:sz w:val="19"/>
-              </w:rPr>
-              <w:t>d’absence</w:t>
-            </w:r>
-            <w:proofErr w:type="spellEnd"/>
-            <w:r>
-              <w:rPr>
-                <w:sz w:val="19"/>
-              </w:rPr>
-              <w:t xml:space="preserve"> </w:t>
-            </w:r>
-            <w:proofErr w:type="spellStart"/>
-            <w:r>
-              <w:rPr>
-                <w:sz w:val="19"/>
-              </w:rPr>
-              <w:t>ou</w:t>
-            </w:r>
-            <w:proofErr w:type="spellEnd"/>
-            <w:r>
-              <w:rPr>
-                <w:sz w:val="19"/>
-              </w:rPr>
-              <w:t xml:space="preserve"> de retard.</w:t>
+              <w:t>Règles complémentaires</w:t>
             </w:r>
           </w:p>
           <w:p>
@@ -9838,91 +3981,7 @@
               <w:rPr>
                 <w:sz w:val="19"/>
               </w:rPr>
-              <w:t xml:space="preserve">Respecter les </w:t>
-            </w:r>
-            <w:proofErr w:type="spellStart"/>
-            <w:r>
-              <w:rPr>
-                <w:sz w:val="19"/>
-              </w:rPr>
-              <w:t>consignes</w:t>
-            </w:r>
-            <w:proofErr w:type="spellEnd"/>
-            <w:r>
-              <w:rPr>
-                <w:sz w:val="19"/>
-              </w:rPr>
-              <w:t xml:space="preserve"> données par les </w:t>
-            </w:r>
-            <w:proofErr w:type="spellStart"/>
-            <w:r>
-              <w:rPr>
-                <w:sz w:val="19"/>
-              </w:rPr>
-              <w:t>formateurs</w:t>
-            </w:r>
-            <w:proofErr w:type="spellEnd"/>
-            <w:r>
-              <w:rPr>
-                <w:sz w:val="19"/>
-              </w:rPr>
-              <w:t xml:space="preserve"> et les </w:t>
-            </w:r>
-            <w:proofErr w:type="spellStart"/>
-            <w:r>
-              <w:rPr>
-                <w:sz w:val="19"/>
-              </w:rPr>
-              <w:t>intervenants</w:t>
-            </w:r>
-            <w:proofErr w:type="spellEnd"/>
-            <w:r>
-              <w:rPr>
-                <w:sz w:val="19"/>
-              </w:rPr>
-              <w:t xml:space="preserve">, </w:t>
-            </w:r>
-            <w:proofErr w:type="spellStart"/>
-            <w:r>
-              <w:rPr>
-                <w:sz w:val="19"/>
-              </w:rPr>
-              <w:t>notamment</w:t>
-            </w:r>
-            <w:proofErr w:type="spellEnd"/>
-            <w:r>
-              <w:rPr>
-                <w:sz w:val="19"/>
-              </w:rPr>
-              <w:t xml:space="preserve"> </w:t>
-            </w:r>
-            <w:proofErr w:type="spellStart"/>
-            <w:r>
-              <w:rPr>
-                <w:sz w:val="19"/>
-              </w:rPr>
-              <w:t>lors</w:t>
-            </w:r>
-            <w:proofErr w:type="spellEnd"/>
-            <w:r>
-              <w:rPr>
-                <w:sz w:val="19"/>
-              </w:rPr>
-              <w:t xml:space="preserve"> des </w:t>
-            </w:r>
-            <w:proofErr w:type="spellStart"/>
-            <w:r>
-              <w:rPr>
-                <w:sz w:val="19"/>
-              </w:rPr>
-              <w:t>exercices</w:t>
-            </w:r>
-            <w:proofErr w:type="spellEnd"/>
-            <w:r>
-              <w:rPr>
-                <w:sz w:val="19"/>
-              </w:rPr>
-              <w:t xml:space="preserve"> pratiques.</w:t>
+              <w:t>Respecter les horaires de formation et prévenir le centre en cas d’absence ou de retard.</w:t>
             </w:r>
           </w:p>
           <w:p>
@@ -9938,103 +3997,11 @@
               </w:rPr>
               <w:t xml:space="preserve">• </w:t>
             </w:r>
-            <w:proofErr w:type="spellStart"/>
             <w:r>
               <w:rPr>
                 <w:sz w:val="19"/>
               </w:rPr>
-              <w:t>Éviter</w:t>
-            </w:r>
-            <w:proofErr w:type="spellEnd"/>
-            <w:r>
-              <w:rPr>
-                <w:sz w:val="19"/>
-              </w:rPr>
-              <w:t xml:space="preserve"> toute </w:t>
-            </w:r>
-            <w:proofErr w:type="spellStart"/>
-            <w:r>
-              <w:rPr>
-                <w:sz w:val="19"/>
-              </w:rPr>
-              <w:t>utilisation</w:t>
-            </w:r>
-            <w:proofErr w:type="spellEnd"/>
-            <w:r>
-              <w:rPr>
-                <w:sz w:val="19"/>
-              </w:rPr>
-              <w:t xml:space="preserve"> du </w:t>
-            </w:r>
-            <w:proofErr w:type="spellStart"/>
-            <w:r>
-              <w:rPr>
-                <w:sz w:val="19"/>
-              </w:rPr>
-              <w:t>téléphone</w:t>
-            </w:r>
-            <w:proofErr w:type="spellEnd"/>
-            <w:r>
-              <w:rPr>
-                <w:sz w:val="19"/>
-              </w:rPr>
-              <w:t xml:space="preserve"> portable </w:t>
-            </w:r>
-            <w:proofErr w:type="spellStart"/>
-            <w:r>
-              <w:rPr>
-                <w:sz w:val="19"/>
-              </w:rPr>
-              <w:t>ou</w:t>
-            </w:r>
-            <w:proofErr w:type="spellEnd"/>
-            <w:r>
-              <w:rPr>
-                <w:sz w:val="19"/>
-              </w:rPr>
-              <w:t xml:space="preserve"> tout </w:t>
-            </w:r>
-            <w:proofErr w:type="spellStart"/>
-            <w:r>
-              <w:rPr>
-                <w:sz w:val="19"/>
-              </w:rPr>
-              <w:t>comportement</w:t>
-            </w:r>
-            <w:proofErr w:type="spellEnd"/>
-            <w:r>
-              <w:rPr>
-                <w:sz w:val="19"/>
-              </w:rPr>
-              <w:t xml:space="preserve"> susceptible de </w:t>
-            </w:r>
-            <w:proofErr w:type="spellStart"/>
-            <w:r>
-              <w:rPr>
-                <w:sz w:val="19"/>
-              </w:rPr>
-              <w:t>perturber</w:t>
-            </w:r>
-            <w:proofErr w:type="spellEnd"/>
-            <w:r>
-              <w:rPr>
-                <w:sz w:val="19"/>
-              </w:rPr>
-              <w:t xml:space="preserve"> le </w:t>
-            </w:r>
-            <w:proofErr w:type="spellStart"/>
-            <w:r>
-              <w:rPr>
-                <w:sz w:val="19"/>
-              </w:rPr>
-              <w:t>cours</w:t>
-            </w:r>
-            <w:proofErr w:type="spellEnd"/>
-            <w:r>
-              <w:rPr>
-                <w:sz w:val="19"/>
-              </w:rPr>
-              <w:t>.</w:t>
+              <w:t>Respecter les consignes données par les formateurs et les intervenants, notamment lors des exercices pratiques.</w:t>
             </w:r>
           </w:p>
           <w:p>
@@ -10050,75 +4017,31 @@
               </w:rPr>
               <w:t xml:space="preserve">• </w:t>
             </w:r>
-            <w:proofErr w:type="spellStart"/>
             <w:r>
               <w:rPr>
                 <w:sz w:val="19"/>
               </w:rPr>
-              <w:t>Maintenir</w:t>
+              <w:t>Éviter toute utilisation du téléphone portable ou tout comportement susceptible de perturber le cours.</w:t>
             </w:r>
-            <w:proofErr w:type="spellEnd"/>
+          </w:p>
+          <w:p>
+            <w:pPr>
+              <w:spacing w:after="40"/>
+              <w:ind w:left="198" w:hanging="142"/>
+            </w:pPr>
             <w:r>
               <w:rPr>
+                <w:b/>
+                <w:color w:val="B88918"/>
                 <w:sz w:val="19"/>
               </w:rPr>
-              <w:t xml:space="preserve"> les salles, sanitaires, </w:t>
+              <w:t xml:space="preserve">• </w:t>
             </w:r>
-            <w:proofErr w:type="spellStart"/>
             <w:r>
               <w:rPr>
                 <w:sz w:val="19"/>
               </w:rPr>
-              <w:t>espaces</w:t>
-            </w:r>
-            <w:proofErr w:type="spellEnd"/>
-            <w:r>
-              <w:rPr>
-                <w:sz w:val="19"/>
-              </w:rPr>
-              <w:t xml:space="preserve"> de pause et abords du </w:t>
-            </w:r>
-            <w:proofErr w:type="spellStart"/>
-            <w:r>
-              <w:rPr>
-                <w:sz w:val="19"/>
-              </w:rPr>
-              <w:t>centre</w:t>
-            </w:r>
-            <w:proofErr w:type="spellEnd"/>
-            <w:r>
-              <w:rPr>
-                <w:sz w:val="19"/>
-              </w:rPr>
-              <w:t xml:space="preserve"> </w:t>
-            </w:r>
-            <w:proofErr w:type="spellStart"/>
-            <w:r>
-              <w:rPr>
-                <w:sz w:val="19"/>
-              </w:rPr>
-              <w:t>propres</w:t>
-            </w:r>
-            <w:proofErr w:type="spellEnd"/>
-            <w:r>
-              <w:rPr>
-                <w:sz w:val="19"/>
-              </w:rPr>
-              <w:t xml:space="preserve"> et </w:t>
-            </w:r>
-            <w:proofErr w:type="spellStart"/>
-            <w:r>
-              <w:rPr>
-                <w:sz w:val="19"/>
-              </w:rPr>
-              <w:t>en</w:t>
-            </w:r>
-            <w:proofErr w:type="spellEnd"/>
-            <w:r>
-              <w:rPr>
-                <w:sz w:val="19"/>
-              </w:rPr>
-              <w:t xml:space="preserve"> bon état.</w:t>
+              <w:t>Maintenir les salles, sanitaires, espaces de pause et abords du centre propres et en bon état.</w:t>
             </w:r>
           </w:p>
         </w:tc>
@@ -10158,21 +4081,12 @@
               <w:spacing w:after="0"/>
               <w:jc w:val="both"/>
             </w:pPr>
-            <w:proofErr w:type="gramStart"/>
             <w:r>
               <w:rPr>
                 <w:b/>
                 <w:color w:val="D32F2F"/>
               </w:rPr>
-              <w:t>Important :</w:t>
-            </w:r>
-            <w:proofErr w:type="gramEnd"/>
-            <w:r>
-              <w:rPr>
-                <w:b/>
-                <w:color w:val="D32F2F"/>
-              </w:rPr>
-              <w:t xml:space="preserve"> </w:t>
+              <w:t xml:space="preserve">Important : </w:t>
             </w:r>
             <w:r>
               <w:rPr>
@@ -10184,301 +4098,7 @@
               <w:rPr>
                 <w:b/>
               </w:rPr>
-              <w:t xml:space="preserve">out </w:t>
-            </w:r>
-            <w:proofErr w:type="spellStart"/>
-            <w:r>
-              <w:rPr>
-                <w:b/>
-              </w:rPr>
-              <w:t>comportement</w:t>
-            </w:r>
-            <w:proofErr w:type="spellEnd"/>
-            <w:r>
-              <w:rPr>
-                <w:b/>
-              </w:rPr>
-              <w:t xml:space="preserve"> </w:t>
-            </w:r>
-            <w:proofErr w:type="spellStart"/>
-            <w:r>
-              <w:rPr>
-                <w:b/>
-              </w:rPr>
-              <w:t>irrespectueux</w:t>
-            </w:r>
-            <w:proofErr w:type="spellEnd"/>
-            <w:r>
-              <w:rPr>
-                <w:b/>
-              </w:rPr>
-              <w:t xml:space="preserve">, toute tenue </w:t>
-            </w:r>
-            <w:proofErr w:type="spellStart"/>
-            <w:r>
-              <w:rPr>
-                <w:b/>
-              </w:rPr>
-              <w:t>inadaptée</w:t>
-            </w:r>
-            <w:proofErr w:type="spellEnd"/>
-            <w:r>
-              <w:rPr>
-                <w:b/>
-              </w:rPr>
-              <w:t xml:space="preserve">, toute </w:t>
-            </w:r>
-            <w:proofErr w:type="spellStart"/>
-            <w:r>
-              <w:rPr>
-                <w:b/>
-              </w:rPr>
-              <w:t>dégradation</w:t>
-            </w:r>
-            <w:proofErr w:type="spellEnd"/>
-            <w:r>
-              <w:rPr>
-                <w:b/>
-              </w:rPr>
-              <w:t xml:space="preserve"> des </w:t>
-            </w:r>
-            <w:proofErr w:type="spellStart"/>
-            <w:r>
-              <w:rPr>
-                <w:b/>
-              </w:rPr>
-              <w:t>locaux</w:t>
-            </w:r>
-            <w:proofErr w:type="spellEnd"/>
-            <w:r>
-              <w:rPr>
-                <w:b/>
-              </w:rPr>
-              <w:t xml:space="preserve"> </w:t>
-            </w:r>
-            <w:proofErr w:type="spellStart"/>
-            <w:r>
-              <w:rPr>
-                <w:b/>
-              </w:rPr>
-              <w:t>ou</w:t>
-            </w:r>
-            <w:proofErr w:type="spellEnd"/>
-            <w:r>
-              <w:rPr>
-                <w:b/>
-              </w:rPr>
-              <w:t xml:space="preserve"> tout non-respect des </w:t>
-            </w:r>
-            <w:proofErr w:type="spellStart"/>
-            <w:r>
-              <w:rPr>
-                <w:b/>
-              </w:rPr>
-              <w:t>consignes</w:t>
-            </w:r>
-            <w:proofErr w:type="spellEnd"/>
-            <w:r>
-              <w:rPr>
-                <w:b/>
-              </w:rPr>
-              <w:t xml:space="preserve"> </w:t>
-            </w:r>
-            <w:proofErr w:type="spellStart"/>
-            <w:r>
-              <w:rPr>
-                <w:b/>
-              </w:rPr>
-              <w:t>pourra</w:t>
-            </w:r>
-            <w:proofErr w:type="spellEnd"/>
-            <w:r>
-              <w:rPr>
-                <w:b/>
-              </w:rPr>
-              <w:t xml:space="preserve"> </w:t>
-            </w:r>
-            <w:proofErr w:type="spellStart"/>
-            <w:r>
-              <w:rPr>
-                <w:b/>
-              </w:rPr>
-              <w:t>entraîner</w:t>
-            </w:r>
-            <w:proofErr w:type="spellEnd"/>
-            <w:r>
-              <w:rPr>
-                <w:b/>
-              </w:rPr>
-              <w:t xml:space="preserve"> un rappel à </w:t>
-            </w:r>
-            <w:proofErr w:type="spellStart"/>
-            <w:r>
-              <w:rPr>
-                <w:b/>
-              </w:rPr>
-              <w:t>l’ordre</w:t>
-            </w:r>
-            <w:proofErr w:type="spellEnd"/>
-            <w:r>
-              <w:rPr>
-                <w:b/>
-              </w:rPr>
-              <w:t xml:space="preserve">, </w:t>
-            </w:r>
-            <w:proofErr w:type="spellStart"/>
-            <w:r>
-              <w:rPr>
-                <w:b/>
-              </w:rPr>
-              <w:t>une</w:t>
-            </w:r>
-            <w:proofErr w:type="spellEnd"/>
-            <w:r>
-              <w:rPr>
-                <w:b/>
-              </w:rPr>
-              <w:t xml:space="preserve"> exclusion </w:t>
-            </w:r>
-            <w:proofErr w:type="spellStart"/>
-            <w:r>
-              <w:rPr>
-                <w:b/>
-              </w:rPr>
-              <w:t>temporaire</w:t>
-            </w:r>
-            <w:proofErr w:type="spellEnd"/>
-            <w:r>
-              <w:rPr>
-                <w:b/>
-              </w:rPr>
-              <w:t xml:space="preserve"> </w:t>
-            </w:r>
-            <w:proofErr w:type="spellStart"/>
-            <w:r>
-              <w:rPr>
-                <w:b/>
-              </w:rPr>
-              <w:t>ou</w:t>
-            </w:r>
-            <w:proofErr w:type="spellEnd"/>
-            <w:r>
-              <w:rPr>
-                <w:b/>
-              </w:rPr>
-              <w:t xml:space="preserve"> </w:t>
-            </w:r>
-            <w:proofErr w:type="spellStart"/>
-            <w:r>
-              <w:rPr>
-                <w:b/>
-              </w:rPr>
-              <w:t>définitive</w:t>
-            </w:r>
-            <w:proofErr w:type="spellEnd"/>
-            <w:r>
-              <w:rPr>
-                <w:b/>
-              </w:rPr>
-              <w:t xml:space="preserve"> de la formation, </w:t>
-            </w:r>
-            <w:proofErr w:type="spellStart"/>
-            <w:r>
-              <w:rPr>
-                <w:b/>
-              </w:rPr>
-              <w:t>ainsi</w:t>
-            </w:r>
-            <w:proofErr w:type="spellEnd"/>
-            <w:r>
-              <w:rPr>
-                <w:b/>
-              </w:rPr>
-              <w:t xml:space="preserve"> </w:t>
-            </w:r>
-            <w:proofErr w:type="spellStart"/>
-            <w:r>
-              <w:rPr>
-                <w:b/>
-              </w:rPr>
-              <w:t>que</w:t>
-            </w:r>
-            <w:proofErr w:type="spellEnd"/>
-            <w:r>
-              <w:rPr>
-                <w:b/>
-              </w:rPr>
-              <w:t xml:space="preserve"> </w:t>
-            </w:r>
-            <w:proofErr w:type="spellStart"/>
-            <w:r>
-              <w:rPr>
-                <w:b/>
-              </w:rPr>
-              <w:t>l’impossibilité</w:t>
-            </w:r>
-            <w:proofErr w:type="spellEnd"/>
-            <w:r>
-              <w:rPr>
-                <w:b/>
-              </w:rPr>
-              <w:t xml:space="preserve"> de se </w:t>
-            </w:r>
-            <w:proofErr w:type="spellStart"/>
-            <w:r>
-              <w:rPr>
-                <w:b/>
-              </w:rPr>
-              <w:t>présenter</w:t>
-            </w:r>
-            <w:proofErr w:type="spellEnd"/>
-            <w:r>
-              <w:rPr>
-                <w:b/>
-              </w:rPr>
-              <w:t xml:space="preserve"> à </w:t>
-            </w:r>
-            <w:proofErr w:type="spellStart"/>
-            <w:r>
-              <w:rPr>
-                <w:b/>
-              </w:rPr>
-              <w:t>l’examen</w:t>
-            </w:r>
-            <w:proofErr w:type="spellEnd"/>
-            <w:r>
-              <w:rPr>
-                <w:b/>
-              </w:rPr>
-              <w:t xml:space="preserve"> le </w:t>
-            </w:r>
-            <w:proofErr w:type="spellStart"/>
-            <w:r>
-              <w:rPr>
-                <w:b/>
-              </w:rPr>
-              <w:t>cas</w:t>
-            </w:r>
-            <w:proofErr w:type="spellEnd"/>
-            <w:r>
-              <w:rPr>
-                <w:b/>
-              </w:rPr>
-              <w:t xml:space="preserve"> </w:t>
-            </w:r>
-            <w:proofErr w:type="spellStart"/>
-            <w:r>
-              <w:rPr>
-                <w:b/>
-              </w:rPr>
-              <w:t>échéant</w:t>
-            </w:r>
-            <w:proofErr w:type="spellEnd"/>
-            <w:r>
-              <w:rPr>
-                <w:b/>
-              </w:rPr>
-              <w:t>.</w:t>
+              <w:t>out comportement irrespectueux, toute tenue inadaptée, toute dégradation des locaux ou tout non-respect des consignes pourra entraîner un rappel à l’ordre, une exclusion temporaire ou définitive de la formation, ainsi que l’impossibilité de se présenter à l’examen le cas échéant.</w:t>
             </w:r>
           </w:p>
         </w:tc>
@@ -10604,67 +4224,19 @@
         </w:pBdr>
         <w:spacing w:before="40" w:after="0"/>
       </w:pPr>
-      <w:proofErr w:type="spellStart"/>
-      <w:proofErr w:type="gramStart"/>
       <w:r>
         <w:rPr>
           <w:b/>
           <w:sz w:val="19"/>
         </w:rPr>
-        <w:t>Adresse</w:t>
+        <w:t xml:space="preserve">Adresse : </w:t>
       </w:r>
-      <w:proofErr w:type="spellEnd"/>
-      <w:r>
-        <w:rPr>
-          <w:b/>
-          <w:sz w:val="19"/>
-        </w:rPr>
-        <w:t xml:space="preserve"> :</w:t>
-      </w:r>
-      <w:proofErr w:type="gramEnd"/>
-      <w:r>
-        <w:rPr>
-          <w:b/>
-          <w:sz w:val="19"/>
-        </w:rPr>
-        <w:t xml:space="preserve"> </w:t>
-      </w:r>
-      <w:proofErr w:type="spellStart"/>
       <w:r>
         <w:rPr>
           <w:sz w:val="19"/>
         </w:rPr>
-        <w:t>Intégrale</w:t>
+        <w:t>Intégrale Academy - 54 chemin du Carreou - 83480 Puget-sur-Argens</w:t>
       </w:r>
-      <w:proofErr w:type="spellEnd"/>
-      <w:r>
-        <w:rPr>
-          <w:sz w:val="19"/>
-        </w:rPr>
-        <w:t xml:space="preserve"> Academy - 54 chemin du </w:t>
-      </w:r>
-      <w:proofErr w:type="spellStart"/>
-      <w:r>
-        <w:rPr>
-          <w:sz w:val="19"/>
-        </w:rPr>
-        <w:t>Carreou</w:t>
-      </w:r>
-      <w:proofErr w:type="spellEnd"/>
-      <w:r>
-        <w:rPr>
-          <w:sz w:val="19"/>
-        </w:rPr>
-        <w:t xml:space="preserve"> - 83480 Puget-sur-</w:t>
-      </w:r>
-      <w:proofErr w:type="spellStart"/>
-      <w:r>
-        <w:rPr>
-          <w:sz w:val="19"/>
-        </w:rPr>
-        <w:t>Argens</w:t>
-      </w:r>
-      <w:proofErr w:type="spellEnd"/>
     </w:p>
     <w:sectPr>
       <w:headerReference w:type="default" r:id="rId13"/>
@@ -10679,7 +4251,7 @@
 </file>
 
 <file path=word/endnotes.xml><?xml version="1.0" encoding="utf-8"?>
-<w:endnotes xmlns:wpc="http://schemas.microsoft.com/office/word/2010/wordprocessingCanvas" xmlns:cx="http://schemas.microsoft.com/office/drawing/2014/chartex" xmlns:cx1="http://schemas.microsoft.com/office/drawing/2015/9/8/chartex" xmlns:cx2="http://schemas.microsoft.com/office/drawing/2015/10/21/chartex" xmlns:cx3="http://schemas.microsoft.com/office/drawing/2016/5/9/chartex" xmlns:cx4="http://schemas.microsoft.com/office/drawing/2016/5/10/chartex" xmlns:cx5="http://schemas.microsoft.com/office/drawing/2016/5/11/chartex" xmlns:cx6="http://schemas.microsoft.com/office/drawing/2016/5/12/chartex" xmlns:cx7="http://schemas.microsoft.com/office/drawing/2016/5/13/chartex" xmlns:cx8="http://schemas.microsoft.com/office/drawing/2016/5/14/chartex" xmlns:mc="http://schemas.openxmlformats.org/markup-compatibility/2006" xmlns:aink="http://schemas.microsoft.com/office/drawing/2016/ink" xmlns:am3d="http://schemas.microsoft.com/office/drawing/2017/model3d" xmlns:o="urn:schemas-microsoft-com:office:office" xmlns:oel="http://schemas.microsoft.com/office/2019/extlst" xmlns:r="http://schemas.openxmlformats.org/officeDocument/2006/relationships" xmlns:m="http://schemas.openxmlformats.org/officeDocument/2006/math" xmlns:v="urn:schemas-microsoft-com:vml" xmlns:wp14="http://schemas.microsoft.com/office/word/2010/wordprocessingDrawing" xmlns:wp="http://schemas.openxmlformats.org/drawingml/2006/wordprocessingDrawing" xmlns:w10="urn:schemas-microsoft-com:office:word" xmlns:w="http://schemas.openxmlformats.org/wordprocessingml/2006/main" xmlns:w14="http://schemas.microsoft.com/office/word/2010/wordml" xmlns:w15="http://schemas.microsoft.com/office/word/2012/wordml" xmlns:w16cex="http://schemas.microsoft.com/office/word/2018/wordml/cex" xmlns:w16cid="http://schemas.microsoft.com/office/word/2016/wordml/cid" xmlns:w16="http://schemas.microsoft.com/office/word/2018/wordml" xmlns:w16du="http://schemas.microsoft.com/office/word/2023/wordml/word16du" xmlns:w16sdtdh="http://schemas.microsoft.com/office/word/2020/wordml/sdtdatahash" xmlns:w16sdtfl="http://schemas.microsoft.com/office/word/2024/wordml/sdtformatlock" xmlns:w16se="http://schemas.microsoft.com/office/word/2015/wordml/symex" xmlns:wpg="http://schemas.microsoft.com/office/word/2010/wordprocessingGroup" xmlns:wpi="http://schemas.microsoft.com/office/word/2010/wordprocessingInk" xmlns:wne="http://schemas.microsoft.com/office/word/2006/wordml" xmlns:wps="http://schemas.microsoft.com/office/word/2010/wordprocessingShape" mc:Ignorable="w14 w15 w16se w16cid w16 w16cex w16sdtdh w16sdtfl w16du wp14">
+<w:endnotes xmlns:wpc="http://schemas.microsoft.com/office/word/2010/wordprocessingCanvas" xmlns:cx="http://schemas.microsoft.com/office/drawing/2014/chartex" xmlns:cx1="http://schemas.microsoft.com/office/drawing/2015/9/8/chartex" xmlns:cx2="http://schemas.microsoft.com/office/drawing/2015/10/21/chartex" xmlns:cx3="http://schemas.microsoft.com/office/drawing/2016/5/9/chartex" xmlns:cx4="http://schemas.microsoft.com/office/drawing/2016/5/10/chartex" xmlns:cx5="http://schemas.microsoft.com/office/drawing/2016/5/11/chartex" xmlns:cx6="http://schemas.microsoft.com/office/drawing/2016/5/12/chartex" xmlns:cx7="http://schemas.microsoft.com/office/drawing/2016/5/13/chartex" xmlns:cx8="http://schemas.microsoft.com/office/drawing/2016/5/14/chartex" xmlns:mc="http://schemas.openxmlformats.org/markup-compatibility/2006" xmlns:m="http://schemas.openxmlformats.org/officeDocument/2006/math" xmlns:aink="http://schemas.microsoft.com/office/drawing/2016/ink" xmlns:am3d="http://schemas.microsoft.com/office/drawing/2017/model3d" xmlns:oel="http://schemas.microsoft.com/office/2019/extlst" xmlns:r="http://schemas.openxmlformats.org/officeDocument/2006/relationships" xmlns:wp14="http://schemas.microsoft.com/office/word/2010/wordprocessingDrawing" xmlns:wp="http://schemas.openxmlformats.org/drawingml/2006/wordprocessingDrawing" xmlns:wpg="http://schemas.microsoft.com/office/word/2010/wordprocessingGroup" xmlns:wpi="http://schemas.microsoft.com/office/word/2010/wordprocessingInk" xmlns:wps="http://schemas.microsoft.com/office/word/2010/wordprocessingShape" xmlns:o="urn:schemas-microsoft-com:office:office" xmlns:v="urn:schemas-microsoft-com:vml" xmlns:w10="urn:schemas-microsoft-com:office:word" xmlns:w="http://schemas.openxmlformats.org/wordprocessingml/2006/main" xmlns:w14="http://schemas.microsoft.com/office/word/2010/wordml" xmlns:w15="http://schemas.microsoft.com/office/word/2012/wordml" xmlns:w16cei="http://schemas.microsoft.com/office/word/2026/wordml/cei" xmlns:w16cex="http://schemas.microsoft.com/office/word/2018/wordml/cex" xmlns:w16cid="http://schemas.microsoft.com/office/word/2016/wordml/cid" xmlns:w16="http://schemas.microsoft.com/office/word/2018/wordml" xmlns:w16sdtdh="http://schemas.microsoft.com/office/word/2020/wordml/sdtdatahash" xmlns:w16sdtfl="http://schemas.microsoft.com/office/word/2024/wordml/sdtformatlock" xmlns:w16se="http://schemas.microsoft.com/office/word/2015/wordml/symex" xmlns:w16du="http://schemas.microsoft.com/office/word/2023/wordml/word16du" xmlns:wne="http://schemas.microsoft.com/office/word/2006/wordml" mc:Ignorable="w14 w15 w16se w16cid w16 w16cex w16sdtdh w16sdtfl w16du wp14">
   <w:endnote w:type="separator" w:id="-1">
     <w:p>
       <w:pPr>
@@ -10704,7 +4276,7 @@
 </file>
 
 <file path=word/footer1.xml><?xml version="1.0" encoding="utf-8"?>
-<w:ftr xmlns:wpc="http://schemas.microsoft.com/office/word/2010/wordprocessingCanvas" xmlns:cx="http://schemas.microsoft.com/office/drawing/2014/chartex" xmlns:cx1="http://schemas.microsoft.com/office/drawing/2015/9/8/chartex" xmlns:cx2="http://schemas.microsoft.com/office/drawing/2015/10/21/chartex" xmlns:cx3="http://schemas.microsoft.com/office/drawing/2016/5/9/chartex" xmlns:cx4="http://schemas.microsoft.com/office/drawing/2016/5/10/chartex" xmlns:cx5="http://schemas.microsoft.com/office/drawing/2016/5/11/chartex" xmlns:cx6="http://schemas.microsoft.com/office/drawing/2016/5/12/chartex" xmlns:cx7="http://schemas.microsoft.com/office/drawing/2016/5/13/chartex" xmlns:cx8="http://schemas.microsoft.com/office/drawing/2016/5/14/chartex" xmlns:mc="http://schemas.openxmlformats.org/markup-compatibility/2006" xmlns:aink="http://schemas.microsoft.com/office/drawing/2016/ink" xmlns:am3d="http://schemas.microsoft.com/office/drawing/2017/model3d" xmlns:o="urn:schemas-microsoft-com:office:office" xmlns:oel="http://schemas.microsoft.com/office/2019/extlst" xmlns:r="http://schemas.openxmlformats.org/officeDocument/2006/relationships" xmlns:m="http://schemas.openxmlformats.org/officeDocument/2006/math" xmlns:v="urn:schemas-microsoft-com:vml" xmlns:wp14="http://schemas.microsoft.com/office/word/2010/wordprocessingDrawing" xmlns:wp="http://schemas.openxmlformats.org/drawingml/2006/wordprocessingDrawing" xmlns:w10="urn:schemas-microsoft-com:office:word" xmlns:w="http://schemas.openxmlformats.org/wordprocessingml/2006/main" xmlns:w14="http://schemas.microsoft.com/office/word/2010/wordml" xmlns:w15="http://schemas.microsoft.com/office/word/2012/wordml" xmlns:w16cex="http://schemas.microsoft.com/office/word/2018/wordml/cex" xmlns:w16cid="http://schemas.microsoft.com/office/word/2016/wordml/cid" xmlns:w16="http://schemas.microsoft.com/office/word/2018/wordml" xmlns:w16du="http://schemas.microsoft.com/office/word/2023/wordml/word16du" xmlns:w16sdtdh="http://schemas.microsoft.com/office/word/2020/wordml/sdtdatahash" xmlns:w16sdtfl="http://schemas.microsoft.com/office/word/2024/wordml/sdtformatlock" xmlns:w16se="http://schemas.microsoft.com/office/word/2015/wordml/symex" xmlns:wpg="http://schemas.microsoft.com/office/word/2010/wordprocessingGroup" xmlns:wpi="http://schemas.microsoft.com/office/word/2010/wordprocessingInk" xmlns:wne="http://schemas.microsoft.com/office/word/2006/wordml" xmlns:wps="http://schemas.microsoft.com/office/word/2010/wordprocessingShape" mc:Ignorable="w14 w15 w16se w16cid w16 w16cex w16sdtdh w16sdtfl w16du wp14">
+<w:ftr xmlns:wpc="http://schemas.microsoft.com/office/word/2010/wordprocessingCanvas" xmlns:cx="http://schemas.microsoft.com/office/drawing/2014/chartex" xmlns:cx1="http://schemas.microsoft.com/office/drawing/2015/9/8/chartex" xmlns:cx2="http://schemas.microsoft.com/office/drawing/2015/10/21/chartex" xmlns:cx3="http://schemas.microsoft.com/office/drawing/2016/5/9/chartex" xmlns:cx4="http://schemas.microsoft.com/office/drawing/2016/5/10/chartex" xmlns:cx5="http://schemas.microsoft.com/office/drawing/2016/5/11/chartex" xmlns:cx6="http://schemas.microsoft.com/office/drawing/2016/5/12/chartex" xmlns:cx7="http://schemas.microsoft.com/office/drawing/2016/5/13/chartex" xmlns:cx8="http://schemas.microsoft.com/office/drawing/2016/5/14/chartex" xmlns:mc="http://schemas.openxmlformats.org/markup-compatibility/2006" xmlns:m="http://schemas.openxmlformats.org/officeDocument/2006/math" xmlns:aink="http://schemas.microsoft.com/office/drawing/2016/ink" xmlns:am3d="http://schemas.microsoft.com/office/drawing/2017/model3d" xmlns:oel="http://schemas.microsoft.com/office/2019/extlst" xmlns:r="http://schemas.openxmlformats.org/officeDocument/2006/relationships" xmlns:wp14="http://schemas.microsoft.com/office/word/2010/wordprocessingDrawing" xmlns:wp="http://schemas.openxmlformats.org/drawingml/2006/wordprocessingDrawing" xmlns:wpg="http://schemas.microsoft.com/office/word/2010/wordprocessingGroup" xmlns:wpi="http://schemas.microsoft.com/office/word/2010/wordprocessingInk" xmlns:wps="http://schemas.microsoft.com/office/word/2010/wordprocessingShape" xmlns:o="urn:schemas-microsoft-com:office:office" xmlns:v="urn:schemas-microsoft-com:vml" xmlns:w10="urn:schemas-microsoft-com:office:word" xmlns:w="http://schemas.openxmlformats.org/wordprocessingml/2006/main" xmlns:w14="http://schemas.microsoft.com/office/word/2010/wordml" xmlns:w15="http://schemas.microsoft.com/office/word/2012/wordml" xmlns:w16cei="http://schemas.microsoft.com/office/word/2026/wordml/cei" xmlns:w16cex="http://schemas.microsoft.com/office/word/2018/wordml/cex" xmlns:w16cid="http://schemas.microsoft.com/office/word/2016/wordml/cid" xmlns:w16="http://schemas.microsoft.com/office/word/2018/wordml" xmlns:w16sdtdh="http://schemas.microsoft.com/office/word/2020/wordml/sdtdatahash" xmlns:w16sdtfl="http://schemas.microsoft.com/office/word/2024/wordml/sdtformatlock" xmlns:w16se="http://schemas.microsoft.com/office/word/2015/wordml/symex" xmlns:w16du="http://schemas.microsoft.com/office/word/2023/wordml/word16du" xmlns:wne="http://schemas.microsoft.com/office/word/2006/wordml" mc:Ignorable="w14 w15 w16se w16cid w16 w16cex w16sdtdh w16sdtfl w16du wp14">
   <w:p>
     <w:pPr>
       <w:pStyle w:val="Pieddepage"/>
@@ -10730,179 +4302,7 @@
         <w:color w:val="8A8F98"/>
         <w:sz w:val="12"/>
       </w:rPr>
-      <w:t xml:space="preserve">La certification </w:t>
-    </w:r>
-    <w:proofErr w:type="spellStart"/>
-    <w:r>
-      <w:rPr>
-        <w:i/>
-        <w:color w:val="8A8F98"/>
-        <w:sz w:val="12"/>
-      </w:rPr>
-      <w:t>qualité</w:t>
-    </w:r>
-    <w:proofErr w:type="spellEnd"/>
-    <w:r>
-      <w:rPr>
-        <w:i/>
-        <w:color w:val="8A8F98"/>
-        <w:sz w:val="12"/>
-      </w:rPr>
-      <w:t xml:space="preserve"> a </w:t>
-    </w:r>
-    <w:proofErr w:type="spellStart"/>
-    <w:r>
-      <w:rPr>
-        <w:i/>
-        <w:color w:val="8A8F98"/>
-        <w:sz w:val="12"/>
-      </w:rPr>
-      <w:t>été</w:t>
-    </w:r>
-    <w:proofErr w:type="spellEnd"/>
-    <w:r>
-      <w:rPr>
-        <w:i/>
-        <w:color w:val="8A8F98"/>
-        <w:sz w:val="12"/>
-      </w:rPr>
-      <w:t xml:space="preserve"> </w:t>
-    </w:r>
-    <w:proofErr w:type="spellStart"/>
-    <w:r>
-      <w:rPr>
-        <w:i/>
-        <w:color w:val="8A8F98"/>
-        <w:sz w:val="12"/>
-      </w:rPr>
-      <w:t>délivrée</w:t>
-    </w:r>
-    <w:proofErr w:type="spellEnd"/>
-    <w:r>
-      <w:rPr>
-        <w:i/>
-        <w:color w:val="8A8F98"/>
-        <w:sz w:val="12"/>
-      </w:rPr>
-      <w:t xml:space="preserve"> au </w:t>
-    </w:r>
-    <w:proofErr w:type="spellStart"/>
-    <w:r>
-      <w:rPr>
-        <w:i/>
-        <w:color w:val="8A8F98"/>
-        <w:sz w:val="12"/>
-      </w:rPr>
-      <w:t>titre</w:t>
-    </w:r>
-    <w:proofErr w:type="spellEnd"/>
-    <w:r>
-      <w:rPr>
-        <w:i/>
-        <w:color w:val="8A8F98"/>
-        <w:sz w:val="12"/>
-      </w:rPr>
-      <w:t xml:space="preserve"> de la </w:t>
-    </w:r>
-    <w:proofErr w:type="spellStart"/>
-    <w:r>
-      <w:rPr>
-        <w:i/>
-        <w:color w:val="8A8F98"/>
-        <w:sz w:val="12"/>
-      </w:rPr>
-      <w:t>ou</w:t>
-    </w:r>
-    <w:proofErr w:type="spellEnd"/>
-    <w:r>
-      <w:rPr>
-        <w:i/>
-        <w:color w:val="8A8F98"/>
-        <w:sz w:val="12"/>
-      </w:rPr>
-      <w:t xml:space="preserve"> des </w:t>
-    </w:r>
-    <w:proofErr w:type="spellStart"/>
-    <w:r>
-      <w:rPr>
-        <w:i/>
-        <w:color w:val="8A8F98"/>
-        <w:sz w:val="12"/>
-      </w:rPr>
-      <w:t>catégories</w:t>
-    </w:r>
-    <w:proofErr w:type="spellEnd"/>
-    <w:r>
-      <w:rPr>
-        <w:i/>
-        <w:color w:val="8A8F98"/>
-        <w:sz w:val="12"/>
-      </w:rPr>
-      <w:t xml:space="preserve"> </w:t>
-    </w:r>
-    <w:proofErr w:type="spellStart"/>
-    <w:r>
-      <w:rPr>
-        <w:i/>
-        <w:color w:val="8A8F98"/>
-        <w:sz w:val="12"/>
-      </w:rPr>
-      <w:t>d’actions</w:t>
-    </w:r>
-    <w:proofErr w:type="spellEnd"/>
-    <w:r>
-      <w:rPr>
-        <w:i/>
-        <w:color w:val="8A8F98"/>
-        <w:sz w:val="12"/>
-      </w:rPr>
-      <w:t xml:space="preserve"> </w:t>
-    </w:r>
-    <w:proofErr w:type="spellStart"/>
-    <w:proofErr w:type="gramStart"/>
-    <w:r>
-      <w:rPr>
-        <w:i/>
-        <w:color w:val="8A8F98"/>
-        <w:sz w:val="12"/>
-      </w:rPr>
-      <w:t>suivantes</w:t>
-    </w:r>
-    <w:proofErr w:type="spellEnd"/>
-    <w:r>
-      <w:rPr>
-        <w:i/>
-        <w:color w:val="8A8F98"/>
-        <w:sz w:val="12"/>
-      </w:rPr>
-      <w:t xml:space="preserve"> :</w:t>
-    </w:r>
-    <w:proofErr w:type="gramEnd"/>
-    <w:r>
-      <w:rPr>
-        <w:i/>
-        <w:color w:val="8A8F98"/>
-        <w:sz w:val="12"/>
-      </w:rPr>
-      <w:t xml:space="preserve"> actions de formation, actions de formation par </w:t>
-    </w:r>
-    <w:proofErr w:type="spellStart"/>
-    <w:r>
-      <w:rPr>
-        <w:i/>
-        <w:color w:val="8A8F98"/>
-        <w:sz w:val="12"/>
-      </w:rPr>
-      <w:t>apprentissage</w:t>
-    </w:r>
-    <w:proofErr w:type="spellEnd"/>
-    <w:r>
-      <w:rPr>
-        <w:i/>
-        <w:color w:val="8A8F98"/>
-        <w:sz w:val="12"/>
-      </w:rPr>
-      <w:t>.</w:t>
+      <w:t>La certification qualité a été délivrée au titre de la ou des catégories d’actions suivantes : actions de formation, actions de formation par apprentissage.</w:t>
     </w:r>
   </w:p>
   <w:p>
@@ -10914,115 +4314,33 @@
         <w:sz w:val="12"/>
       </w:rPr>
     </w:pPr>
-    <w:proofErr w:type="spellStart"/>
     <w:r>
       <w:rPr>
         <w:color w:val="8A8F98"/>
         <w:sz w:val="12"/>
       </w:rPr>
-      <w:t>Autorisation</w:t>
+      <w:t>Autorisation d'exercice CNAPS n°FOR-083-2027-02-08-20200755135</w:t>
     </w:r>
-    <w:proofErr w:type="spellEnd"/>
     <w:r>
       <w:rPr>
         <w:color w:val="8A8F98"/>
         <w:sz w:val="12"/>
       </w:rPr>
-      <w:t xml:space="preserve"> </w:t>
+      <w:br/>
     </w:r>
-    <w:proofErr w:type="spellStart"/>
     <w:r>
       <w:rPr>
         <w:color w:val="8A8F98"/>
         <w:sz w:val="12"/>
       </w:rPr>
-      <w:t>d'exercice</w:t>
-    </w:r>
-    <w:proofErr w:type="spellEnd"/>
-    <w:r>
-      <w:rPr>
-        <w:color w:val="8A8F98"/>
-        <w:sz w:val="12"/>
-      </w:rPr>
-      <w:t xml:space="preserve"> CNAPS n°FOR-083-2027-02-08-20200755135</w:t>
-    </w:r>
-    <w:r>
-      <w:rPr>
-        <w:color w:val="8A8F98"/>
-        <w:sz w:val="12"/>
-      </w:rPr>
-      <w:br/>
-    </w:r>
-    <w:proofErr w:type="spellStart"/>
-    <w:r>
-      <w:rPr>
-        <w:color w:val="8A8F98"/>
-        <w:sz w:val="12"/>
-      </w:rPr>
-      <w:t>Agrément</w:t>
-    </w:r>
-    <w:proofErr w:type="spellEnd"/>
-    <w:r>
-      <w:rPr>
-        <w:color w:val="8A8F98"/>
-        <w:sz w:val="12"/>
-      </w:rPr>
-      <w:t xml:space="preserve"> ADEF </w:t>
-    </w:r>
-    <w:proofErr w:type="gramStart"/>
-    <w:r>
-      <w:rPr>
-        <w:color w:val="8A8F98"/>
-        <w:sz w:val="12"/>
-      </w:rPr>
-      <w:t>APS :</w:t>
-    </w:r>
-    <w:proofErr w:type="gramEnd"/>
-    <w:r>
-      <w:rPr>
-        <w:color w:val="8A8F98"/>
-        <w:sz w:val="12"/>
-      </w:rPr>
-      <w:t xml:space="preserve"> 8320032701 - </w:t>
-    </w:r>
-    <w:proofErr w:type="spellStart"/>
-    <w:r>
-      <w:rPr>
-        <w:color w:val="8A8F98"/>
-        <w:sz w:val="12"/>
-      </w:rPr>
-      <w:t>Agrément</w:t>
-    </w:r>
-    <w:proofErr w:type="spellEnd"/>
-    <w:r>
-      <w:rPr>
-        <w:color w:val="8A8F98"/>
-        <w:sz w:val="12"/>
-      </w:rPr>
-      <w:t xml:space="preserve"> ADEF A3</w:t>
-    </w:r>
-    <w:proofErr w:type="gramStart"/>
-    <w:r>
-      <w:rPr>
-        <w:color w:val="8A8F98"/>
-        <w:sz w:val="12"/>
-      </w:rPr>
-      <w:t>P :</w:t>
-    </w:r>
-    <w:proofErr w:type="gramEnd"/>
-    <w:r>
-      <w:rPr>
-        <w:color w:val="8A8F98"/>
-        <w:sz w:val="12"/>
-      </w:rPr>
-      <w:t xml:space="preserve"> 8320111201</w:t>
+      <w:t>Agrément ADEF APS : 8320032701 - Agrément ADEF A3P : 8320111201</w:t>
     </w:r>
   </w:p>
 </w:ftr>
 </file>
 
 <file path=word/footnotes.xml><?xml version="1.0" encoding="utf-8"?>
-<w:footnotes xmlns:wpc="http://schemas.microsoft.com/office/word/2010/wordprocessingCanvas" xmlns:cx="http://schemas.microsoft.com/office/drawing/2014/chartex" xmlns:cx1="http://schemas.microsoft.com/office/drawing/2015/9/8/chartex" xmlns:cx2="http://schemas.microsoft.com/office/drawing/2015/10/21/chartex" xmlns:cx3="http://schemas.microsoft.com/office/drawing/2016/5/9/chartex" xmlns:cx4="http://schemas.microsoft.com/office/drawing/2016/5/10/chartex" xmlns:cx5="http://schemas.microsoft.com/office/drawing/2016/5/11/chartex" xmlns:cx6="http://schemas.microsoft.com/office/drawing/2016/5/12/chartex" xmlns:cx7="http://schemas.microsoft.com/office/drawing/2016/5/13/chartex" xmlns:cx8="http://schemas.microsoft.com/office/drawing/2016/5/14/chartex" xmlns:mc="http://schemas.openxmlformats.org/markup-compatibility/2006" xmlns:aink="http://schemas.microsoft.com/office/drawing/2016/ink" xmlns:am3d="http://schemas.microsoft.com/office/drawing/2017/model3d" xmlns:o="urn:schemas-microsoft-com:office:office" xmlns:oel="http://schemas.microsoft.com/office/2019/extlst" xmlns:r="http://schemas.openxmlformats.org/officeDocument/2006/relationships" xmlns:m="http://schemas.openxmlformats.org/officeDocument/2006/math" xmlns:v="urn:schemas-microsoft-com:vml" xmlns:wp14="http://schemas.microsoft.com/office/word/2010/wordprocessingDrawing" xmlns:wp="http://schemas.openxmlformats.org/drawingml/2006/wordprocessingDrawing" xmlns:w10="urn:schemas-microsoft-com:office:word" xmlns:w="http://schemas.openxmlformats.org/wordprocessingml/2006/main" xmlns:w14="http://schemas.microsoft.com/office/word/2010/wordml" xmlns:w15="http://schemas.microsoft.com/office/word/2012/wordml" xmlns:w16cex="http://schemas.microsoft.com/office/word/2018/wordml/cex" xmlns:w16cid="http://schemas.microsoft.com/office/word/2016/wordml/cid" xmlns:w16="http://schemas.microsoft.com/office/word/2018/wordml" xmlns:w16du="http://schemas.microsoft.com/office/word/2023/wordml/word16du" xmlns:w16sdtdh="http://schemas.microsoft.com/office/word/2020/wordml/sdtdatahash" xmlns:w16sdtfl="http://schemas.microsoft.com/office/word/2024/wordml/sdtformatlock" xmlns:w16se="http://schemas.microsoft.com/office/word/2015/wordml/symex" xmlns:wpg="http://schemas.microsoft.com/office/word/2010/wordprocessingGroup" xmlns:wpi="http://schemas.microsoft.com/office/word/2010/wordprocessingInk" xmlns:wne="http://schemas.microsoft.com/office/word/2006/wordml" xmlns:wps="http://schemas.microsoft.com/office/word/2010/wordprocessingShape" mc:Ignorable="w14 w15 w16se w16cid w16 w16cex w16sdtdh w16sdtfl w16du wp14">
+<w:footnotes xmlns:wpc="http://schemas.microsoft.com/office/word/2010/wordprocessingCanvas" xmlns:cx="http://schemas.microsoft.com/office/drawing/2014/chartex" xmlns:cx1="http://schemas.microsoft.com/office/drawing/2015/9/8/chartex" xmlns:cx2="http://schemas.microsoft.com/office/drawing/2015/10/21/chartex" xmlns:cx3="http://schemas.microsoft.com/office/drawing/2016/5/9/chartex" xmlns:cx4="http://schemas.microsoft.com/office/drawing/2016/5/10/chartex" xmlns:cx5="http://schemas.microsoft.com/office/drawing/2016/5/11/chartex" xmlns:cx6="http://schemas.microsoft.com/office/drawing/2016/5/12/chartex" xmlns:cx7="http://schemas.microsoft.com/office/drawing/2016/5/13/chartex" xmlns:cx8="http://schemas.microsoft.com/office/drawing/2016/5/14/chartex" xmlns:mc="http://schemas.openxmlformats.org/markup-compatibility/2006" xmlns:m="http://schemas.openxmlformats.org/officeDocument/2006/math" xmlns:aink="http://schemas.microsoft.com/office/drawing/2016/ink" xmlns:am3d="http://schemas.microsoft.com/office/drawing/2017/model3d" xmlns:oel="http://schemas.microsoft.com/office/2019/extlst" xmlns:r="http://schemas.openxmlformats.org/officeDocument/2006/relationships" xmlns:wp14="http://schemas.microsoft.com/office/word/2010/wordprocessingDrawing" xmlns:wp="http://schemas.openxmlformats.org/drawingml/2006/wordprocessingDrawing" xmlns:wpg="http://schemas.microsoft.com/office/word/2010/wordprocessingGroup" xmlns:wpi="http://schemas.microsoft.com/office/word/2010/wordprocessingInk" xmlns:wps="http://schemas.microsoft.com/office/word/2010/wordprocessingShape" xmlns:o="urn:schemas-microsoft-com:office:office" xmlns:v="urn:schemas-microsoft-com:vml" xmlns:w10="urn:schemas-microsoft-com:office:word" xmlns:w="http://schemas.openxmlformats.org/wordprocessingml/2006/main" xmlns:w14="http://schemas.microsoft.com/office/word/2010/wordml" xmlns:w15="http://schemas.microsoft.com/office/word/2012/wordml" xmlns:w16cei="http://schemas.microsoft.com/office/word/2026/wordml/cei" xmlns:w16cex="http://schemas.microsoft.com/office/word/2018/wordml/cex" xmlns:w16cid="http://schemas.microsoft.com/office/word/2016/wordml/cid" xmlns:w16="http://schemas.microsoft.com/office/word/2018/wordml" xmlns:w16sdtdh="http://schemas.microsoft.com/office/word/2020/wordml/sdtdatahash" xmlns:w16sdtfl="http://schemas.microsoft.com/office/word/2024/wordml/sdtformatlock" xmlns:w16se="http://schemas.microsoft.com/office/word/2015/wordml/symex" xmlns:w16du="http://schemas.microsoft.com/office/word/2023/wordml/word16du" xmlns:wne="http://schemas.microsoft.com/office/word/2006/wordml" mc:Ignorable="w14 w15 w16se w16cid w16 w16cex w16sdtdh w16sdtfl w16du wp14">
   <w:footnote w:type="separator" w:id="-1">
     <w:p>
       <w:pPr>
@@ -11047,7 +4365,7 @@
 </file>
 
 <file path=word/header1.xml><?xml version="1.0" encoding="utf-8"?>
-<w:hdr xmlns:wpc="http://schemas.microsoft.com/office/word/2010/wordprocessingCanvas" xmlns:cx="http://schemas.microsoft.com/office/drawing/2014/chartex" xmlns:cx1="http://schemas.microsoft.com/office/drawing/2015/9/8/chartex" xmlns:cx2="http://schemas.microsoft.com/office/drawing/2015/10/21/chartex" xmlns:cx3="http://schemas.microsoft.com/office/drawing/2016/5/9/chartex" xmlns:cx4="http://schemas.microsoft.com/office/drawing/2016/5/10/chartex" xmlns:cx5="http://schemas.microsoft.com/office/drawing/2016/5/11/chartex" xmlns:cx6="http://schemas.microsoft.com/office/drawing/2016/5/12/chartex" xmlns:cx7="http://schemas.microsoft.com/office/drawing/2016/5/13/chartex" xmlns:cx8="http://schemas.microsoft.com/office/drawing/2016/5/14/chartex" xmlns:mc="http://schemas.openxmlformats.org/markup-compatibility/2006" xmlns:aink="http://schemas.microsoft.com/office/drawing/2016/ink" xmlns:am3d="http://schemas.microsoft.com/office/drawing/2017/model3d" xmlns:o="urn:schemas-microsoft-com:office:office" xmlns:oel="http://schemas.microsoft.com/office/2019/extlst" xmlns:r="http://schemas.openxmlformats.org/officeDocument/2006/relationships" xmlns:m="http://schemas.openxmlformats.org/officeDocument/2006/math" xmlns:v="urn:schemas-microsoft-com:vml" xmlns:wp14="http://schemas.microsoft.com/office/word/2010/wordprocessingDrawing" xmlns:wp="http://schemas.openxmlformats.org/drawingml/2006/wordprocessingDrawing" xmlns:w10="urn:schemas-microsoft-com:office:word" xmlns:w="http://schemas.openxmlformats.org/wordprocessingml/2006/main" xmlns:w14="http://schemas.microsoft.com/office/word/2010/wordml" xmlns:w15="http://schemas.microsoft.com/office/word/2012/wordml" xmlns:w16cex="http://schemas.microsoft.com/office/word/2018/wordml/cex" xmlns:w16cid="http://schemas.microsoft.com/office/word/2016/wordml/cid" xmlns:w16="http://schemas.microsoft.com/office/word/2018/wordml" xmlns:w16du="http://schemas.microsoft.com/office/word/2023/wordml/word16du" xmlns:w16sdtdh="http://schemas.microsoft.com/office/word/2020/wordml/sdtdatahash" xmlns:w16sdtfl="http://schemas.microsoft.com/office/word/2024/wordml/sdtformatlock" xmlns:w16se="http://schemas.microsoft.com/office/word/2015/wordml/symex" xmlns:wpg="http://schemas.microsoft.com/office/word/2010/wordprocessingGroup" xmlns:wpi="http://schemas.microsoft.com/office/word/2010/wordprocessingInk" xmlns:wne="http://schemas.microsoft.com/office/word/2006/wordml" xmlns:wps="http://schemas.microsoft.com/office/word/2010/wordprocessingShape" mc:Ignorable="w14 w15 w16se w16cid w16 w16cex w16sdtdh w16sdtfl w16du wp14">
+<w:hdr xmlns:wpc="http://schemas.microsoft.com/office/word/2010/wordprocessingCanvas" xmlns:cx="http://schemas.microsoft.com/office/drawing/2014/chartex" xmlns:cx1="http://schemas.microsoft.com/office/drawing/2015/9/8/chartex" xmlns:cx2="http://schemas.microsoft.com/office/drawing/2015/10/21/chartex" xmlns:cx3="http://schemas.microsoft.com/office/drawing/2016/5/9/chartex" xmlns:cx4="http://schemas.microsoft.com/office/drawing/2016/5/10/chartex" xmlns:cx5="http://schemas.microsoft.com/office/drawing/2016/5/11/chartex" xmlns:cx6="http://schemas.microsoft.com/office/drawing/2016/5/12/chartex" xmlns:cx7="http://schemas.microsoft.com/office/drawing/2016/5/13/chartex" xmlns:cx8="http://schemas.microsoft.com/office/drawing/2016/5/14/chartex" xmlns:mc="http://schemas.openxmlformats.org/markup-compatibility/2006" xmlns:m="http://schemas.openxmlformats.org/officeDocument/2006/math" xmlns:aink="http://schemas.microsoft.com/office/drawing/2016/ink" xmlns:am3d="http://schemas.microsoft.com/office/drawing/2017/model3d" xmlns:oel="http://schemas.microsoft.com/office/2019/extlst" xmlns:r="http://schemas.openxmlformats.org/officeDocument/2006/relationships" xmlns:wp14="http://schemas.microsoft.com/office/word/2010/wordprocessingDrawing" xmlns:wp="http://schemas.openxmlformats.org/drawingml/2006/wordprocessingDrawing" xmlns:wpg="http://schemas.microsoft.com/office/word/2010/wordprocessingGroup" xmlns:wpi="http://schemas.microsoft.com/office/word/2010/wordprocessingInk" xmlns:wps="http://schemas.microsoft.com/office/word/2010/wordprocessingShape" xmlns:o="urn:schemas-microsoft-com:office:office" xmlns:v="urn:schemas-microsoft-com:vml" xmlns:w10="urn:schemas-microsoft-com:office:word" xmlns:w="http://schemas.openxmlformats.org/wordprocessingml/2006/main" xmlns:w14="http://schemas.microsoft.com/office/word/2010/wordml" xmlns:w15="http://schemas.microsoft.com/office/word/2012/wordml" xmlns:w16cei="http://schemas.microsoft.com/office/word/2026/wordml/cei" xmlns:w16cex="http://schemas.microsoft.com/office/word/2018/wordml/cex" xmlns:w16cid="http://schemas.microsoft.com/office/word/2016/wordml/cid" xmlns:w16="http://schemas.microsoft.com/office/word/2018/wordml" xmlns:w16sdtdh="http://schemas.microsoft.com/office/word/2020/wordml/sdtdatahash" xmlns:w16sdtfl="http://schemas.microsoft.com/office/word/2024/wordml/sdtformatlock" xmlns:w16se="http://schemas.microsoft.com/office/word/2015/wordml/symex" xmlns:w16du="http://schemas.microsoft.com/office/word/2023/wordml/word16du" xmlns:wne="http://schemas.microsoft.com/office/word/2006/wordml" mc:Ignorable="w14 w15 w16se w16cid w16 w16cex w16sdtdh w16sdtfl w16du wp14">
   <w:p>
     <w:pPr>
       <w:pStyle w:val="En-tte"/>
@@ -11113,7 +4431,7 @@
 </file>
 
 <file path=word/numbering.xml><?xml version="1.0" encoding="utf-8"?>
-<w:numbering xmlns:wpc="http://schemas.microsoft.com/office/word/2010/wordprocessingCanvas" xmlns:cx="http://schemas.microsoft.com/office/drawing/2014/chartex" xmlns:cx1="http://schemas.microsoft.com/office/drawing/2015/9/8/chartex" xmlns:cx2="http://schemas.microsoft.com/office/drawing/2015/10/21/chartex" xmlns:cx3="http://schemas.microsoft.com/office/drawing/2016/5/9/chartex" xmlns:cx4="http://schemas.microsoft.com/office/drawing/2016/5/10/chartex" xmlns:cx5="http://schemas.microsoft.com/office/drawing/2016/5/11/chartex" xmlns:cx6="http://schemas.microsoft.com/office/drawing/2016/5/12/chartex" xmlns:cx7="http://schemas.microsoft.com/office/drawing/2016/5/13/chartex" xmlns:cx8="http://schemas.microsoft.com/office/drawing/2016/5/14/chartex" xmlns:mc="http://schemas.openxmlformats.org/markup-compatibility/2006" xmlns:aink="http://schemas.microsoft.com/office/drawing/2016/ink" xmlns:am3d="http://schemas.microsoft.com/office/drawing/2017/model3d" xmlns:o="urn:schemas-microsoft-com:office:office" xmlns:oel="http://schemas.microsoft.com/office/2019/extlst" xmlns:r="http://schemas.openxmlformats.org/officeDocument/2006/relationships" xmlns:m="http://schemas.openxmlformats.org/officeDocument/2006/math" xmlns:v="urn:schemas-microsoft-com:vml" xmlns:wp14="http://schemas.microsoft.com/office/word/2010/wordprocessingDrawing" xmlns:wp="http://schemas.openxmlformats.org/drawingml/2006/wordprocessingDrawing" xmlns:w10="urn:schemas-microsoft-com:office:word" xmlns:w="http://schemas.openxmlformats.org/wordprocessingml/2006/main" xmlns:w14="http://schemas.microsoft.com/office/word/2010/wordml" xmlns:w15="http://schemas.microsoft.com/office/word/2012/wordml" xmlns:w16cex="http://schemas.microsoft.com/office/word/2018/wordml/cex" xmlns:w16cid="http://schemas.microsoft.com/office/word/2016/wordml/cid" xmlns:w16="http://schemas.microsoft.com/office/word/2018/wordml" xmlns:w16du="http://schemas.microsoft.com/office/word/2023/wordml/word16du" xmlns:w16sdtdh="http://schemas.microsoft.com/office/word/2020/wordml/sdtdatahash" xmlns:w16sdtfl="http://schemas.microsoft.com/office/word/2024/wordml/sdtformatlock" xmlns:w16se="http://schemas.microsoft.com/office/word/2015/wordml/symex" xmlns:wpg="http://schemas.microsoft.com/office/word/2010/wordprocessingGroup" xmlns:wpi="http://schemas.microsoft.com/office/word/2010/wordprocessingInk" xmlns:wne="http://schemas.microsoft.com/office/word/2006/wordml" xmlns:wps="http://schemas.microsoft.com/office/word/2010/wordprocessingShape" mc:Ignorable="w14 w15 w16se w16cid w16 w16cex w16sdtdh w16sdtfl w16du wp14">
+<w:numbering xmlns:wpc="http://schemas.microsoft.com/office/word/2010/wordprocessingCanvas" xmlns:cx="http://schemas.microsoft.com/office/drawing/2014/chartex" xmlns:cx1="http://schemas.microsoft.com/office/drawing/2015/9/8/chartex" xmlns:cx2="http://schemas.microsoft.com/office/drawing/2015/10/21/chartex" xmlns:cx3="http://schemas.microsoft.com/office/drawing/2016/5/9/chartex" xmlns:cx4="http://schemas.microsoft.com/office/drawing/2016/5/10/chartex" xmlns:cx5="http://schemas.microsoft.com/office/drawing/2016/5/11/chartex" xmlns:cx6="http://schemas.microsoft.com/office/drawing/2016/5/12/chartex" xmlns:cx7="http://schemas.microsoft.com/office/drawing/2016/5/13/chartex" xmlns:cx8="http://schemas.microsoft.com/office/drawing/2016/5/14/chartex" xmlns:mc="http://schemas.openxmlformats.org/markup-compatibility/2006" xmlns:m="http://schemas.openxmlformats.org/officeDocument/2006/math" xmlns:aink="http://schemas.microsoft.com/office/drawing/2016/ink" xmlns:am3d="http://schemas.microsoft.com/office/drawing/2017/model3d" xmlns:oel="http://schemas.microsoft.com/office/2019/extlst" xmlns:r="http://schemas.openxmlformats.org/officeDocument/2006/relationships" xmlns:wp14="http://schemas.microsoft.com/office/word/2010/wordprocessingDrawing" xmlns:wp="http://schemas.openxmlformats.org/drawingml/2006/wordprocessingDrawing" xmlns:wpg="http://schemas.microsoft.com/office/word/2010/wordprocessingGroup" xmlns:wpi="http://schemas.microsoft.com/office/word/2010/wordprocessingInk" xmlns:wps="http://schemas.microsoft.com/office/word/2010/wordprocessingShape" xmlns:o="urn:schemas-microsoft-com:office:office" xmlns:v="urn:schemas-microsoft-com:vml" xmlns:w10="urn:schemas-microsoft-com:office:word" xmlns:w="http://schemas.openxmlformats.org/wordprocessingml/2006/main" xmlns:w14="http://schemas.microsoft.com/office/word/2010/wordml" xmlns:w15="http://schemas.microsoft.com/office/word/2012/wordml" xmlns:w16cei="http://schemas.microsoft.com/office/word/2026/wordml/cei" xmlns:w16cex="http://schemas.microsoft.com/office/word/2018/wordml/cex" xmlns:w16cid="http://schemas.microsoft.com/office/word/2016/wordml/cid" xmlns:w16="http://schemas.microsoft.com/office/word/2018/wordml" xmlns:w16sdtdh="http://schemas.microsoft.com/office/word/2020/wordml/sdtdatahash" xmlns:w16sdtfl="http://schemas.microsoft.com/office/word/2024/wordml/sdtformatlock" xmlns:w16se="http://schemas.microsoft.com/office/word/2015/wordml/symex" xmlns:w16du="http://schemas.microsoft.com/office/word/2023/wordml/word16du" xmlns:wne="http://schemas.microsoft.com/office/word/2006/wordml" mc:Ignorable="w14 w15 w16se w16cid w16 w16cex w16sdtdh w16sdtfl w16du wp14">
   <w:abstractNum w:abstractNumId="0" w15:restartNumberingAfterBreak="0">
     <w:nsid w:val="FFFFFF7C"/>
     <w:multiLevelType w:val="singleLevel"/>
@@ -11316,7 +4634,7 @@
 </file>
 
 <file path=word/styles.xml><?xml version="1.0" encoding="utf-8"?>
-<w:styles xmlns:mc="http://schemas.openxmlformats.org/markup-compatibility/2006" xmlns:r="http://schemas.openxmlformats.org/officeDocument/2006/relationships" xmlns:w="http://schemas.openxmlformats.org/wordprocessingml/2006/main" xmlns:w14="http://schemas.microsoft.com/office/word/2010/wordml" xmlns:w15="http://schemas.microsoft.com/office/word/2012/wordml" xmlns:w16cex="http://schemas.microsoft.com/office/word/2018/wordml/cex" xmlns:w16cid="http://schemas.microsoft.com/office/word/2016/wordml/cid" xmlns:w16="http://schemas.microsoft.com/office/word/2018/wordml" xmlns:w16du="http://schemas.microsoft.com/office/word/2023/wordml/word16du" xmlns:w16sdtdh="http://schemas.microsoft.com/office/word/2020/wordml/sdtdatahash" xmlns:w16sdtfl="http://schemas.microsoft.com/office/word/2024/wordml/sdtformatlock" xmlns:w16se="http://schemas.microsoft.com/office/word/2015/wordml/symex" mc:Ignorable="w14 w15 w16se w16cid w16 w16cex w16sdtdh w16sdtfl w16du">
+<w:styles xmlns:mc="http://schemas.openxmlformats.org/markup-compatibility/2006" xmlns:r="http://schemas.openxmlformats.org/officeDocument/2006/relationships" xmlns:w="http://schemas.openxmlformats.org/wordprocessingml/2006/main" xmlns:w14="http://schemas.microsoft.com/office/word/2010/wordml" xmlns:w15="http://schemas.microsoft.com/office/word/2012/wordml" xmlns:w16cex="http://schemas.microsoft.com/office/word/2018/wordml/cex" xmlns:w16cid="http://schemas.microsoft.com/office/word/2016/wordml/cid" xmlns:w16="http://schemas.microsoft.com/office/word/2018/wordml" xmlns:w16sdtdh="http://schemas.microsoft.com/office/word/2020/wordml/sdtdatahash" xmlns:w16sdtfl="http://schemas.microsoft.com/office/word/2024/wordml/sdtformatlock" xmlns:w16se="http://schemas.microsoft.com/office/word/2015/wordml/symex" xmlns:w16du="http://schemas.microsoft.com/office/word/2023/wordml/word16du" mc:Ignorable="w14 w15 w16se w16cid w16 w16cex w16sdtdh w16sdtfl w16du">
   <w:docDefaults>
     <w:rPrDefault>
       <w:rPr>
